--- a/00-首页/题组Word/阶段测试卷/化学原理阶段测试卷-答案.docx
+++ b/00-首页/题组Word/阶段测试卷/化学原理阶段测试卷-答案.docx
@@ -3356,241 +3356,241 @@
       <w:r>
         <w:rPr>
           <w:rStyle w:val="VerbatimChar"/>
-          <w:rFonts w:ascii="Times New Roman" w:hAnsi="Times New Roman" w:eastAsia="Times New Roman" w:cs="Times New Roman"/>
+          <w:rFonts w:ascii="SimSun" w:hAnsi="SimSun" w:eastAsia="SimSun" w:cs="SimSun"/>
         </w:rPr>
         <w:t xml:space="preserve">const name = dv.current().file.name;</w:t>
       </w:r>
       <w:r>
         <w:rPr>
-          <w:rFonts w:ascii="Times New Roman" w:hAnsi="Times New Roman" w:eastAsia="Times New Roman" w:cs="Times New Roman"/>
+          <w:rFonts w:ascii="SimSun" w:hAnsi="SimSun" w:eastAsia="SimSun" w:cs="SimSun"/>
         </w:rPr>
         <w:br/>
       </w:r>
       <w:r>
         <w:rPr>
           <w:rStyle w:val="VerbatimChar"/>
-          <w:rFonts w:ascii="Times New Roman" w:hAnsi="Times New Roman" w:eastAsia="Times New Roman" w:cs="Times New Roman"/>
+          <w:rFonts w:ascii="SimSun" w:hAnsi="SimSun" w:eastAsia="SimSun" w:cs="SimSun"/>
         </w:rPr>
         <w:t xml:space="preserve">const m = </w:t>
       </w:r>
       <w:r>
         <w:rPr>
           <w:rStyle w:val="VerbatimChar"/>
-          <w:rFonts w:hint="eastAsia" w:ascii="Times New Roman" w:hAnsi="Times New Roman" w:eastAsia="Times New Roman" w:cs="Times New Roman"/>
+          <w:rFonts w:hint="eastAsia" w:ascii="SimSun" w:hAnsi="SimSun" w:eastAsia="SimSun" w:cs="SimSun"/>
         </w:rPr>
         <w:t>name.match(/^(</w:t>
       </w:r>
       <w:r>
         <w:rPr>
           <w:rStyle w:val="VerbatimChar"/>
-          <w:rFonts w:hint="eastAsia" w:ascii="Times New Roman" w:hAnsi="Times New Roman" w:eastAsia="FangSong" w:cs="Times New Roman"/>
+          <w:rFonts w:hint="eastAsia" w:ascii="SimSun" w:hAnsi="SimSun" w:eastAsia="SimSun" w:cs="SimSun"/>
         </w:rPr>
         <w:t>题</w:t>
       </w:r>
       <w:r>
         <w:rPr>
           <w:rStyle w:val="VerbatimChar"/>
-          <w:rFonts w:hint="eastAsia" w:ascii="Times New Roman" w:hAnsi="Times New Roman" w:eastAsia="Times New Roman" w:cs="Times New Roman"/>
+          <w:rFonts w:hint="eastAsia" w:ascii="SimSun" w:hAnsi="SimSun" w:eastAsia="SimSun" w:cs="SimSun"/>
         </w:rPr>
         <w:t>-\d+b?-\d+-)\d+-/);</w:t>
       </w:r>
       <w:r>
         <w:rPr>
-          <w:rFonts w:ascii="Times New Roman" w:hAnsi="Times New Roman" w:eastAsia="Times New Roman" w:cs="Times New Roman"/>
+          <w:rFonts w:ascii="SimSun" w:hAnsi="SimSun" w:eastAsia="SimSun" w:cs="SimSun"/>
         </w:rPr>
         <w:br/>
       </w:r>
       <w:r>
         <w:rPr>
           <w:rStyle w:val="VerbatimChar"/>
-          <w:rFonts w:ascii="Times New Roman" w:hAnsi="Times New Roman" w:eastAsia="Times New Roman" w:cs="Times New Roman"/>
+          <w:rFonts w:ascii="SimSun" w:hAnsi="SimSun" w:eastAsia="SimSun" w:cs="SimSun"/>
         </w:rPr>
         <w:t xml:space="preserve">if (m) {</w:t>
       </w:r>
       <w:r>
         <w:rPr>
-          <w:rFonts w:ascii="Times New Roman" w:hAnsi="Times New Roman" w:eastAsia="Times New Roman" w:cs="Times New Roman"/>
+          <w:rFonts w:ascii="SimSun" w:hAnsi="SimSun" w:eastAsia="SimSun" w:cs="SimSun"/>
         </w:rPr>
         <w:br/>
       </w:r>
       <w:r>
         <w:rPr>
           <w:rStyle w:val="VerbatimChar"/>
-          <w:rFonts w:ascii="Times New Roman" w:hAnsi="Times New Roman" w:eastAsia="Times New Roman" w:cs="Times New Roman"/>
+          <w:rFonts w:ascii="SimSun" w:hAnsi="SimSun" w:eastAsia="SimSun" w:cs="SimSun"/>
         </w:rPr>
         <w:t xml:space="preserve">  const prefix = m[1];</w:t>
       </w:r>
       <w:r>
         <w:rPr>
-          <w:rFonts w:ascii="Times New Roman" w:hAnsi="Times New Roman" w:eastAsia="Times New Roman" w:cs="Times New Roman"/>
+          <w:rFonts w:ascii="SimSun" w:hAnsi="SimSun" w:eastAsia="SimSun" w:cs="SimSun"/>
         </w:rPr>
         <w:br/>
       </w:r>
       <w:r>
         <w:rPr>
           <w:rStyle w:val="VerbatimChar"/>
-          <w:rFonts w:ascii="Times New Roman" w:hAnsi="Times New Roman" w:eastAsia="Times New Roman" w:cs="Times New Roman"/>
+          <w:rFonts w:ascii="SimSun" w:hAnsi="SimSun" w:eastAsia="SimSun" w:cs="SimSun"/>
         </w:rPr>
         <w:t xml:space="preserve">  const pages = </w:t>
       </w:r>
       <w:r>
         <w:rPr>
           <w:rStyle w:val="VerbatimChar"/>
-          <w:rFonts w:hint="eastAsia" w:ascii="Times New Roman" w:hAnsi="Times New Roman" w:eastAsia="Times New Roman" w:cs="Times New Roman"/>
+          <w:rFonts w:hint="eastAsia" w:ascii="SimSun" w:hAnsi="SimSun" w:eastAsia="SimSun" w:cs="SimSun"/>
         </w:rPr>
         <w:t>dv.pages('"04-</w:t>
       </w:r>
       <w:r>
         <w:rPr>
           <w:rStyle w:val="VerbatimChar"/>
-          <w:rFonts w:hint="eastAsia" w:ascii="Times New Roman" w:hAnsi="Times New Roman" w:eastAsia="FangSong" w:cs="Times New Roman"/>
+          <w:rFonts w:hint="eastAsia" w:ascii="SimSun" w:hAnsi="SimSun" w:eastAsia="SimSun" w:cs="SimSun"/>
         </w:rPr>
         <w:t>题库</w:t>
       </w:r>
       <w:r>
         <w:rPr>
           <w:rStyle w:val="VerbatimChar"/>
-          <w:rFonts w:hint="eastAsia" w:ascii="Times New Roman" w:hAnsi="Times New Roman" w:eastAsia="Times New Roman" w:cs="Times New Roman"/>
+          <w:rFonts w:hint="eastAsia" w:ascii="SimSun" w:hAnsi="SimSun" w:eastAsia="SimSun" w:cs="SimSun"/>
         </w:rPr>
         <w:t>/</w:t>
       </w:r>
       <w:r>
         <w:rPr>
           <w:rStyle w:val="VerbatimChar"/>
-          <w:rFonts w:hint="eastAsia" w:ascii="Times New Roman" w:hAnsi="Times New Roman" w:eastAsia="FangSong" w:cs="Times New Roman"/>
+          <w:rFonts w:hint="eastAsia" w:ascii="SimSun" w:hAnsi="SimSun" w:eastAsia="SimSun" w:cs="SimSun"/>
         </w:rPr>
         <w:t>真题</w:t>
       </w:r>
       <w:r>
         <w:rPr>
           <w:rStyle w:val="VerbatimChar"/>
-          <w:rFonts w:hint="eastAsia" w:ascii="Times New Roman" w:hAnsi="Times New Roman" w:eastAsia="Times New Roman" w:cs="Times New Roman"/>
+          <w:rFonts w:hint="eastAsia" w:ascii="SimSun" w:hAnsi="SimSun" w:eastAsia="SimSun" w:cs="SimSun"/>
         </w:rPr>
         <w:t>"')</w:t>
       </w:r>
       <w:r>
         <w:rPr>
-          <w:rFonts w:ascii="Times New Roman" w:hAnsi="Times New Roman" w:eastAsia="Times New Roman" w:cs="Times New Roman"/>
+          <w:rFonts w:ascii="SimSun" w:hAnsi="SimSun" w:eastAsia="SimSun" w:cs="SimSun"/>
         </w:rPr>
         <w:br/>
       </w:r>
       <w:r>
         <w:rPr>
           <w:rStyle w:val="VerbatimChar"/>
-          <w:rFonts w:ascii="Times New Roman" w:hAnsi="Times New Roman" w:eastAsia="Times New Roman" w:cs="Times New Roman"/>
+          <w:rFonts w:ascii="SimSun" w:hAnsi="SimSun" w:eastAsia="SimSun" w:cs="SimSun"/>
         </w:rPr>
         <w:t xml:space="preserve">    .where(p =&gt; p.file.name.startsWith(prefix) &amp;&amp; p.file.name !== name)</w:t>
       </w:r>
       <w:r>
         <w:rPr>
-          <w:rFonts w:ascii="Times New Roman" w:hAnsi="Times New Roman" w:eastAsia="Times New Roman" w:cs="Times New Roman"/>
+          <w:rFonts w:ascii="SimSun" w:hAnsi="SimSun" w:eastAsia="SimSun" w:cs="SimSun"/>
         </w:rPr>
         <w:br/>
       </w:r>
       <w:r>
         <w:rPr>
           <w:rStyle w:val="VerbatimChar"/>
-          <w:rFonts w:ascii="Times New Roman" w:hAnsi="Times New Roman" w:eastAsia="Times New Roman" w:cs="Times New Roman"/>
+          <w:rFonts w:ascii="SimSun" w:hAnsi="SimSun" w:eastAsia="SimSun" w:cs="SimSun"/>
         </w:rPr>
         <w:t xml:space="preserve">    .sort(p =&gt; parseInt(p.file.name.match(/-(\d+)-/)[1]));</w:t>
       </w:r>
       <w:r>
         <w:rPr>
-          <w:rFonts w:ascii="Times New Roman" w:hAnsi="Times New Roman" w:eastAsia="Times New Roman" w:cs="Times New Roman"/>
+          <w:rFonts w:ascii="SimSun" w:hAnsi="SimSun" w:eastAsia="SimSun" w:cs="SimSun"/>
         </w:rPr>
         <w:br/>
       </w:r>
       <w:r>
         <w:rPr>
           <w:rStyle w:val="VerbatimChar"/>
-          <w:rFonts w:ascii="Times New Roman" w:hAnsi="Times New Roman" w:eastAsia="Times New Roman" w:cs="Times New Roman"/>
+          <w:rFonts w:ascii="SimSun" w:hAnsi="SimSun" w:eastAsia="SimSun" w:cs="SimSun"/>
         </w:rPr>
         <w:t xml:space="preserve">  if (pages.length) {</w:t>
       </w:r>
       <w:r>
         <w:rPr>
-          <w:rFonts w:ascii="Times New Roman" w:hAnsi="Times New Roman" w:eastAsia="Times New Roman" w:cs="Times New Roman"/>
+          <w:rFonts w:ascii="SimSun" w:hAnsi="SimSun" w:eastAsia="SimSun" w:cs="SimSun"/>
         </w:rPr>
         <w:br/>
       </w:r>
       <w:r>
         <w:rPr>
           <w:rStyle w:val="VerbatimChar"/>
-          <w:rFonts w:ascii="Times New Roman" w:hAnsi="Times New Roman" w:eastAsia="Times New Roman" w:cs="Times New Roman"/>
+          <w:rFonts w:ascii="SimSun" w:hAnsi="SimSun" w:eastAsia="SimSun" w:cs="SimSun"/>
         </w:rPr>
         <w:t xml:space="preserve">    dv.header(4, </w:t>
       </w:r>
       <w:r>
         <w:rPr>
           <w:rStyle w:val="VerbatimChar"/>
-          <w:rFonts w:hint="eastAsia" w:ascii="Times New Roman" w:hAnsi="Times New Roman" w:eastAsia="Times New Roman" w:cs="Times New Roman"/>
+          <w:rFonts w:hint="eastAsia" w:ascii="SimSun" w:hAnsi="SimSun" w:eastAsia="SimSun" w:cs="SimSun"/>
         </w:rPr>
         <w:t>"</w:t>
       </w:r>
       <w:r>
         <w:rPr>
           <w:rStyle w:val="VerbatimChar"/>
-          <w:rFonts w:hint="eastAsia" w:ascii="Times New Roman" w:hAnsi="Times New Roman" w:eastAsia="FangSong" w:cs="Times New Roman"/>
+          <w:rFonts w:hint="eastAsia" w:ascii="SimSun" w:hAnsi="SimSun" w:eastAsia="SimSun" w:cs="SimSun"/>
         </w:rPr>
         <w:t>同大题小问</w:t>
       </w:r>
       <w:r>
         <w:rPr>
           <w:rStyle w:val="VerbatimChar"/>
-          <w:rFonts w:hint="eastAsia" w:ascii="Times New Roman" w:hAnsi="Times New Roman" w:eastAsia="Times New Roman" w:cs="Times New Roman"/>
+          <w:rFonts w:hint="eastAsia" w:ascii="SimSun" w:hAnsi="SimSun" w:eastAsia="SimSun" w:cs="SimSun"/>
         </w:rPr>
         <w:t>（</w:t>
       </w:r>
       <w:r>
         <w:rPr>
           <w:rStyle w:val="VerbatimChar"/>
-          <w:rFonts w:hint="eastAsia" w:ascii="Times New Roman" w:hAnsi="Times New Roman" w:eastAsia="FangSong" w:cs="Times New Roman"/>
+          <w:rFonts w:hint="eastAsia" w:ascii="SimSun" w:hAnsi="SimSun" w:eastAsia="SimSun" w:cs="SimSun"/>
         </w:rPr>
         <w:t>按序</w:t>
       </w:r>
       <w:r>
         <w:rPr>
           <w:rStyle w:val="VerbatimChar"/>
-          <w:rFonts w:hint="eastAsia" w:ascii="Times New Roman" w:hAnsi="Times New Roman" w:eastAsia="Times New Roman" w:cs="Times New Roman"/>
+          <w:rFonts w:hint="eastAsia" w:ascii="SimSun" w:hAnsi="SimSun" w:eastAsia="SimSun" w:cs="SimSun"/>
         </w:rPr>
         <w:t>）");</w:t>
       </w:r>
       <w:r>
         <w:rPr>
-          <w:rFonts w:ascii="Times New Roman" w:hAnsi="Times New Roman" w:eastAsia="Times New Roman" w:cs="Times New Roman"/>
+          <w:rFonts w:ascii="SimSun" w:hAnsi="SimSun" w:eastAsia="SimSun" w:cs="SimSun"/>
         </w:rPr>
         <w:br/>
       </w:r>
       <w:r>
         <w:rPr>
           <w:rStyle w:val="VerbatimChar"/>
-          <w:rFonts w:ascii="Times New Roman" w:hAnsi="Times New Roman" w:eastAsia="Times New Roman" w:cs="Times New Roman"/>
+          <w:rFonts w:ascii="SimSun" w:hAnsi="SimSun" w:eastAsia="SimSun" w:cs="SimSun"/>
         </w:rPr>
         <w:t xml:space="preserve">    dv.list(pages.map(p =&gt; p.file.link));</w:t>
       </w:r>
       <w:r>
         <w:rPr>
-          <w:rFonts w:ascii="Times New Roman" w:hAnsi="Times New Roman" w:eastAsia="Times New Roman" w:cs="Times New Roman"/>
+          <w:rFonts w:ascii="SimSun" w:hAnsi="SimSun" w:eastAsia="SimSun" w:cs="SimSun"/>
         </w:rPr>
         <w:br/>
       </w:r>
       <w:r>
         <w:rPr>
           <w:rStyle w:val="VerbatimChar"/>
-          <w:rFonts w:ascii="Times New Roman" w:hAnsi="Times New Roman" w:eastAsia="Times New Roman" w:cs="Times New Roman"/>
+          <w:rFonts w:ascii="SimSun" w:hAnsi="SimSun" w:eastAsia="SimSun" w:cs="SimSun"/>
         </w:rPr>
         <w:t xml:space="preserve">  }</w:t>
       </w:r>
       <w:r>
         <w:rPr>
-          <w:rFonts w:ascii="Times New Roman" w:hAnsi="Times New Roman" w:eastAsia="Times New Roman" w:cs="Times New Roman"/>
+          <w:rFonts w:ascii="SimSun" w:hAnsi="SimSun" w:eastAsia="SimSun" w:cs="SimSun"/>
         </w:rPr>
         <w:br/>
       </w:r>
       <w:r>
         <w:rPr>
           <w:rStyle w:val="VerbatimChar"/>
-          <w:rFonts w:ascii="Times New Roman" w:hAnsi="Times New Roman" w:eastAsia="Times New Roman" w:cs="Times New Roman"/>
+          <w:rFonts w:ascii="SimSun" w:hAnsi="SimSun" w:eastAsia="SimSun" w:cs="SimSun"/>
         </w:rPr>
         <w:t xml:space="preserve">}</w:t>
       </w:r>
@@ -10889,241 +10889,241 @@
       <w:r>
         <w:rPr>
           <w:rStyle w:val="VerbatimChar"/>
-          <w:rFonts w:ascii="Times New Roman" w:hAnsi="Times New Roman" w:eastAsia="Times New Roman" w:cs="Times New Roman"/>
+          <w:rFonts w:ascii="SimSun" w:hAnsi="SimSun" w:eastAsia="SimSun" w:cs="SimSun"/>
         </w:rPr>
         <w:t xml:space="preserve">const name = dv.current().file.name;</w:t>
       </w:r>
       <w:r>
         <w:rPr>
-          <w:rFonts w:ascii="Times New Roman" w:hAnsi="Times New Roman" w:eastAsia="Times New Roman" w:cs="Times New Roman"/>
+          <w:rFonts w:ascii="SimSun" w:hAnsi="SimSun" w:eastAsia="SimSun" w:cs="SimSun"/>
         </w:rPr>
         <w:br/>
       </w:r>
       <w:r>
         <w:rPr>
           <w:rStyle w:val="VerbatimChar"/>
-          <w:rFonts w:ascii="Times New Roman" w:hAnsi="Times New Roman" w:eastAsia="Times New Roman" w:cs="Times New Roman"/>
+          <w:rFonts w:ascii="SimSun" w:hAnsi="SimSun" w:eastAsia="SimSun" w:cs="SimSun"/>
         </w:rPr>
         <w:t xml:space="preserve">const m = </w:t>
       </w:r>
       <w:r>
         <w:rPr>
           <w:rStyle w:val="VerbatimChar"/>
-          <w:rFonts w:hint="eastAsia" w:ascii="Times New Roman" w:hAnsi="Times New Roman" w:eastAsia="Times New Roman" w:cs="Times New Roman"/>
+          <w:rFonts w:hint="eastAsia" w:ascii="SimSun" w:hAnsi="SimSun" w:eastAsia="SimSun" w:cs="SimSun"/>
         </w:rPr>
         <w:t>name.match(/^(</w:t>
       </w:r>
       <w:r>
         <w:rPr>
           <w:rStyle w:val="VerbatimChar"/>
-          <w:rFonts w:hint="eastAsia" w:ascii="Times New Roman" w:hAnsi="Times New Roman" w:eastAsia="FangSong" w:cs="Times New Roman"/>
+          <w:rFonts w:hint="eastAsia" w:ascii="SimSun" w:hAnsi="SimSun" w:eastAsia="SimSun" w:cs="SimSun"/>
         </w:rPr>
         <w:t>题</w:t>
       </w:r>
       <w:r>
         <w:rPr>
           <w:rStyle w:val="VerbatimChar"/>
-          <w:rFonts w:hint="eastAsia" w:ascii="Times New Roman" w:hAnsi="Times New Roman" w:eastAsia="Times New Roman" w:cs="Times New Roman"/>
+          <w:rFonts w:hint="eastAsia" w:ascii="SimSun" w:hAnsi="SimSun" w:eastAsia="SimSun" w:cs="SimSun"/>
         </w:rPr>
         <w:t>-\d+b?-\d+-)\d+-/);</w:t>
       </w:r>
       <w:r>
         <w:rPr>
-          <w:rFonts w:ascii="Times New Roman" w:hAnsi="Times New Roman" w:eastAsia="Times New Roman" w:cs="Times New Roman"/>
+          <w:rFonts w:ascii="SimSun" w:hAnsi="SimSun" w:eastAsia="SimSun" w:cs="SimSun"/>
         </w:rPr>
         <w:br/>
       </w:r>
       <w:r>
         <w:rPr>
           <w:rStyle w:val="VerbatimChar"/>
-          <w:rFonts w:ascii="Times New Roman" w:hAnsi="Times New Roman" w:eastAsia="Times New Roman" w:cs="Times New Roman"/>
+          <w:rFonts w:ascii="SimSun" w:hAnsi="SimSun" w:eastAsia="SimSun" w:cs="SimSun"/>
         </w:rPr>
         <w:t xml:space="preserve">if (m) {</w:t>
       </w:r>
       <w:r>
         <w:rPr>
-          <w:rFonts w:ascii="Times New Roman" w:hAnsi="Times New Roman" w:eastAsia="Times New Roman" w:cs="Times New Roman"/>
+          <w:rFonts w:ascii="SimSun" w:hAnsi="SimSun" w:eastAsia="SimSun" w:cs="SimSun"/>
         </w:rPr>
         <w:br/>
       </w:r>
       <w:r>
         <w:rPr>
           <w:rStyle w:val="VerbatimChar"/>
-          <w:rFonts w:ascii="Times New Roman" w:hAnsi="Times New Roman" w:eastAsia="Times New Roman" w:cs="Times New Roman"/>
+          <w:rFonts w:ascii="SimSun" w:hAnsi="SimSun" w:eastAsia="SimSun" w:cs="SimSun"/>
         </w:rPr>
         <w:t xml:space="preserve">  const prefix = m[1];</w:t>
       </w:r>
       <w:r>
         <w:rPr>
-          <w:rFonts w:ascii="Times New Roman" w:hAnsi="Times New Roman" w:eastAsia="Times New Roman" w:cs="Times New Roman"/>
+          <w:rFonts w:ascii="SimSun" w:hAnsi="SimSun" w:eastAsia="SimSun" w:cs="SimSun"/>
         </w:rPr>
         <w:br/>
       </w:r>
       <w:r>
         <w:rPr>
           <w:rStyle w:val="VerbatimChar"/>
-          <w:rFonts w:ascii="Times New Roman" w:hAnsi="Times New Roman" w:eastAsia="Times New Roman" w:cs="Times New Roman"/>
+          <w:rFonts w:ascii="SimSun" w:hAnsi="SimSun" w:eastAsia="SimSun" w:cs="SimSun"/>
         </w:rPr>
         <w:t xml:space="preserve">  const pages = </w:t>
       </w:r>
       <w:r>
         <w:rPr>
           <w:rStyle w:val="VerbatimChar"/>
-          <w:rFonts w:hint="eastAsia" w:ascii="Times New Roman" w:hAnsi="Times New Roman" w:eastAsia="Times New Roman" w:cs="Times New Roman"/>
+          <w:rFonts w:hint="eastAsia" w:ascii="SimSun" w:hAnsi="SimSun" w:eastAsia="SimSun" w:cs="SimSun"/>
         </w:rPr>
         <w:t>dv.pages('"04-</w:t>
       </w:r>
       <w:r>
         <w:rPr>
           <w:rStyle w:val="VerbatimChar"/>
-          <w:rFonts w:hint="eastAsia" w:ascii="Times New Roman" w:hAnsi="Times New Roman" w:eastAsia="FangSong" w:cs="Times New Roman"/>
+          <w:rFonts w:hint="eastAsia" w:ascii="SimSun" w:hAnsi="SimSun" w:eastAsia="SimSun" w:cs="SimSun"/>
         </w:rPr>
         <w:t>题库</w:t>
       </w:r>
       <w:r>
         <w:rPr>
           <w:rStyle w:val="VerbatimChar"/>
-          <w:rFonts w:hint="eastAsia" w:ascii="Times New Roman" w:hAnsi="Times New Roman" w:eastAsia="Times New Roman" w:cs="Times New Roman"/>
+          <w:rFonts w:hint="eastAsia" w:ascii="SimSun" w:hAnsi="SimSun" w:eastAsia="SimSun" w:cs="SimSun"/>
         </w:rPr>
         <w:t>/</w:t>
       </w:r>
       <w:r>
         <w:rPr>
           <w:rStyle w:val="VerbatimChar"/>
-          <w:rFonts w:hint="eastAsia" w:ascii="Times New Roman" w:hAnsi="Times New Roman" w:eastAsia="FangSong" w:cs="Times New Roman"/>
+          <w:rFonts w:hint="eastAsia" w:ascii="SimSun" w:hAnsi="SimSun" w:eastAsia="SimSun" w:cs="SimSun"/>
         </w:rPr>
         <w:t>真题</w:t>
       </w:r>
       <w:r>
         <w:rPr>
           <w:rStyle w:val="VerbatimChar"/>
-          <w:rFonts w:hint="eastAsia" w:ascii="Times New Roman" w:hAnsi="Times New Roman" w:eastAsia="Times New Roman" w:cs="Times New Roman"/>
+          <w:rFonts w:hint="eastAsia" w:ascii="SimSun" w:hAnsi="SimSun" w:eastAsia="SimSun" w:cs="SimSun"/>
         </w:rPr>
         <w:t>"')</w:t>
       </w:r>
       <w:r>
         <w:rPr>
-          <w:rFonts w:ascii="Times New Roman" w:hAnsi="Times New Roman" w:eastAsia="Times New Roman" w:cs="Times New Roman"/>
+          <w:rFonts w:ascii="SimSun" w:hAnsi="SimSun" w:eastAsia="SimSun" w:cs="SimSun"/>
         </w:rPr>
         <w:br/>
       </w:r>
       <w:r>
         <w:rPr>
           <w:rStyle w:val="VerbatimChar"/>
-          <w:rFonts w:ascii="Times New Roman" w:hAnsi="Times New Roman" w:eastAsia="Times New Roman" w:cs="Times New Roman"/>
+          <w:rFonts w:ascii="SimSun" w:hAnsi="SimSun" w:eastAsia="SimSun" w:cs="SimSun"/>
         </w:rPr>
         <w:t xml:space="preserve">    .where(p =&gt; p.file.name.startsWith(prefix) &amp;&amp; p.file.name !== name)</w:t>
       </w:r>
       <w:r>
         <w:rPr>
-          <w:rFonts w:ascii="Times New Roman" w:hAnsi="Times New Roman" w:eastAsia="Times New Roman" w:cs="Times New Roman"/>
+          <w:rFonts w:ascii="SimSun" w:hAnsi="SimSun" w:eastAsia="SimSun" w:cs="SimSun"/>
         </w:rPr>
         <w:br/>
       </w:r>
       <w:r>
         <w:rPr>
           <w:rStyle w:val="VerbatimChar"/>
-          <w:rFonts w:ascii="Times New Roman" w:hAnsi="Times New Roman" w:eastAsia="Times New Roman" w:cs="Times New Roman"/>
+          <w:rFonts w:ascii="SimSun" w:hAnsi="SimSun" w:eastAsia="SimSun" w:cs="SimSun"/>
         </w:rPr>
         <w:t xml:space="preserve">    .sort(p =&gt; parseInt(p.file.name.match(/-(\d+)-/)[1]));</w:t>
       </w:r>
       <w:r>
         <w:rPr>
-          <w:rFonts w:ascii="Times New Roman" w:hAnsi="Times New Roman" w:eastAsia="Times New Roman" w:cs="Times New Roman"/>
+          <w:rFonts w:ascii="SimSun" w:hAnsi="SimSun" w:eastAsia="SimSun" w:cs="SimSun"/>
         </w:rPr>
         <w:br/>
       </w:r>
       <w:r>
         <w:rPr>
           <w:rStyle w:val="VerbatimChar"/>
-          <w:rFonts w:ascii="Times New Roman" w:hAnsi="Times New Roman" w:eastAsia="Times New Roman" w:cs="Times New Roman"/>
+          <w:rFonts w:ascii="SimSun" w:hAnsi="SimSun" w:eastAsia="SimSun" w:cs="SimSun"/>
         </w:rPr>
         <w:t xml:space="preserve">  if (pages.length) {</w:t>
       </w:r>
       <w:r>
         <w:rPr>
-          <w:rFonts w:ascii="Times New Roman" w:hAnsi="Times New Roman" w:eastAsia="Times New Roman" w:cs="Times New Roman"/>
+          <w:rFonts w:ascii="SimSun" w:hAnsi="SimSun" w:eastAsia="SimSun" w:cs="SimSun"/>
         </w:rPr>
         <w:br/>
       </w:r>
       <w:r>
         <w:rPr>
           <w:rStyle w:val="VerbatimChar"/>
-          <w:rFonts w:ascii="Times New Roman" w:hAnsi="Times New Roman" w:eastAsia="Times New Roman" w:cs="Times New Roman"/>
+          <w:rFonts w:ascii="SimSun" w:hAnsi="SimSun" w:eastAsia="SimSun" w:cs="SimSun"/>
         </w:rPr>
         <w:t xml:space="preserve">    dv.header(4, </w:t>
       </w:r>
       <w:r>
         <w:rPr>
           <w:rStyle w:val="VerbatimChar"/>
-          <w:rFonts w:hint="eastAsia" w:ascii="Times New Roman" w:hAnsi="Times New Roman" w:eastAsia="Times New Roman" w:cs="Times New Roman"/>
+          <w:rFonts w:hint="eastAsia" w:ascii="SimSun" w:hAnsi="SimSun" w:eastAsia="SimSun" w:cs="SimSun"/>
         </w:rPr>
         <w:t>"</w:t>
       </w:r>
       <w:r>
         <w:rPr>
           <w:rStyle w:val="VerbatimChar"/>
-          <w:rFonts w:hint="eastAsia" w:ascii="Times New Roman" w:hAnsi="Times New Roman" w:eastAsia="FangSong" w:cs="Times New Roman"/>
+          <w:rFonts w:hint="eastAsia" w:ascii="SimSun" w:hAnsi="SimSun" w:eastAsia="SimSun" w:cs="SimSun"/>
         </w:rPr>
         <w:t>同大题小问</w:t>
       </w:r>
       <w:r>
         <w:rPr>
           <w:rStyle w:val="VerbatimChar"/>
-          <w:rFonts w:hint="eastAsia" w:ascii="Times New Roman" w:hAnsi="Times New Roman" w:eastAsia="Times New Roman" w:cs="Times New Roman"/>
+          <w:rFonts w:hint="eastAsia" w:ascii="SimSun" w:hAnsi="SimSun" w:eastAsia="SimSun" w:cs="SimSun"/>
         </w:rPr>
         <w:t>（</w:t>
       </w:r>
       <w:r>
         <w:rPr>
           <w:rStyle w:val="VerbatimChar"/>
-          <w:rFonts w:hint="eastAsia" w:ascii="Times New Roman" w:hAnsi="Times New Roman" w:eastAsia="FangSong" w:cs="Times New Roman"/>
+          <w:rFonts w:hint="eastAsia" w:ascii="SimSun" w:hAnsi="SimSun" w:eastAsia="SimSun" w:cs="SimSun"/>
         </w:rPr>
         <w:t>按序</w:t>
       </w:r>
       <w:r>
         <w:rPr>
           <w:rStyle w:val="VerbatimChar"/>
-          <w:rFonts w:hint="eastAsia" w:ascii="Times New Roman" w:hAnsi="Times New Roman" w:eastAsia="Times New Roman" w:cs="Times New Roman"/>
+          <w:rFonts w:hint="eastAsia" w:ascii="SimSun" w:hAnsi="SimSun" w:eastAsia="SimSun" w:cs="SimSun"/>
         </w:rPr>
         <w:t>）");</w:t>
       </w:r>
       <w:r>
         <w:rPr>
-          <w:rFonts w:ascii="Times New Roman" w:hAnsi="Times New Roman" w:eastAsia="Times New Roman" w:cs="Times New Roman"/>
+          <w:rFonts w:ascii="SimSun" w:hAnsi="SimSun" w:eastAsia="SimSun" w:cs="SimSun"/>
         </w:rPr>
         <w:br/>
       </w:r>
       <w:r>
         <w:rPr>
           <w:rStyle w:val="VerbatimChar"/>
-          <w:rFonts w:ascii="Times New Roman" w:hAnsi="Times New Roman" w:eastAsia="Times New Roman" w:cs="Times New Roman"/>
+          <w:rFonts w:ascii="SimSun" w:hAnsi="SimSun" w:eastAsia="SimSun" w:cs="SimSun"/>
         </w:rPr>
         <w:t xml:space="preserve">    dv.list(pages.map(p =&gt; p.file.link));</w:t>
       </w:r>
       <w:r>
         <w:rPr>
-          <w:rFonts w:ascii="Times New Roman" w:hAnsi="Times New Roman" w:eastAsia="Times New Roman" w:cs="Times New Roman"/>
+          <w:rFonts w:ascii="SimSun" w:hAnsi="SimSun" w:eastAsia="SimSun" w:cs="SimSun"/>
         </w:rPr>
         <w:br/>
       </w:r>
       <w:r>
         <w:rPr>
           <w:rStyle w:val="VerbatimChar"/>
-          <w:rFonts w:ascii="Times New Roman" w:hAnsi="Times New Roman" w:eastAsia="Times New Roman" w:cs="Times New Roman"/>
+          <w:rFonts w:ascii="SimSun" w:hAnsi="SimSun" w:eastAsia="SimSun" w:cs="SimSun"/>
         </w:rPr>
         <w:t xml:space="preserve">  }</w:t>
       </w:r>
       <w:r>
         <w:rPr>
-          <w:rFonts w:ascii="Times New Roman" w:hAnsi="Times New Roman" w:eastAsia="Times New Roman" w:cs="Times New Roman"/>
+          <w:rFonts w:ascii="SimSun" w:hAnsi="SimSun" w:eastAsia="SimSun" w:cs="SimSun"/>
         </w:rPr>
         <w:br/>
       </w:r>
       <w:r>
         <w:rPr>
           <w:rStyle w:val="VerbatimChar"/>
-          <w:rFonts w:ascii="Times New Roman" w:hAnsi="Times New Roman" w:eastAsia="Times New Roman" w:cs="Times New Roman"/>
+          <w:rFonts w:ascii="SimSun" w:hAnsi="SimSun" w:eastAsia="SimSun" w:cs="SimSun"/>
         </w:rPr>
         <w:t xml:space="preserve">}</w:t>
       </w:r>
@@ -12931,241 +12931,241 @@
       <w:r>
         <w:rPr>
           <w:rStyle w:val="VerbatimChar"/>
-          <w:rFonts w:ascii="Times New Roman" w:hAnsi="Times New Roman" w:eastAsia="Times New Roman" w:cs="Times New Roman"/>
+          <w:rFonts w:ascii="SimSun" w:hAnsi="SimSun" w:eastAsia="SimSun" w:cs="SimSun"/>
         </w:rPr>
         <w:t xml:space="preserve">const name = dv.current().file.name;</w:t>
       </w:r>
       <w:r>
         <w:rPr>
-          <w:rFonts w:ascii="Times New Roman" w:hAnsi="Times New Roman" w:eastAsia="Times New Roman" w:cs="Times New Roman"/>
+          <w:rFonts w:ascii="SimSun" w:hAnsi="SimSun" w:eastAsia="SimSun" w:cs="SimSun"/>
         </w:rPr>
         <w:br/>
       </w:r>
       <w:r>
         <w:rPr>
           <w:rStyle w:val="VerbatimChar"/>
-          <w:rFonts w:ascii="Times New Roman" w:hAnsi="Times New Roman" w:eastAsia="Times New Roman" w:cs="Times New Roman"/>
+          <w:rFonts w:ascii="SimSun" w:hAnsi="SimSun" w:eastAsia="SimSun" w:cs="SimSun"/>
         </w:rPr>
         <w:t xml:space="preserve">const m = </w:t>
       </w:r>
       <w:r>
         <w:rPr>
           <w:rStyle w:val="VerbatimChar"/>
-          <w:rFonts w:hint="eastAsia" w:ascii="Times New Roman" w:hAnsi="Times New Roman" w:eastAsia="Times New Roman" w:cs="Times New Roman"/>
+          <w:rFonts w:hint="eastAsia" w:ascii="SimSun" w:hAnsi="SimSun" w:eastAsia="SimSun" w:cs="SimSun"/>
         </w:rPr>
         <w:t>name.match(/^(</w:t>
       </w:r>
       <w:r>
         <w:rPr>
           <w:rStyle w:val="VerbatimChar"/>
-          <w:rFonts w:hint="eastAsia" w:ascii="Times New Roman" w:hAnsi="Times New Roman" w:eastAsia="FangSong" w:cs="Times New Roman"/>
+          <w:rFonts w:hint="eastAsia" w:ascii="SimSun" w:hAnsi="SimSun" w:eastAsia="SimSun" w:cs="SimSun"/>
         </w:rPr>
         <w:t>题</w:t>
       </w:r>
       <w:r>
         <w:rPr>
           <w:rStyle w:val="VerbatimChar"/>
-          <w:rFonts w:hint="eastAsia" w:ascii="Times New Roman" w:hAnsi="Times New Roman" w:eastAsia="Times New Roman" w:cs="Times New Roman"/>
+          <w:rFonts w:hint="eastAsia" w:ascii="SimSun" w:hAnsi="SimSun" w:eastAsia="SimSun" w:cs="SimSun"/>
         </w:rPr>
         <w:t>-\d+b?-\d+-)\d+-/);</w:t>
       </w:r>
       <w:r>
         <w:rPr>
-          <w:rFonts w:ascii="Times New Roman" w:hAnsi="Times New Roman" w:eastAsia="Times New Roman" w:cs="Times New Roman"/>
+          <w:rFonts w:ascii="SimSun" w:hAnsi="SimSun" w:eastAsia="SimSun" w:cs="SimSun"/>
         </w:rPr>
         <w:br/>
       </w:r>
       <w:r>
         <w:rPr>
           <w:rStyle w:val="VerbatimChar"/>
-          <w:rFonts w:ascii="Times New Roman" w:hAnsi="Times New Roman" w:eastAsia="Times New Roman" w:cs="Times New Roman"/>
+          <w:rFonts w:ascii="SimSun" w:hAnsi="SimSun" w:eastAsia="SimSun" w:cs="SimSun"/>
         </w:rPr>
         <w:t xml:space="preserve">if (m) {</w:t>
       </w:r>
       <w:r>
         <w:rPr>
-          <w:rFonts w:ascii="Times New Roman" w:hAnsi="Times New Roman" w:eastAsia="Times New Roman" w:cs="Times New Roman"/>
+          <w:rFonts w:ascii="SimSun" w:hAnsi="SimSun" w:eastAsia="SimSun" w:cs="SimSun"/>
         </w:rPr>
         <w:br/>
       </w:r>
       <w:r>
         <w:rPr>
           <w:rStyle w:val="VerbatimChar"/>
-          <w:rFonts w:ascii="Times New Roman" w:hAnsi="Times New Roman" w:eastAsia="Times New Roman" w:cs="Times New Roman"/>
+          <w:rFonts w:ascii="SimSun" w:hAnsi="SimSun" w:eastAsia="SimSun" w:cs="SimSun"/>
         </w:rPr>
         <w:t xml:space="preserve">  const prefix = m[1];</w:t>
       </w:r>
       <w:r>
         <w:rPr>
-          <w:rFonts w:ascii="Times New Roman" w:hAnsi="Times New Roman" w:eastAsia="Times New Roman" w:cs="Times New Roman"/>
+          <w:rFonts w:ascii="SimSun" w:hAnsi="SimSun" w:eastAsia="SimSun" w:cs="SimSun"/>
         </w:rPr>
         <w:br/>
       </w:r>
       <w:r>
         <w:rPr>
           <w:rStyle w:val="VerbatimChar"/>
-          <w:rFonts w:ascii="Times New Roman" w:hAnsi="Times New Roman" w:eastAsia="Times New Roman" w:cs="Times New Roman"/>
+          <w:rFonts w:ascii="SimSun" w:hAnsi="SimSun" w:eastAsia="SimSun" w:cs="SimSun"/>
         </w:rPr>
         <w:t xml:space="preserve">  const pages = </w:t>
       </w:r>
       <w:r>
         <w:rPr>
           <w:rStyle w:val="VerbatimChar"/>
-          <w:rFonts w:hint="eastAsia" w:ascii="Times New Roman" w:hAnsi="Times New Roman" w:eastAsia="Times New Roman" w:cs="Times New Roman"/>
+          <w:rFonts w:hint="eastAsia" w:ascii="SimSun" w:hAnsi="SimSun" w:eastAsia="SimSun" w:cs="SimSun"/>
         </w:rPr>
         <w:t>dv.pages('"04-</w:t>
       </w:r>
       <w:r>
         <w:rPr>
           <w:rStyle w:val="VerbatimChar"/>
-          <w:rFonts w:hint="eastAsia" w:ascii="Times New Roman" w:hAnsi="Times New Roman" w:eastAsia="FangSong" w:cs="Times New Roman"/>
+          <w:rFonts w:hint="eastAsia" w:ascii="SimSun" w:hAnsi="SimSun" w:eastAsia="SimSun" w:cs="SimSun"/>
         </w:rPr>
         <w:t>题库</w:t>
       </w:r>
       <w:r>
         <w:rPr>
           <w:rStyle w:val="VerbatimChar"/>
-          <w:rFonts w:hint="eastAsia" w:ascii="Times New Roman" w:hAnsi="Times New Roman" w:eastAsia="Times New Roman" w:cs="Times New Roman"/>
+          <w:rFonts w:hint="eastAsia" w:ascii="SimSun" w:hAnsi="SimSun" w:eastAsia="SimSun" w:cs="SimSun"/>
         </w:rPr>
         <w:t>/</w:t>
       </w:r>
       <w:r>
         <w:rPr>
           <w:rStyle w:val="VerbatimChar"/>
-          <w:rFonts w:hint="eastAsia" w:ascii="Times New Roman" w:hAnsi="Times New Roman" w:eastAsia="FangSong" w:cs="Times New Roman"/>
+          <w:rFonts w:hint="eastAsia" w:ascii="SimSun" w:hAnsi="SimSun" w:eastAsia="SimSun" w:cs="SimSun"/>
         </w:rPr>
         <w:t>真题</w:t>
       </w:r>
       <w:r>
         <w:rPr>
           <w:rStyle w:val="VerbatimChar"/>
-          <w:rFonts w:hint="eastAsia" w:ascii="Times New Roman" w:hAnsi="Times New Roman" w:eastAsia="Times New Roman" w:cs="Times New Roman"/>
+          <w:rFonts w:hint="eastAsia" w:ascii="SimSun" w:hAnsi="SimSun" w:eastAsia="SimSun" w:cs="SimSun"/>
         </w:rPr>
         <w:t>"')</w:t>
       </w:r>
       <w:r>
         <w:rPr>
-          <w:rFonts w:ascii="Times New Roman" w:hAnsi="Times New Roman" w:eastAsia="Times New Roman" w:cs="Times New Roman"/>
+          <w:rFonts w:ascii="SimSun" w:hAnsi="SimSun" w:eastAsia="SimSun" w:cs="SimSun"/>
         </w:rPr>
         <w:br/>
       </w:r>
       <w:r>
         <w:rPr>
           <w:rStyle w:val="VerbatimChar"/>
-          <w:rFonts w:ascii="Times New Roman" w:hAnsi="Times New Roman" w:eastAsia="Times New Roman" w:cs="Times New Roman"/>
+          <w:rFonts w:ascii="SimSun" w:hAnsi="SimSun" w:eastAsia="SimSun" w:cs="SimSun"/>
         </w:rPr>
         <w:t xml:space="preserve">    .where(p =&gt; p.file.name.startsWith(prefix) &amp;&amp; p.file.name !== name)</w:t>
       </w:r>
       <w:r>
         <w:rPr>
-          <w:rFonts w:ascii="Times New Roman" w:hAnsi="Times New Roman" w:eastAsia="Times New Roman" w:cs="Times New Roman"/>
+          <w:rFonts w:ascii="SimSun" w:hAnsi="SimSun" w:eastAsia="SimSun" w:cs="SimSun"/>
         </w:rPr>
         <w:br/>
       </w:r>
       <w:r>
         <w:rPr>
           <w:rStyle w:val="VerbatimChar"/>
-          <w:rFonts w:ascii="Times New Roman" w:hAnsi="Times New Roman" w:eastAsia="Times New Roman" w:cs="Times New Roman"/>
+          <w:rFonts w:ascii="SimSun" w:hAnsi="SimSun" w:eastAsia="SimSun" w:cs="SimSun"/>
         </w:rPr>
         <w:t xml:space="preserve">    .sort(p =&gt; parseInt(p.file.name.match(/-(\d+)-/)[1]));</w:t>
       </w:r>
       <w:r>
         <w:rPr>
-          <w:rFonts w:ascii="Times New Roman" w:hAnsi="Times New Roman" w:eastAsia="Times New Roman" w:cs="Times New Roman"/>
+          <w:rFonts w:ascii="SimSun" w:hAnsi="SimSun" w:eastAsia="SimSun" w:cs="SimSun"/>
         </w:rPr>
         <w:br/>
       </w:r>
       <w:r>
         <w:rPr>
           <w:rStyle w:val="VerbatimChar"/>
-          <w:rFonts w:ascii="Times New Roman" w:hAnsi="Times New Roman" w:eastAsia="Times New Roman" w:cs="Times New Roman"/>
+          <w:rFonts w:ascii="SimSun" w:hAnsi="SimSun" w:eastAsia="SimSun" w:cs="SimSun"/>
         </w:rPr>
         <w:t xml:space="preserve">  if (pages.length) {</w:t>
       </w:r>
       <w:r>
         <w:rPr>
-          <w:rFonts w:ascii="Times New Roman" w:hAnsi="Times New Roman" w:eastAsia="Times New Roman" w:cs="Times New Roman"/>
+          <w:rFonts w:ascii="SimSun" w:hAnsi="SimSun" w:eastAsia="SimSun" w:cs="SimSun"/>
         </w:rPr>
         <w:br/>
       </w:r>
       <w:r>
         <w:rPr>
           <w:rStyle w:val="VerbatimChar"/>
-          <w:rFonts w:ascii="Times New Roman" w:hAnsi="Times New Roman" w:eastAsia="Times New Roman" w:cs="Times New Roman"/>
+          <w:rFonts w:ascii="SimSun" w:hAnsi="SimSun" w:eastAsia="SimSun" w:cs="SimSun"/>
         </w:rPr>
         <w:t xml:space="preserve">    dv.header(4, </w:t>
       </w:r>
       <w:r>
         <w:rPr>
           <w:rStyle w:val="VerbatimChar"/>
-          <w:rFonts w:hint="eastAsia" w:ascii="Times New Roman" w:hAnsi="Times New Roman" w:eastAsia="Times New Roman" w:cs="Times New Roman"/>
+          <w:rFonts w:hint="eastAsia" w:ascii="SimSun" w:hAnsi="SimSun" w:eastAsia="SimSun" w:cs="SimSun"/>
         </w:rPr>
         <w:t>"</w:t>
       </w:r>
       <w:r>
         <w:rPr>
           <w:rStyle w:val="VerbatimChar"/>
-          <w:rFonts w:hint="eastAsia" w:ascii="Times New Roman" w:hAnsi="Times New Roman" w:eastAsia="FangSong" w:cs="Times New Roman"/>
+          <w:rFonts w:hint="eastAsia" w:ascii="SimSun" w:hAnsi="SimSun" w:eastAsia="SimSun" w:cs="SimSun"/>
         </w:rPr>
         <w:t>同大题小问</w:t>
       </w:r>
       <w:r>
         <w:rPr>
           <w:rStyle w:val="VerbatimChar"/>
-          <w:rFonts w:hint="eastAsia" w:ascii="Times New Roman" w:hAnsi="Times New Roman" w:eastAsia="Times New Roman" w:cs="Times New Roman"/>
+          <w:rFonts w:hint="eastAsia" w:ascii="SimSun" w:hAnsi="SimSun" w:eastAsia="SimSun" w:cs="SimSun"/>
         </w:rPr>
         <w:t>（</w:t>
       </w:r>
       <w:r>
         <w:rPr>
           <w:rStyle w:val="VerbatimChar"/>
-          <w:rFonts w:hint="eastAsia" w:ascii="Times New Roman" w:hAnsi="Times New Roman" w:eastAsia="FangSong" w:cs="Times New Roman"/>
+          <w:rFonts w:hint="eastAsia" w:ascii="SimSun" w:hAnsi="SimSun" w:eastAsia="SimSun" w:cs="SimSun"/>
         </w:rPr>
         <w:t>按序</w:t>
       </w:r>
       <w:r>
         <w:rPr>
           <w:rStyle w:val="VerbatimChar"/>
-          <w:rFonts w:hint="eastAsia" w:ascii="Times New Roman" w:hAnsi="Times New Roman" w:eastAsia="Times New Roman" w:cs="Times New Roman"/>
+          <w:rFonts w:hint="eastAsia" w:ascii="SimSun" w:hAnsi="SimSun" w:eastAsia="SimSun" w:cs="SimSun"/>
         </w:rPr>
         <w:t>）");</w:t>
       </w:r>
       <w:r>
         <w:rPr>
-          <w:rFonts w:ascii="Times New Roman" w:hAnsi="Times New Roman" w:eastAsia="Times New Roman" w:cs="Times New Roman"/>
+          <w:rFonts w:ascii="SimSun" w:hAnsi="SimSun" w:eastAsia="SimSun" w:cs="SimSun"/>
         </w:rPr>
         <w:br/>
       </w:r>
       <w:r>
         <w:rPr>
           <w:rStyle w:val="VerbatimChar"/>
-          <w:rFonts w:ascii="Times New Roman" w:hAnsi="Times New Roman" w:eastAsia="Times New Roman" w:cs="Times New Roman"/>
+          <w:rFonts w:ascii="SimSun" w:hAnsi="SimSun" w:eastAsia="SimSun" w:cs="SimSun"/>
         </w:rPr>
         <w:t xml:space="preserve">    dv.list(pages.map(p =&gt; p.file.link));</w:t>
       </w:r>
       <w:r>
         <w:rPr>
-          <w:rFonts w:ascii="Times New Roman" w:hAnsi="Times New Roman" w:eastAsia="Times New Roman" w:cs="Times New Roman"/>
+          <w:rFonts w:ascii="SimSun" w:hAnsi="SimSun" w:eastAsia="SimSun" w:cs="SimSun"/>
         </w:rPr>
         <w:br/>
       </w:r>
       <w:r>
         <w:rPr>
           <w:rStyle w:val="VerbatimChar"/>
-          <w:rFonts w:ascii="Times New Roman" w:hAnsi="Times New Roman" w:eastAsia="Times New Roman" w:cs="Times New Roman"/>
+          <w:rFonts w:ascii="SimSun" w:hAnsi="SimSun" w:eastAsia="SimSun" w:cs="SimSun"/>
         </w:rPr>
         <w:t xml:space="preserve">  }</w:t>
       </w:r>
       <w:r>
         <w:rPr>
-          <w:rFonts w:ascii="Times New Roman" w:hAnsi="Times New Roman" w:eastAsia="Times New Roman" w:cs="Times New Roman"/>
+          <w:rFonts w:ascii="SimSun" w:hAnsi="SimSun" w:eastAsia="SimSun" w:cs="SimSun"/>
         </w:rPr>
         <w:br/>
       </w:r>
       <w:r>
         <w:rPr>
           <w:rStyle w:val="VerbatimChar"/>
-          <w:rFonts w:ascii="Times New Roman" w:hAnsi="Times New Roman" w:eastAsia="Times New Roman" w:cs="Times New Roman"/>
+          <w:rFonts w:ascii="SimSun" w:hAnsi="SimSun" w:eastAsia="SimSun" w:cs="SimSun"/>
         </w:rPr>
         <w:t xml:space="preserve">}</w:t>
       </w:r>
@@ -22888,21 +22888,28 @@
         <w:rPr>
           <w:rFonts w:ascii="Times New Roman" w:hAnsi="Times New Roman" w:eastAsia="Times New Roman" w:cs="Times New Roman"/>
         </w:rPr>
-        <w:t xml:space="preserve"> p</w:t>
-      </w:r>
-      <w:r>
-        <w:rPr>
-          <w:rFonts w:ascii="Times New Roman" w:hAnsi="Times New Roman" w:eastAsia="Times New Roman" w:cs="Times New Roman"/>
-          <w:vertAlign w:val="subscript"/>
-        </w:rPr>
-        <w:t>1</w:t>
-      </w:r>
-      <w:r>
-        <w:rPr>
-          <w:rFonts w:ascii="Times New Roman" w:hAnsi="Times New Roman" w:eastAsia="Times New Roman" w:cs="Times New Roman"/>
-        </w:rPr>
         <w:t xml:space="preserve"> </w:t>
       </w:r>
+      <m:oMath>
+        <m:sSub>
+          <m:e>
+            <m:r>
+              <m:t>p</m:t>
+            </m:r>
+          </m:e>
+          <m:sub>
+            <m:r>
+              <m:t>1</m:t>
+            </m:r>
+          </m:sub>
+        </m:sSub>
+      </m:oMath>
+      <w:r>
+        <w:rPr>
+          <w:rFonts w:ascii="Times New Roman" w:hAnsi="Times New Roman" w:eastAsia="Times New Roman" w:cs="Times New Roman"/>
+        </w:rPr>
+        <w:t xml:space="preserve"> </w:t>
+      </w:r>
       <w:r>
         <w:rPr>
           <w:rFonts w:hint="eastAsia" w:ascii="Times New Roman" w:hAnsi="Times New Roman" w:eastAsia="FangSong" w:cs="Times New Roman"/>
@@ -22913,20 +22920,27 @@
         <w:rPr>
           <w:rFonts w:ascii="Times New Roman" w:hAnsi="Times New Roman" w:eastAsia="Times New Roman" w:cs="Times New Roman"/>
         </w:rPr>
-        <w:t xml:space="preserve"> p</w:t>
-      </w:r>
-      <w:r>
-        <w:rPr>
-          <w:rFonts w:ascii="Times New Roman" w:hAnsi="Times New Roman" w:eastAsia="Times New Roman" w:cs="Times New Roman"/>
-          <w:vertAlign w:val="subscript"/>
-        </w:rPr>
-        <w:t>2</w:t>
-      </w:r>
-      <w:r>
-        <w:rPr>
-          <w:rFonts w:ascii="Times New Roman" w:hAnsi="Times New Roman" w:eastAsia="Times New Roman" w:cs="Times New Roman"/>
-        </w:rPr>
-        <w:t>。</w:t>
+        <w:t xml:space="preserve"> </w:t>
+      </w:r>
+      <m:oMath>
+        <m:sSub>
+          <m:e>
+            <m:r>
+              <m:t>p</m:t>
+            </m:r>
+          </m:e>
+          <m:sub>
+            <m:r>
+              <m:t>2</m:t>
+            </m:r>
+          </m:sub>
+        </m:sSub>
+      </m:oMath>
+      <w:r>
+        <w:rPr>
+          <w:rFonts w:ascii="Times New Roman" w:hAnsi="Times New Roman" w:eastAsia="Times New Roman" w:cs="Times New Roman"/>
+        </w:rPr>
+        <w:t xml:space="preserve">。</w:t>
       </w:r>
     </w:p>
     <w:p>
@@ -34121,241 +34135,241 @@
       <w:r>
         <w:rPr>
           <w:rStyle w:val="VerbatimChar"/>
-          <w:rFonts w:ascii="Times New Roman" w:hAnsi="Times New Roman" w:eastAsia="Times New Roman" w:cs="Times New Roman"/>
+          <w:rFonts w:ascii="SimSun" w:hAnsi="SimSun" w:eastAsia="SimSun" w:cs="SimSun"/>
         </w:rPr>
         <w:t xml:space="preserve">const name = dv.current().file.name;</w:t>
       </w:r>
       <w:r>
         <w:rPr>
-          <w:rFonts w:ascii="Times New Roman" w:hAnsi="Times New Roman" w:eastAsia="Times New Roman" w:cs="Times New Roman"/>
+          <w:rFonts w:ascii="SimSun" w:hAnsi="SimSun" w:eastAsia="SimSun" w:cs="SimSun"/>
         </w:rPr>
         <w:br/>
       </w:r>
       <w:r>
         <w:rPr>
           <w:rStyle w:val="VerbatimChar"/>
-          <w:rFonts w:ascii="Times New Roman" w:hAnsi="Times New Roman" w:eastAsia="Times New Roman" w:cs="Times New Roman"/>
+          <w:rFonts w:ascii="SimSun" w:hAnsi="SimSun" w:eastAsia="SimSun" w:cs="SimSun"/>
         </w:rPr>
         <w:t xml:space="preserve">const m = </w:t>
       </w:r>
       <w:r>
         <w:rPr>
           <w:rStyle w:val="VerbatimChar"/>
-          <w:rFonts w:hint="eastAsia" w:ascii="Times New Roman" w:hAnsi="Times New Roman" w:eastAsia="Times New Roman" w:cs="Times New Roman"/>
+          <w:rFonts w:hint="eastAsia" w:ascii="SimSun" w:hAnsi="SimSun" w:eastAsia="SimSun" w:cs="SimSun"/>
         </w:rPr>
         <w:t>name.match(/^(</w:t>
       </w:r>
       <w:r>
         <w:rPr>
           <w:rStyle w:val="VerbatimChar"/>
-          <w:rFonts w:hint="eastAsia" w:ascii="Times New Roman" w:hAnsi="Times New Roman" w:eastAsia="FangSong" w:cs="Times New Roman"/>
+          <w:rFonts w:hint="eastAsia" w:ascii="SimSun" w:hAnsi="SimSun" w:eastAsia="SimSun" w:cs="SimSun"/>
         </w:rPr>
         <w:t>题</w:t>
       </w:r>
       <w:r>
         <w:rPr>
           <w:rStyle w:val="VerbatimChar"/>
-          <w:rFonts w:hint="eastAsia" w:ascii="Times New Roman" w:hAnsi="Times New Roman" w:eastAsia="Times New Roman" w:cs="Times New Roman"/>
+          <w:rFonts w:hint="eastAsia" w:ascii="SimSun" w:hAnsi="SimSun" w:eastAsia="SimSun" w:cs="SimSun"/>
         </w:rPr>
         <w:t>-\d+b?-\d+-)\d+-/);</w:t>
       </w:r>
       <w:r>
         <w:rPr>
-          <w:rFonts w:ascii="Times New Roman" w:hAnsi="Times New Roman" w:eastAsia="Times New Roman" w:cs="Times New Roman"/>
+          <w:rFonts w:ascii="SimSun" w:hAnsi="SimSun" w:eastAsia="SimSun" w:cs="SimSun"/>
         </w:rPr>
         <w:br/>
       </w:r>
       <w:r>
         <w:rPr>
           <w:rStyle w:val="VerbatimChar"/>
-          <w:rFonts w:ascii="Times New Roman" w:hAnsi="Times New Roman" w:eastAsia="Times New Roman" w:cs="Times New Roman"/>
+          <w:rFonts w:ascii="SimSun" w:hAnsi="SimSun" w:eastAsia="SimSun" w:cs="SimSun"/>
         </w:rPr>
         <w:t xml:space="preserve">if (m) {</w:t>
       </w:r>
       <w:r>
         <w:rPr>
-          <w:rFonts w:ascii="Times New Roman" w:hAnsi="Times New Roman" w:eastAsia="Times New Roman" w:cs="Times New Roman"/>
+          <w:rFonts w:ascii="SimSun" w:hAnsi="SimSun" w:eastAsia="SimSun" w:cs="SimSun"/>
         </w:rPr>
         <w:br/>
       </w:r>
       <w:r>
         <w:rPr>
           <w:rStyle w:val="VerbatimChar"/>
-          <w:rFonts w:ascii="Times New Roman" w:hAnsi="Times New Roman" w:eastAsia="Times New Roman" w:cs="Times New Roman"/>
+          <w:rFonts w:ascii="SimSun" w:hAnsi="SimSun" w:eastAsia="SimSun" w:cs="SimSun"/>
         </w:rPr>
         <w:t xml:space="preserve">  const prefix = m[1];</w:t>
       </w:r>
       <w:r>
         <w:rPr>
-          <w:rFonts w:ascii="Times New Roman" w:hAnsi="Times New Roman" w:eastAsia="Times New Roman" w:cs="Times New Roman"/>
+          <w:rFonts w:ascii="SimSun" w:hAnsi="SimSun" w:eastAsia="SimSun" w:cs="SimSun"/>
         </w:rPr>
         <w:br/>
       </w:r>
       <w:r>
         <w:rPr>
           <w:rStyle w:val="VerbatimChar"/>
-          <w:rFonts w:ascii="Times New Roman" w:hAnsi="Times New Roman" w:eastAsia="Times New Roman" w:cs="Times New Roman"/>
+          <w:rFonts w:ascii="SimSun" w:hAnsi="SimSun" w:eastAsia="SimSun" w:cs="SimSun"/>
         </w:rPr>
         <w:t xml:space="preserve">  const pages = </w:t>
       </w:r>
       <w:r>
         <w:rPr>
           <w:rStyle w:val="VerbatimChar"/>
-          <w:rFonts w:hint="eastAsia" w:ascii="Times New Roman" w:hAnsi="Times New Roman" w:eastAsia="Times New Roman" w:cs="Times New Roman"/>
+          <w:rFonts w:hint="eastAsia" w:ascii="SimSun" w:hAnsi="SimSun" w:eastAsia="SimSun" w:cs="SimSun"/>
         </w:rPr>
         <w:t>dv.pages('"04-</w:t>
       </w:r>
       <w:r>
         <w:rPr>
           <w:rStyle w:val="VerbatimChar"/>
-          <w:rFonts w:hint="eastAsia" w:ascii="Times New Roman" w:hAnsi="Times New Roman" w:eastAsia="FangSong" w:cs="Times New Roman"/>
+          <w:rFonts w:hint="eastAsia" w:ascii="SimSun" w:hAnsi="SimSun" w:eastAsia="SimSun" w:cs="SimSun"/>
         </w:rPr>
         <w:t>题库</w:t>
       </w:r>
       <w:r>
         <w:rPr>
           <w:rStyle w:val="VerbatimChar"/>
-          <w:rFonts w:hint="eastAsia" w:ascii="Times New Roman" w:hAnsi="Times New Roman" w:eastAsia="Times New Roman" w:cs="Times New Roman"/>
+          <w:rFonts w:hint="eastAsia" w:ascii="SimSun" w:hAnsi="SimSun" w:eastAsia="SimSun" w:cs="SimSun"/>
         </w:rPr>
         <w:t>/</w:t>
       </w:r>
       <w:r>
         <w:rPr>
           <w:rStyle w:val="VerbatimChar"/>
-          <w:rFonts w:hint="eastAsia" w:ascii="Times New Roman" w:hAnsi="Times New Roman" w:eastAsia="FangSong" w:cs="Times New Roman"/>
+          <w:rFonts w:hint="eastAsia" w:ascii="SimSun" w:hAnsi="SimSun" w:eastAsia="SimSun" w:cs="SimSun"/>
         </w:rPr>
         <w:t>真题</w:t>
       </w:r>
       <w:r>
         <w:rPr>
           <w:rStyle w:val="VerbatimChar"/>
-          <w:rFonts w:hint="eastAsia" w:ascii="Times New Roman" w:hAnsi="Times New Roman" w:eastAsia="Times New Roman" w:cs="Times New Roman"/>
+          <w:rFonts w:hint="eastAsia" w:ascii="SimSun" w:hAnsi="SimSun" w:eastAsia="SimSun" w:cs="SimSun"/>
         </w:rPr>
         <w:t>"')</w:t>
       </w:r>
       <w:r>
         <w:rPr>
-          <w:rFonts w:ascii="Times New Roman" w:hAnsi="Times New Roman" w:eastAsia="Times New Roman" w:cs="Times New Roman"/>
+          <w:rFonts w:ascii="SimSun" w:hAnsi="SimSun" w:eastAsia="SimSun" w:cs="SimSun"/>
         </w:rPr>
         <w:br/>
       </w:r>
       <w:r>
         <w:rPr>
           <w:rStyle w:val="VerbatimChar"/>
-          <w:rFonts w:ascii="Times New Roman" w:hAnsi="Times New Roman" w:eastAsia="Times New Roman" w:cs="Times New Roman"/>
+          <w:rFonts w:ascii="SimSun" w:hAnsi="SimSun" w:eastAsia="SimSun" w:cs="SimSun"/>
         </w:rPr>
         <w:t xml:space="preserve">    .where(p =&gt; p.file.name.startsWith(prefix) &amp;&amp; p.file.name !== name)</w:t>
       </w:r>
       <w:r>
         <w:rPr>
-          <w:rFonts w:ascii="Times New Roman" w:hAnsi="Times New Roman" w:eastAsia="Times New Roman" w:cs="Times New Roman"/>
+          <w:rFonts w:ascii="SimSun" w:hAnsi="SimSun" w:eastAsia="SimSun" w:cs="SimSun"/>
         </w:rPr>
         <w:br/>
       </w:r>
       <w:r>
         <w:rPr>
           <w:rStyle w:val="VerbatimChar"/>
-          <w:rFonts w:ascii="Times New Roman" w:hAnsi="Times New Roman" w:eastAsia="Times New Roman" w:cs="Times New Roman"/>
+          <w:rFonts w:ascii="SimSun" w:hAnsi="SimSun" w:eastAsia="SimSun" w:cs="SimSun"/>
         </w:rPr>
         <w:t xml:space="preserve">    .sort(p =&gt; parseInt(p.file.name.match(/-(\d+)-/)[1]));</w:t>
       </w:r>
       <w:r>
         <w:rPr>
-          <w:rFonts w:ascii="Times New Roman" w:hAnsi="Times New Roman" w:eastAsia="Times New Roman" w:cs="Times New Roman"/>
+          <w:rFonts w:ascii="SimSun" w:hAnsi="SimSun" w:eastAsia="SimSun" w:cs="SimSun"/>
         </w:rPr>
         <w:br/>
       </w:r>
       <w:r>
         <w:rPr>
           <w:rStyle w:val="VerbatimChar"/>
-          <w:rFonts w:ascii="Times New Roman" w:hAnsi="Times New Roman" w:eastAsia="Times New Roman" w:cs="Times New Roman"/>
+          <w:rFonts w:ascii="SimSun" w:hAnsi="SimSun" w:eastAsia="SimSun" w:cs="SimSun"/>
         </w:rPr>
         <w:t xml:space="preserve">  if (pages.length) {</w:t>
       </w:r>
       <w:r>
         <w:rPr>
-          <w:rFonts w:ascii="Times New Roman" w:hAnsi="Times New Roman" w:eastAsia="Times New Roman" w:cs="Times New Roman"/>
+          <w:rFonts w:ascii="SimSun" w:hAnsi="SimSun" w:eastAsia="SimSun" w:cs="SimSun"/>
         </w:rPr>
         <w:br/>
       </w:r>
       <w:r>
         <w:rPr>
           <w:rStyle w:val="VerbatimChar"/>
-          <w:rFonts w:ascii="Times New Roman" w:hAnsi="Times New Roman" w:eastAsia="Times New Roman" w:cs="Times New Roman"/>
+          <w:rFonts w:ascii="SimSun" w:hAnsi="SimSun" w:eastAsia="SimSun" w:cs="SimSun"/>
         </w:rPr>
         <w:t xml:space="preserve">    dv.header(4, </w:t>
       </w:r>
       <w:r>
         <w:rPr>
           <w:rStyle w:val="VerbatimChar"/>
-          <w:rFonts w:hint="eastAsia" w:ascii="Times New Roman" w:hAnsi="Times New Roman" w:eastAsia="Times New Roman" w:cs="Times New Roman"/>
+          <w:rFonts w:hint="eastAsia" w:ascii="SimSun" w:hAnsi="SimSun" w:eastAsia="SimSun" w:cs="SimSun"/>
         </w:rPr>
         <w:t>"</w:t>
       </w:r>
       <w:r>
         <w:rPr>
           <w:rStyle w:val="VerbatimChar"/>
-          <w:rFonts w:hint="eastAsia" w:ascii="Times New Roman" w:hAnsi="Times New Roman" w:eastAsia="FangSong" w:cs="Times New Roman"/>
+          <w:rFonts w:hint="eastAsia" w:ascii="SimSun" w:hAnsi="SimSun" w:eastAsia="SimSun" w:cs="SimSun"/>
         </w:rPr>
         <w:t>同大题小问</w:t>
       </w:r>
       <w:r>
         <w:rPr>
           <w:rStyle w:val="VerbatimChar"/>
-          <w:rFonts w:hint="eastAsia" w:ascii="Times New Roman" w:hAnsi="Times New Roman" w:eastAsia="Times New Roman" w:cs="Times New Roman"/>
+          <w:rFonts w:hint="eastAsia" w:ascii="SimSun" w:hAnsi="SimSun" w:eastAsia="SimSun" w:cs="SimSun"/>
         </w:rPr>
         <w:t>（</w:t>
       </w:r>
       <w:r>
         <w:rPr>
           <w:rStyle w:val="VerbatimChar"/>
-          <w:rFonts w:hint="eastAsia" w:ascii="Times New Roman" w:hAnsi="Times New Roman" w:eastAsia="FangSong" w:cs="Times New Roman"/>
+          <w:rFonts w:hint="eastAsia" w:ascii="SimSun" w:hAnsi="SimSun" w:eastAsia="SimSun" w:cs="SimSun"/>
         </w:rPr>
         <w:t>按序</w:t>
       </w:r>
       <w:r>
         <w:rPr>
           <w:rStyle w:val="VerbatimChar"/>
-          <w:rFonts w:hint="eastAsia" w:ascii="Times New Roman" w:hAnsi="Times New Roman" w:eastAsia="Times New Roman" w:cs="Times New Roman"/>
+          <w:rFonts w:hint="eastAsia" w:ascii="SimSun" w:hAnsi="SimSun" w:eastAsia="SimSun" w:cs="SimSun"/>
         </w:rPr>
         <w:t>）");</w:t>
       </w:r>
       <w:r>
         <w:rPr>
-          <w:rFonts w:ascii="Times New Roman" w:hAnsi="Times New Roman" w:eastAsia="Times New Roman" w:cs="Times New Roman"/>
+          <w:rFonts w:ascii="SimSun" w:hAnsi="SimSun" w:eastAsia="SimSun" w:cs="SimSun"/>
         </w:rPr>
         <w:br/>
       </w:r>
       <w:r>
         <w:rPr>
           <w:rStyle w:val="VerbatimChar"/>
-          <w:rFonts w:ascii="Times New Roman" w:hAnsi="Times New Roman" w:eastAsia="Times New Roman" w:cs="Times New Roman"/>
+          <w:rFonts w:ascii="SimSun" w:hAnsi="SimSun" w:eastAsia="SimSun" w:cs="SimSun"/>
         </w:rPr>
         <w:t xml:space="preserve">    dv.list(pages.map(p =&gt; p.file.link));</w:t>
       </w:r>
       <w:r>
         <w:rPr>
-          <w:rFonts w:ascii="Times New Roman" w:hAnsi="Times New Roman" w:eastAsia="Times New Roman" w:cs="Times New Roman"/>
+          <w:rFonts w:ascii="SimSun" w:hAnsi="SimSun" w:eastAsia="SimSun" w:cs="SimSun"/>
         </w:rPr>
         <w:br/>
       </w:r>
       <w:r>
         <w:rPr>
           <w:rStyle w:val="VerbatimChar"/>
-          <w:rFonts w:ascii="Times New Roman" w:hAnsi="Times New Roman" w:eastAsia="Times New Roman" w:cs="Times New Roman"/>
+          <w:rFonts w:ascii="SimSun" w:hAnsi="SimSun" w:eastAsia="SimSun" w:cs="SimSun"/>
         </w:rPr>
         <w:t xml:space="preserve">  }</w:t>
       </w:r>
       <w:r>
         <w:rPr>
-          <w:rFonts w:ascii="Times New Roman" w:hAnsi="Times New Roman" w:eastAsia="Times New Roman" w:cs="Times New Roman"/>
+          <w:rFonts w:ascii="SimSun" w:hAnsi="SimSun" w:eastAsia="SimSun" w:cs="SimSun"/>
         </w:rPr>
         <w:br/>
       </w:r>
       <w:r>
         <w:rPr>
           <w:rStyle w:val="VerbatimChar"/>
-          <w:rFonts w:ascii="Times New Roman" w:hAnsi="Times New Roman" w:eastAsia="Times New Roman" w:cs="Times New Roman"/>
+          <w:rFonts w:ascii="SimSun" w:hAnsi="SimSun" w:eastAsia="SimSun" w:cs="SimSun"/>
         </w:rPr>
         <w:t xml:space="preserve">}</w:t>
       </w:r>
@@ -35922,241 +35936,241 @@
       <w:r>
         <w:rPr>
           <w:rStyle w:val="VerbatimChar"/>
-          <w:rFonts w:ascii="Times New Roman" w:hAnsi="Times New Roman" w:eastAsia="Times New Roman" w:cs="Times New Roman"/>
+          <w:rFonts w:ascii="SimSun" w:hAnsi="SimSun" w:eastAsia="SimSun" w:cs="SimSun"/>
         </w:rPr>
         <w:t xml:space="preserve">const name = dv.current().file.name;</w:t>
       </w:r>
       <w:r>
         <w:rPr>
-          <w:rFonts w:ascii="Times New Roman" w:hAnsi="Times New Roman" w:eastAsia="Times New Roman" w:cs="Times New Roman"/>
+          <w:rFonts w:ascii="SimSun" w:hAnsi="SimSun" w:eastAsia="SimSun" w:cs="SimSun"/>
         </w:rPr>
         <w:br/>
       </w:r>
       <w:r>
         <w:rPr>
           <w:rStyle w:val="VerbatimChar"/>
-          <w:rFonts w:ascii="Times New Roman" w:hAnsi="Times New Roman" w:eastAsia="Times New Roman" w:cs="Times New Roman"/>
+          <w:rFonts w:ascii="SimSun" w:hAnsi="SimSun" w:eastAsia="SimSun" w:cs="SimSun"/>
         </w:rPr>
         <w:t xml:space="preserve">const m = </w:t>
       </w:r>
       <w:r>
         <w:rPr>
           <w:rStyle w:val="VerbatimChar"/>
-          <w:rFonts w:hint="eastAsia" w:ascii="Times New Roman" w:hAnsi="Times New Roman" w:eastAsia="Times New Roman" w:cs="Times New Roman"/>
+          <w:rFonts w:hint="eastAsia" w:ascii="SimSun" w:hAnsi="SimSun" w:eastAsia="SimSun" w:cs="SimSun"/>
         </w:rPr>
         <w:t>name.match(/^(</w:t>
       </w:r>
       <w:r>
         <w:rPr>
           <w:rStyle w:val="VerbatimChar"/>
-          <w:rFonts w:hint="eastAsia" w:ascii="Times New Roman" w:hAnsi="Times New Roman" w:eastAsia="FangSong" w:cs="Times New Roman"/>
+          <w:rFonts w:hint="eastAsia" w:ascii="SimSun" w:hAnsi="SimSun" w:eastAsia="SimSun" w:cs="SimSun"/>
         </w:rPr>
         <w:t>题</w:t>
       </w:r>
       <w:r>
         <w:rPr>
           <w:rStyle w:val="VerbatimChar"/>
-          <w:rFonts w:hint="eastAsia" w:ascii="Times New Roman" w:hAnsi="Times New Roman" w:eastAsia="Times New Roman" w:cs="Times New Roman"/>
+          <w:rFonts w:hint="eastAsia" w:ascii="SimSun" w:hAnsi="SimSun" w:eastAsia="SimSun" w:cs="SimSun"/>
         </w:rPr>
         <w:t>-\d+b?-\d+-)\d+-/);</w:t>
       </w:r>
       <w:r>
         <w:rPr>
-          <w:rFonts w:ascii="Times New Roman" w:hAnsi="Times New Roman" w:eastAsia="Times New Roman" w:cs="Times New Roman"/>
+          <w:rFonts w:ascii="SimSun" w:hAnsi="SimSun" w:eastAsia="SimSun" w:cs="SimSun"/>
         </w:rPr>
         <w:br/>
       </w:r>
       <w:r>
         <w:rPr>
           <w:rStyle w:val="VerbatimChar"/>
-          <w:rFonts w:ascii="Times New Roman" w:hAnsi="Times New Roman" w:eastAsia="Times New Roman" w:cs="Times New Roman"/>
+          <w:rFonts w:ascii="SimSun" w:hAnsi="SimSun" w:eastAsia="SimSun" w:cs="SimSun"/>
         </w:rPr>
         <w:t xml:space="preserve">if (m) {</w:t>
       </w:r>
       <w:r>
         <w:rPr>
-          <w:rFonts w:ascii="Times New Roman" w:hAnsi="Times New Roman" w:eastAsia="Times New Roman" w:cs="Times New Roman"/>
+          <w:rFonts w:ascii="SimSun" w:hAnsi="SimSun" w:eastAsia="SimSun" w:cs="SimSun"/>
         </w:rPr>
         <w:br/>
       </w:r>
       <w:r>
         <w:rPr>
           <w:rStyle w:val="VerbatimChar"/>
-          <w:rFonts w:ascii="Times New Roman" w:hAnsi="Times New Roman" w:eastAsia="Times New Roman" w:cs="Times New Roman"/>
+          <w:rFonts w:ascii="SimSun" w:hAnsi="SimSun" w:eastAsia="SimSun" w:cs="SimSun"/>
         </w:rPr>
         <w:t xml:space="preserve">  const prefix = m[1];</w:t>
       </w:r>
       <w:r>
         <w:rPr>
-          <w:rFonts w:ascii="Times New Roman" w:hAnsi="Times New Roman" w:eastAsia="Times New Roman" w:cs="Times New Roman"/>
+          <w:rFonts w:ascii="SimSun" w:hAnsi="SimSun" w:eastAsia="SimSun" w:cs="SimSun"/>
         </w:rPr>
         <w:br/>
       </w:r>
       <w:r>
         <w:rPr>
           <w:rStyle w:val="VerbatimChar"/>
-          <w:rFonts w:ascii="Times New Roman" w:hAnsi="Times New Roman" w:eastAsia="Times New Roman" w:cs="Times New Roman"/>
+          <w:rFonts w:ascii="SimSun" w:hAnsi="SimSun" w:eastAsia="SimSun" w:cs="SimSun"/>
         </w:rPr>
         <w:t xml:space="preserve">  const pages = </w:t>
       </w:r>
       <w:r>
         <w:rPr>
           <w:rStyle w:val="VerbatimChar"/>
-          <w:rFonts w:hint="eastAsia" w:ascii="Times New Roman" w:hAnsi="Times New Roman" w:eastAsia="Times New Roman" w:cs="Times New Roman"/>
+          <w:rFonts w:hint="eastAsia" w:ascii="SimSun" w:hAnsi="SimSun" w:eastAsia="SimSun" w:cs="SimSun"/>
         </w:rPr>
         <w:t>dv.pages('"04-</w:t>
       </w:r>
       <w:r>
         <w:rPr>
           <w:rStyle w:val="VerbatimChar"/>
-          <w:rFonts w:hint="eastAsia" w:ascii="Times New Roman" w:hAnsi="Times New Roman" w:eastAsia="FangSong" w:cs="Times New Roman"/>
+          <w:rFonts w:hint="eastAsia" w:ascii="SimSun" w:hAnsi="SimSun" w:eastAsia="SimSun" w:cs="SimSun"/>
         </w:rPr>
         <w:t>题库</w:t>
       </w:r>
       <w:r>
         <w:rPr>
           <w:rStyle w:val="VerbatimChar"/>
-          <w:rFonts w:hint="eastAsia" w:ascii="Times New Roman" w:hAnsi="Times New Roman" w:eastAsia="Times New Roman" w:cs="Times New Roman"/>
+          <w:rFonts w:hint="eastAsia" w:ascii="SimSun" w:hAnsi="SimSun" w:eastAsia="SimSun" w:cs="SimSun"/>
         </w:rPr>
         <w:t>/</w:t>
       </w:r>
       <w:r>
         <w:rPr>
           <w:rStyle w:val="VerbatimChar"/>
-          <w:rFonts w:hint="eastAsia" w:ascii="Times New Roman" w:hAnsi="Times New Roman" w:eastAsia="FangSong" w:cs="Times New Roman"/>
+          <w:rFonts w:hint="eastAsia" w:ascii="SimSun" w:hAnsi="SimSun" w:eastAsia="SimSun" w:cs="SimSun"/>
         </w:rPr>
         <w:t>真题</w:t>
       </w:r>
       <w:r>
         <w:rPr>
           <w:rStyle w:val="VerbatimChar"/>
-          <w:rFonts w:hint="eastAsia" w:ascii="Times New Roman" w:hAnsi="Times New Roman" w:eastAsia="Times New Roman" w:cs="Times New Roman"/>
+          <w:rFonts w:hint="eastAsia" w:ascii="SimSun" w:hAnsi="SimSun" w:eastAsia="SimSun" w:cs="SimSun"/>
         </w:rPr>
         <w:t>"')</w:t>
       </w:r>
       <w:r>
         <w:rPr>
-          <w:rFonts w:ascii="Times New Roman" w:hAnsi="Times New Roman" w:eastAsia="Times New Roman" w:cs="Times New Roman"/>
+          <w:rFonts w:ascii="SimSun" w:hAnsi="SimSun" w:eastAsia="SimSun" w:cs="SimSun"/>
         </w:rPr>
         <w:br/>
       </w:r>
       <w:r>
         <w:rPr>
           <w:rStyle w:val="VerbatimChar"/>
-          <w:rFonts w:ascii="Times New Roman" w:hAnsi="Times New Roman" w:eastAsia="Times New Roman" w:cs="Times New Roman"/>
+          <w:rFonts w:ascii="SimSun" w:hAnsi="SimSun" w:eastAsia="SimSun" w:cs="SimSun"/>
         </w:rPr>
         <w:t xml:space="preserve">    .where(p =&gt; p.file.name.startsWith(prefix) &amp;&amp; p.file.name !== name)</w:t>
       </w:r>
       <w:r>
         <w:rPr>
-          <w:rFonts w:ascii="Times New Roman" w:hAnsi="Times New Roman" w:eastAsia="Times New Roman" w:cs="Times New Roman"/>
+          <w:rFonts w:ascii="SimSun" w:hAnsi="SimSun" w:eastAsia="SimSun" w:cs="SimSun"/>
         </w:rPr>
         <w:br/>
       </w:r>
       <w:r>
         <w:rPr>
           <w:rStyle w:val="VerbatimChar"/>
-          <w:rFonts w:ascii="Times New Roman" w:hAnsi="Times New Roman" w:eastAsia="Times New Roman" w:cs="Times New Roman"/>
+          <w:rFonts w:ascii="SimSun" w:hAnsi="SimSun" w:eastAsia="SimSun" w:cs="SimSun"/>
         </w:rPr>
         <w:t xml:space="preserve">    .sort(p =&gt; parseInt(p.file.name.match(/-(\d+)-/)[1]));</w:t>
       </w:r>
       <w:r>
         <w:rPr>
-          <w:rFonts w:ascii="Times New Roman" w:hAnsi="Times New Roman" w:eastAsia="Times New Roman" w:cs="Times New Roman"/>
+          <w:rFonts w:ascii="SimSun" w:hAnsi="SimSun" w:eastAsia="SimSun" w:cs="SimSun"/>
         </w:rPr>
         <w:br/>
       </w:r>
       <w:r>
         <w:rPr>
           <w:rStyle w:val="VerbatimChar"/>
-          <w:rFonts w:ascii="Times New Roman" w:hAnsi="Times New Roman" w:eastAsia="Times New Roman" w:cs="Times New Roman"/>
+          <w:rFonts w:ascii="SimSun" w:hAnsi="SimSun" w:eastAsia="SimSun" w:cs="SimSun"/>
         </w:rPr>
         <w:t xml:space="preserve">  if (pages.length) {</w:t>
       </w:r>
       <w:r>
         <w:rPr>
-          <w:rFonts w:ascii="Times New Roman" w:hAnsi="Times New Roman" w:eastAsia="Times New Roman" w:cs="Times New Roman"/>
+          <w:rFonts w:ascii="SimSun" w:hAnsi="SimSun" w:eastAsia="SimSun" w:cs="SimSun"/>
         </w:rPr>
         <w:br/>
       </w:r>
       <w:r>
         <w:rPr>
           <w:rStyle w:val="VerbatimChar"/>
-          <w:rFonts w:ascii="Times New Roman" w:hAnsi="Times New Roman" w:eastAsia="Times New Roman" w:cs="Times New Roman"/>
+          <w:rFonts w:ascii="SimSun" w:hAnsi="SimSun" w:eastAsia="SimSun" w:cs="SimSun"/>
         </w:rPr>
         <w:t xml:space="preserve">    dv.header(4, </w:t>
       </w:r>
       <w:r>
         <w:rPr>
           <w:rStyle w:val="VerbatimChar"/>
-          <w:rFonts w:hint="eastAsia" w:ascii="Times New Roman" w:hAnsi="Times New Roman" w:eastAsia="Times New Roman" w:cs="Times New Roman"/>
+          <w:rFonts w:hint="eastAsia" w:ascii="SimSun" w:hAnsi="SimSun" w:eastAsia="SimSun" w:cs="SimSun"/>
         </w:rPr>
         <w:t>"</w:t>
       </w:r>
       <w:r>
         <w:rPr>
           <w:rStyle w:val="VerbatimChar"/>
-          <w:rFonts w:hint="eastAsia" w:ascii="Times New Roman" w:hAnsi="Times New Roman" w:eastAsia="FangSong" w:cs="Times New Roman"/>
+          <w:rFonts w:hint="eastAsia" w:ascii="SimSun" w:hAnsi="SimSun" w:eastAsia="SimSun" w:cs="SimSun"/>
         </w:rPr>
         <w:t>同大题小问</w:t>
       </w:r>
       <w:r>
         <w:rPr>
           <w:rStyle w:val="VerbatimChar"/>
-          <w:rFonts w:hint="eastAsia" w:ascii="Times New Roman" w:hAnsi="Times New Roman" w:eastAsia="Times New Roman" w:cs="Times New Roman"/>
+          <w:rFonts w:hint="eastAsia" w:ascii="SimSun" w:hAnsi="SimSun" w:eastAsia="SimSun" w:cs="SimSun"/>
         </w:rPr>
         <w:t>（</w:t>
       </w:r>
       <w:r>
         <w:rPr>
           <w:rStyle w:val="VerbatimChar"/>
-          <w:rFonts w:hint="eastAsia" w:ascii="Times New Roman" w:hAnsi="Times New Roman" w:eastAsia="FangSong" w:cs="Times New Roman"/>
+          <w:rFonts w:hint="eastAsia" w:ascii="SimSun" w:hAnsi="SimSun" w:eastAsia="SimSun" w:cs="SimSun"/>
         </w:rPr>
         <w:t>按序</w:t>
       </w:r>
       <w:r>
         <w:rPr>
           <w:rStyle w:val="VerbatimChar"/>
-          <w:rFonts w:hint="eastAsia" w:ascii="Times New Roman" w:hAnsi="Times New Roman" w:eastAsia="Times New Roman" w:cs="Times New Roman"/>
+          <w:rFonts w:hint="eastAsia" w:ascii="SimSun" w:hAnsi="SimSun" w:eastAsia="SimSun" w:cs="SimSun"/>
         </w:rPr>
         <w:t>）");</w:t>
       </w:r>
       <w:r>
         <w:rPr>
-          <w:rFonts w:ascii="Times New Roman" w:hAnsi="Times New Roman" w:eastAsia="Times New Roman" w:cs="Times New Roman"/>
+          <w:rFonts w:ascii="SimSun" w:hAnsi="SimSun" w:eastAsia="SimSun" w:cs="SimSun"/>
         </w:rPr>
         <w:br/>
       </w:r>
       <w:r>
         <w:rPr>
           <w:rStyle w:val="VerbatimChar"/>
-          <w:rFonts w:ascii="Times New Roman" w:hAnsi="Times New Roman" w:eastAsia="Times New Roman" w:cs="Times New Roman"/>
+          <w:rFonts w:ascii="SimSun" w:hAnsi="SimSun" w:eastAsia="SimSun" w:cs="SimSun"/>
         </w:rPr>
         <w:t xml:space="preserve">    dv.list(pages.map(p =&gt; p.file.link));</w:t>
       </w:r>
       <w:r>
         <w:rPr>
-          <w:rFonts w:ascii="Times New Roman" w:hAnsi="Times New Roman" w:eastAsia="Times New Roman" w:cs="Times New Roman"/>
+          <w:rFonts w:ascii="SimSun" w:hAnsi="SimSun" w:eastAsia="SimSun" w:cs="SimSun"/>
         </w:rPr>
         <w:br/>
       </w:r>
       <w:r>
         <w:rPr>
           <w:rStyle w:val="VerbatimChar"/>
-          <w:rFonts w:ascii="Times New Roman" w:hAnsi="Times New Roman" w:eastAsia="Times New Roman" w:cs="Times New Roman"/>
+          <w:rFonts w:ascii="SimSun" w:hAnsi="SimSun" w:eastAsia="SimSun" w:cs="SimSun"/>
         </w:rPr>
         <w:t xml:space="preserve">  }</w:t>
       </w:r>
       <w:r>
         <w:rPr>
-          <w:rFonts w:ascii="Times New Roman" w:hAnsi="Times New Roman" w:eastAsia="Times New Roman" w:cs="Times New Roman"/>
+          <w:rFonts w:ascii="SimSun" w:hAnsi="SimSun" w:eastAsia="SimSun" w:cs="SimSun"/>
         </w:rPr>
         <w:br/>
       </w:r>
       <w:r>
         <w:rPr>
           <w:rStyle w:val="VerbatimChar"/>
-          <w:rFonts w:ascii="Times New Roman" w:hAnsi="Times New Roman" w:eastAsia="Times New Roman" w:cs="Times New Roman"/>
+          <w:rFonts w:ascii="SimSun" w:hAnsi="SimSun" w:eastAsia="SimSun" w:cs="SimSun"/>
         </w:rPr>
         <w:t xml:space="preserve">}</w:t>
       </w:r>
@@ -37880,19 +37894,7 @@
             <m:t>=</m:t>
           </m:r>
           <m:r>
-            <m:t>1</m:t>
-          </m:r>
-          <m:r>
-            <m:rPr>
-              <m:sty m:val="p"/>
-            </m:rPr>
-            <m:t>.</m:t>
-          </m:r>
-          <m:r>
-            <m:t>0</m:t>
-          </m:r>
-          <m:r>
-            <m:t>0</m:t>
+            <m:t>1.00</m:t>
           </m:r>
         </m:oMath>
       </m:oMathPara>
@@ -38365,19 +38367,7 @@
             <m:t>=</m:t>
           </m:r>
           <m:r>
-            <m:t>0</m:t>
-          </m:r>
-          <m:r>
-            <m:rPr>
-              <m:sty m:val="p"/>
-            </m:rPr>
-            <m:t>.</m:t>
-          </m:r>
-          <m:r>
-            <m:t>0</m:t>
-          </m:r>
-          <m:r>
-            <m:t>0</m:t>
+            <m:t>0.00</m:t>
           </m:r>
           <m:r>
             <m:rPr>
@@ -38553,22 +38543,7 @@
             <m:t>=</m:t>
           </m:r>
           <m:r>
-            <m:t>0</m:t>
-          </m:r>
-          <m:r>
-            <m:rPr>
-              <m:sty m:val="p"/>
-            </m:rPr>
-            <m:t>.</m:t>
-          </m:r>
-          <m:r>
-            <m:t>1</m:t>
-          </m:r>
-          <m:r>
-            <m:t>5</m:t>
-          </m:r>
-          <m:r>
-            <m:t>3</m:t>
+            <m:t>0.153</m:t>
           </m:r>
           <m:r>
             <m:rPr>
@@ -38583,19 +38558,7 @@
             <m:t>=</m:t>
           </m:r>
           <m:r>
-            <m:t>0</m:t>
-          </m:r>
-          <m:r>
-            <m:rPr>
-              <m:sty m:val="p"/>
-            </m:rPr>
-            <m:t>.</m:t>
-          </m:r>
-          <m:r>
-            <m:t>1</m:t>
-          </m:r>
-          <m:r>
-            <m:t>5</m:t>
+            <m:t>0.15</m:t>
           </m:r>
           <m:r>
             <m:rPr>
@@ -41329,241 +41292,241 @@
       <w:r>
         <w:rPr>
           <w:rStyle w:val="VerbatimChar"/>
-          <w:rFonts w:ascii="Times New Roman" w:hAnsi="Times New Roman" w:eastAsia="Times New Roman" w:cs="Times New Roman"/>
+          <w:rFonts w:ascii="SimSun" w:hAnsi="SimSun" w:eastAsia="SimSun" w:cs="SimSun"/>
         </w:rPr>
         <w:t xml:space="preserve">const name = dv.current().file.name;</w:t>
       </w:r>
       <w:r>
         <w:rPr>
-          <w:rFonts w:ascii="Times New Roman" w:hAnsi="Times New Roman" w:eastAsia="Times New Roman" w:cs="Times New Roman"/>
+          <w:rFonts w:ascii="SimSun" w:hAnsi="SimSun" w:eastAsia="SimSun" w:cs="SimSun"/>
         </w:rPr>
         <w:br/>
       </w:r>
       <w:r>
         <w:rPr>
           <w:rStyle w:val="VerbatimChar"/>
-          <w:rFonts w:ascii="Times New Roman" w:hAnsi="Times New Roman" w:eastAsia="Times New Roman" w:cs="Times New Roman"/>
+          <w:rFonts w:ascii="SimSun" w:hAnsi="SimSun" w:eastAsia="SimSun" w:cs="SimSun"/>
         </w:rPr>
         <w:t xml:space="preserve">const m = </w:t>
       </w:r>
       <w:r>
         <w:rPr>
           <w:rStyle w:val="VerbatimChar"/>
-          <w:rFonts w:hint="eastAsia" w:ascii="Times New Roman" w:hAnsi="Times New Roman" w:eastAsia="Times New Roman" w:cs="Times New Roman"/>
+          <w:rFonts w:hint="eastAsia" w:ascii="SimSun" w:hAnsi="SimSun" w:eastAsia="SimSun" w:cs="SimSun"/>
         </w:rPr>
         <w:t>name.match(/^(</w:t>
       </w:r>
       <w:r>
         <w:rPr>
           <w:rStyle w:val="VerbatimChar"/>
-          <w:rFonts w:hint="eastAsia" w:ascii="Times New Roman" w:hAnsi="Times New Roman" w:eastAsia="FangSong" w:cs="Times New Roman"/>
+          <w:rFonts w:hint="eastAsia" w:ascii="SimSun" w:hAnsi="SimSun" w:eastAsia="SimSun" w:cs="SimSun"/>
         </w:rPr>
         <w:t>题</w:t>
       </w:r>
       <w:r>
         <w:rPr>
           <w:rStyle w:val="VerbatimChar"/>
-          <w:rFonts w:hint="eastAsia" w:ascii="Times New Roman" w:hAnsi="Times New Roman" w:eastAsia="Times New Roman" w:cs="Times New Roman"/>
+          <w:rFonts w:hint="eastAsia" w:ascii="SimSun" w:hAnsi="SimSun" w:eastAsia="SimSun" w:cs="SimSun"/>
         </w:rPr>
         <w:t>-\d+b?-\d+-)\d+-/);</w:t>
       </w:r>
       <w:r>
         <w:rPr>
-          <w:rFonts w:ascii="Times New Roman" w:hAnsi="Times New Roman" w:eastAsia="Times New Roman" w:cs="Times New Roman"/>
+          <w:rFonts w:ascii="SimSun" w:hAnsi="SimSun" w:eastAsia="SimSun" w:cs="SimSun"/>
         </w:rPr>
         <w:br/>
       </w:r>
       <w:r>
         <w:rPr>
           <w:rStyle w:val="VerbatimChar"/>
-          <w:rFonts w:ascii="Times New Roman" w:hAnsi="Times New Roman" w:eastAsia="Times New Roman" w:cs="Times New Roman"/>
+          <w:rFonts w:ascii="SimSun" w:hAnsi="SimSun" w:eastAsia="SimSun" w:cs="SimSun"/>
         </w:rPr>
         <w:t xml:space="preserve">if (m) {</w:t>
       </w:r>
       <w:r>
         <w:rPr>
-          <w:rFonts w:ascii="Times New Roman" w:hAnsi="Times New Roman" w:eastAsia="Times New Roman" w:cs="Times New Roman"/>
+          <w:rFonts w:ascii="SimSun" w:hAnsi="SimSun" w:eastAsia="SimSun" w:cs="SimSun"/>
         </w:rPr>
         <w:br/>
       </w:r>
       <w:r>
         <w:rPr>
           <w:rStyle w:val="VerbatimChar"/>
-          <w:rFonts w:ascii="Times New Roman" w:hAnsi="Times New Roman" w:eastAsia="Times New Roman" w:cs="Times New Roman"/>
+          <w:rFonts w:ascii="SimSun" w:hAnsi="SimSun" w:eastAsia="SimSun" w:cs="SimSun"/>
         </w:rPr>
         <w:t xml:space="preserve">  const prefix = m[1];</w:t>
       </w:r>
       <w:r>
         <w:rPr>
-          <w:rFonts w:ascii="Times New Roman" w:hAnsi="Times New Roman" w:eastAsia="Times New Roman" w:cs="Times New Roman"/>
+          <w:rFonts w:ascii="SimSun" w:hAnsi="SimSun" w:eastAsia="SimSun" w:cs="SimSun"/>
         </w:rPr>
         <w:br/>
       </w:r>
       <w:r>
         <w:rPr>
           <w:rStyle w:val="VerbatimChar"/>
-          <w:rFonts w:ascii="Times New Roman" w:hAnsi="Times New Roman" w:eastAsia="Times New Roman" w:cs="Times New Roman"/>
+          <w:rFonts w:ascii="SimSun" w:hAnsi="SimSun" w:eastAsia="SimSun" w:cs="SimSun"/>
         </w:rPr>
         <w:t xml:space="preserve">  const pages = </w:t>
       </w:r>
       <w:r>
         <w:rPr>
           <w:rStyle w:val="VerbatimChar"/>
-          <w:rFonts w:hint="eastAsia" w:ascii="Times New Roman" w:hAnsi="Times New Roman" w:eastAsia="Times New Roman" w:cs="Times New Roman"/>
+          <w:rFonts w:hint="eastAsia" w:ascii="SimSun" w:hAnsi="SimSun" w:eastAsia="SimSun" w:cs="SimSun"/>
         </w:rPr>
         <w:t>dv.pages('"04-</w:t>
       </w:r>
       <w:r>
         <w:rPr>
           <w:rStyle w:val="VerbatimChar"/>
-          <w:rFonts w:hint="eastAsia" w:ascii="Times New Roman" w:hAnsi="Times New Roman" w:eastAsia="FangSong" w:cs="Times New Roman"/>
+          <w:rFonts w:hint="eastAsia" w:ascii="SimSun" w:hAnsi="SimSun" w:eastAsia="SimSun" w:cs="SimSun"/>
         </w:rPr>
         <w:t>题库</w:t>
       </w:r>
       <w:r>
         <w:rPr>
           <w:rStyle w:val="VerbatimChar"/>
-          <w:rFonts w:hint="eastAsia" w:ascii="Times New Roman" w:hAnsi="Times New Roman" w:eastAsia="Times New Roman" w:cs="Times New Roman"/>
+          <w:rFonts w:hint="eastAsia" w:ascii="SimSun" w:hAnsi="SimSun" w:eastAsia="SimSun" w:cs="SimSun"/>
         </w:rPr>
         <w:t>/</w:t>
       </w:r>
       <w:r>
         <w:rPr>
           <w:rStyle w:val="VerbatimChar"/>
-          <w:rFonts w:hint="eastAsia" w:ascii="Times New Roman" w:hAnsi="Times New Roman" w:eastAsia="FangSong" w:cs="Times New Roman"/>
+          <w:rFonts w:hint="eastAsia" w:ascii="SimSun" w:hAnsi="SimSun" w:eastAsia="SimSun" w:cs="SimSun"/>
         </w:rPr>
         <w:t>真题</w:t>
       </w:r>
       <w:r>
         <w:rPr>
           <w:rStyle w:val="VerbatimChar"/>
-          <w:rFonts w:hint="eastAsia" w:ascii="Times New Roman" w:hAnsi="Times New Roman" w:eastAsia="Times New Roman" w:cs="Times New Roman"/>
+          <w:rFonts w:hint="eastAsia" w:ascii="SimSun" w:hAnsi="SimSun" w:eastAsia="SimSun" w:cs="SimSun"/>
         </w:rPr>
         <w:t>"')</w:t>
       </w:r>
       <w:r>
         <w:rPr>
-          <w:rFonts w:ascii="Times New Roman" w:hAnsi="Times New Roman" w:eastAsia="Times New Roman" w:cs="Times New Roman"/>
+          <w:rFonts w:ascii="SimSun" w:hAnsi="SimSun" w:eastAsia="SimSun" w:cs="SimSun"/>
         </w:rPr>
         <w:br/>
       </w:r>
       <w:r>
         <w:rPr>
           <w:rStyle w:val="VerbatimChar"/>
-          <w:rFonts w:ascii="Times New Roman" w:hAnsi="Times New Roman" w:eastAsia="Times New Roman" w:cs="Times New Roman"/>
+          <w:rFonts w:ascii="SimSun" w:hAnsi="SimSun" w:eastAsia="SimSun" w:cs="SimSun"/>
         </w:rPr>
         <w:t xml:space="preserve">    .where(p =&gt; p.file.name.startsWith(prefix) &amp;&amp; p.file.name !== name)</w:t>
       </w:r>
       <w:r>
         <w:rPr>
-          <w:rFonts w:ascii="Times New Roman" w:hAnsi="Times New Roman" w:eastAsia="Times New Roman" w:cs="Times New Roman"/>
+          <w:rFonts w:ascii="SimSun" w:hAnsi="SimSun" w:eastAsia="SimSun" w:cs="SimSun"/>
         </w:rPr>
         <w:br/>
       </w:r>
       <w:r>
         <w:rPr>
           <w:rStyle w:val="VerbatimChar"/>
-          <w:rFonts w:ascii="Times New Roman" w:hAnsi="Times New Roman" w:eastAsia="Times New Roman" w:cs="Times New Roman"/>
+          <w:rFonts w:ascii="SimSun" w:hAnsi="SimSun" w:eastAsia="SimSun" w:cs="SimSun"/>
         </w:rPr>
         <w:t xml:space="preserve">    .sort(p =&gt; parseInt(p.file.name.match(/-(\d+)-/)[1]));</w:t>
       </w:r>
       <w:r>
         <w:rPr>
-          <w:rFonts w:ascii="Times New Roman" w:hAnsi="Times New Roman" w:eastAsia="Times New Roman" w:cs="Times New Roman"/>
+          <w:rFonts w:ascii="SimSun" w:hAnsi="SimSun" w:eastAsia="SimSun" w:cs="SimSun"/>
         </w:rPr>
         <w:br/>
       </w:r>
       <w:r>
         <w:rPr>
           <w:rStyle w:val="VerbatimChar"/>
-          <w:rFonts w:ascii="Times New Roman" w:hAnsi="Times New Roman" w:eastAsia="Times New Roman" w:cs="Times New Roman"/>
+          <w:rFonts w:ascii="SimSun" w:hAnsi="SimSun" w:eastAsia="SimSun" w:cs="SimSun"/>
         </w:rPr>
         <w:t xml:space="preserve">  if (pages.length) {</w:t>
       </w:r>
       <w:r>
         <w:rPr>
-          <w:rFonts w:ascii="Times New Roman" w:hAnsi="Times New Roman" w:eastAsia="Times New Roman" w:cs="Times New Roman"/>
+          <w:rFonts w:ascii="SimSun" w:hAnsi="SimSun" w:eastAsia="SimSun" w:cs="SimSun"/>
         </w:rPr>
         <w:br/>
       </w:r>
       <w:r>
         <w:rPr>
           <w:rStyle w:val="VerbatimChar"/>
-          <w:rFonts w:ascii="Times New Roman" w:hAnsi="Times New Roman" w:eastAsia="Times New Roman" w:cs="Times New Roman"/>
+          <w:rFonts w:ascii="SimSun" w:hAnsi="SimSun" w:eastAsia="SimSun" w:cs="SimSun"/>
         </w:rPr>
         <w:t xml:space="preserve">    dv.header(4, </w:t>
       </w:r>
       <w:r>
         <w:rPr>
           <w:rStyle w:val="VerbatimChar"/>
-          <w:rFonts w:hint="eastAsia" w:ascii="Times New Roman" w:hAnsi="Times New Roman" w:eastAsia="Times New Roman" w:cs="Times New Roman"/>
+          <w:rFonts w:hint="eastAsia" w:ascii="SimSun" w:hAnsi="SimSun" w:eastAsia="SimSun" w:cs="SimSun"/>
         </w:rPr>
         <w:t>"</w:t>
       </w:r>
       <w:r>
         <w:rPr>
           <w:rStyle w:val="VerbatimChar"/>
-          <w:rFonts w:hint="eastAsia" w:ascii="Times New Roman" w:hAnsi="Times New Roman" w:eastAsia="FangSong" w:cs="Times New Roman"/>
+          <w:rFonts w:hint="eastAsia" w:ascii="SimSun" w:hAnsi="SimSun" w:eastAsia="SimSun" w:cs="SimSun"/>
         </w:rPr>
         <w:t>同大题小问</w:t>
       </w:r>
       <w:r>
         <w:rPr>
           <w:rStyle w:val="VerbatimChar"/>
-          <w:rFonts w:hint="eastAsia" w:ascii="Times New Roman" w:hAnsi="Times New Roman" w:eastAsia="Times New Roman" w:cs="Times New Roman"/>
+          <w:rFonts w:hint="eastAsia" w:ascii="SimSun" w:hAnsi="SimSun" w:eastAsia="SimSun" w:cs="SimSun"/>
         </w:rPr>
         <w:t>（</w:t>
       </w:r>
       <w:r>
         <w:rPr>
           <w:rStyle w:val="VerbatimChar"/>
-          <w:rFonts w:hint="eastAsia" w:ascii="Times New Roman" w:hAnsi="Times New Roman" w:eastAsia="FangSong" w:cs="Times New Roman"/>
+          <w:rFonts w:hint="eastAsia" w:ascii="SimSun" w:hAnsi="SimSun" w:eastAsia="SimSun" w:cs="SimSun"/>
         </w:rPr>
         <w:t>按序</w:t>
       </w:r>
       <w:r>
         <w:rPr>
           <w:rStyle w:val="VerbatimChar"/>
-          <w:rFonts w:hint="eastAsia" w:ascii="Times New Roman" w:hAnsi="Times New Roman" w:eastAsia="Times New Roman" w:cs="Times New Roman"/>
+          <w:rFonts w:hint="eastAsia" w:ascii="SimSun" w:hAnsi="SimSun" w:eastAsia="SimSun" w:cs="SimSun"/>
         </w:rPr>
         <w:t>）");</w:t>
       </w:r>
       <w:r>
         <w:rPr>
-          <w:rFonts w:ascii="Times New Roman" w:hAnsi="Times New Roman" w:eastAsia="Times New Roman" w:cs="Times New Roman"/>
+          <w:rFonts w:ascii="SimSun" w:hAnsi="SimSun" w:eastAsia="SimSun" w:cs="SimSun"/>
         </w:rPr>
         <w:br/>
       </w:r>
       <w:r>
         <w:rPr>
           <w:rStyle w:val="VerbatimChar"/>
-          <w:rFonts w:ascii="Times New Roman" w:hAnsi="Times New Roman" w:eastAsia="Times New Roman" w:cs="Times New Roman"/>
+          <w:rFonts w:ascii="SimSun" w:hAnsi="SimSun" w:eastAsia="SimSun" w:cs="SimSun"/>
         </w:rPr>
         <w:t xml:space="preserve">    dv.list(pages.map(p =&gt; p.file.link));</w:t>
       </w:r>
       <w:r>
         <w:rPr>
-          <w:rFonts w:ascii="Times New Roman" w:hAnsi="Times New Roman" w:eastAsia="Times New Roman" w:cs="Times New Roman"/>
+          <w:rFonts w:ascii="SimSun" w:hAnsi="SimSun" w:eastAsia="SimSun" w:cs="SimSun"/>
         </w:rPr>
         <w:br/>
       </w:r>
       <w:r>
         <w:rPr>
           <w:rStyle w:val="VerbatimChar"/>
-          <w:rFonts w:ascii="Times New Roman" w:hAnsi="Times New Roman" w:eastAsia="Times New Roman" w:cs="Times New Roman"/>
+          <w:rFonts w:ascii="SimSun" w:hAnsi="SimSun" w:eastAsia="SimSun" w:cs="SimSun"/>
         </w:rPr>
         <w:t xml:space="preserve">  }</w:t>
       </w:r>
       <w:r>
         <w:rPr>
-          <w:rFonts w:ascii="Times New Roman" w:hAnsi="Times New Roman" w:eastAsia="Times New Roman" w:cs="Times New Roman"/>
+          <w:rFonts w:ascii="SimSun" w:hAnsi="SimSun" w:eastAsia="SimSun" w:cs="SimSun"/>
         </w:rPr>
         <w:br/>
       </w:r>
       <w:r>
         <w:rPr>
           <w:rStyle w:val="VerbatimChar"/>
-          <w:rFonts w:ascii="Times New Roman" w:hAnsi="Times New Roman" w:eastAsia="Times New Roman" w:cs="Times New Roman"/>
+          <w:rFonts w:ascii="SimSun" w:hAnsi="SimSun" w:eastAsia="SimSun" w:cs="SimSun"/>
         </w:rPr>
         <w:t xml:space="preserve">}</w:t>
       </w:r>
@@ -43174,241 +43137,241 @@
       <w:r>
         <w:rPr>
           <w:rStyle w:val="VerbatimChar"/>
-          <w:rFonts w:ascii="Times New Roman" w:hAnsi="Times New Roman" w:eastAsia="Times New Roman" w:cs="Times New Roman"/>
+          <w:rFonts w:ascii="SimSun" w:hAnsi="SimSun" w:eastAsia="SimSun" w:cs="SimSun"/>
         </w:rPr>
         <w:t xml:space="preserve">const name = dv.current().file.name;</w:t>
       </w:r>
       <w:r>
         <w:rPr>
-          <w:rFonts w:ascii="Times New Roman" w:hAnsi="Times New Roman" w:eastAsia="Times New Roman" w:cs="Times New Roman"/>
+          <w:rFonts w:ascii="SimSun" w:hAnsi="SimSun" w:eastAsia="SimSun" w:cs="SimSun"/>
         </w:rPr>
         <w:br/>
       </w:r>
       <w:r>
         <w:rPr>
           <w:rStyle w:val="VerbatimChar"/>
-          <w:rFonts w:ascii="Times New Roman" w:hAnsi="Times New Roman" w:eastAsia="Times New Roman" w:cs="Times New Roman"/>
+          <w:rFonts w:ascii="SimSun" w:hAnsi="SimSun" w:eastAsia="SimSun" w:cs="SimSun"/>
         </w:rPr>
         <w:t xml:space="preserve">const m = </w:t>
       </w:r>
       <w:r>
         <w:rPr>
           <w:rStyle w:val="VerbatimChar"/>
-          <w:rFonts w:hint="eastAsia" w:ascii="Times New Roman" w:hAnsi="Times New Roman" w:eastAsia="Times New Roman" w:cs="Times New Roman"/>
+          <w:rFonts w:hint="eastAsia" w:ascii="SimSun" w:hAnsi="SimSun" w:eastAsia="SimSun" w:cs="SimSun"/>
         </w:rPr>
         <w:t>name.match(/^(</w:t>
       </w:r>
       <w:r>
         <w:rPr>
           <w:rStyle w:val="VerbatimChar"/>
-          <w:rFonts w:hint="eastAsia" w:ascii="Times New Roman" w:hAnsi="Times New Roman" w:eastAsia="FangSong" w:cs="Times New Roman"/>
+          <w:rFonts w:hint="eastAsia" w:ascii="SimSun" w:hAnsi="SimSun" w:eastAsia="SimSun" w:cs="SimSun"/>
         </w:rPr>
         <w:t>题</w:t>
       </w:r>
       <w:r>
         <w:rPr>
           <w:rStyle w:val="VerbatimChar"/>
-          <w:rFonts w:hint="eastAsia" w:ascii="Times New Roman" w:hAnsi="Times New Roman" w:eastAsia="Times New Roman" w:cs="Times New Roman"/>
+          <w:rFonts w:hint="eastAsia" w:ascii="SimSun" w:hAnsi="SimSun" w:eastAsia="SimSun" w:cs="SimSun"/>
         </w:rPr>
         <w:t>-\d+b?-\d+-)\d+-/);</w:t>
       </w:r>
       <w:r>
         <w:rPr>
-          <w:rFonts w:ascii="Times New Roman" w:hAnsi="Times New Roman" w:eastAsia="Times New Roman" w:cs="Times New Roman"/>
+          <w:rFonts w:ascii="SimSun" w:hAnsi="SimSun" w:eastAsia="SimSun" w:cs="SimSun"/>
         </w:rPr>
         <w:br/>
       </w:r>
       <w:r>
         <w:rPr>
           <w:rStyle w:val="VerbatimChar"/>
-          <w:rFonts w:ascii="Times New Roman" w:hAnsi="Times New Roman" w:eastAsia="Times New Roman" w:cs="Times New Roman"/>
+          <w:rFonts w:ascii="SimSun" w:hAnsi="SimSun" w:eastAsia="SimSun" w:cs="SimSun"/>
         </w:rPr>
         <w:t xml:space="preserve">if (m) {</w:t>
       </w:r>
       <w:r>
         <w:rPr>
-          <w:rFonts w:ascii="Times New Roman" w:hAnsi="Times New Roman" w:eastAsia="Times New Roman" w:cs="Times New Roman"/>
+          <w:rFonts w:ascii="SimSun" w:hAnsi="SimSun" w:eastAsia="SimSun" w:cs="SimSun"/>
         </w:rPr>
         <w:br/>
       </w:r>
       <w:r>
         <w:rPr>
           <w:rStyle w:val="VerbatimChar"/>
-          <w:rFonts w:ascii="Times New Roman" w:hAnsi="Times New Roman" w:eastAsia="Times New Roman" w:cs="Times New Roman"/>
+          <w:rFonts w:ascii="SimSun" w:hAnsi="SimSun" w:eastAsia="SimSun" w:cs="SimSun"/>
         </w:rPr>
         <w:t xml:space="preserve">  const prefix = m[1];</w:t>
       </w:r>
       <w:r>
         <w:rPr>
-          <w:rFonts w:ascii="Times New Roman" w:hAnsi="Times New Roman" w:eastAsia="Times New Roman" w:cs="Times New Roman"/>
+          <w:rFonts w:ascii="SimSun" w:hAnsi="SimSun" w:eastAsia="SimSun" w:cs="SimSun"/>
         </w:rPr>
         <w:br/>
       </w:r>
       <w:r>
         <w:rPr>
           <w:rStyle w:val="VerbatimChar"/>
-          <w:rFonts w:ascii="Times New Roman" w:hAnsi="Times New Roman" w:eastAsia="Times New Roman" w:cs="Times New Roman"/>
+          <w:rFonts w:ascii="SimSun" w:hAnsi="SimSun" w:eastAsia="SimSun" w:cs="SimSun"/>
         </w:rPr>
         <w:t xml:space="preserve">  const pages = </w:t>
       </w:r>
       <w:r>
         <w:rPr>
           <w:rStyle w:val="VerbatimChar"/>
-          <w:rFonts w:hint="eastAsia" w:ascii="Times New Roman" w:hAnsi="Times New Roman" w:eastAsia="Times New Roman" w:cs="Times New Roman"/>
+          <w:rFonts w:hint="eastAsia" w:ascii="SimSun" w:hAnsi="SimSun" w:eastAsia="SimSun" w:cs="SimSun"/>
         </w:rPr>
         <w:t>dv.pages('"04-</w:t>
       </w:r>
       <w:r>
         <w:rPr>
           <w:rStyle w:val="VerbatimChar"/>
-          <w:rFonts w:hint="eastAsia" w:ascii="Times New Roman" w:hAnsi="Times New Roman" w:eastAsia="FangSong" w:cs="Times New Roman"/>
+          <w:rFonts w:hint="eastAsia" w:ascii="SimSun" w:hAnsi="SimSun" w:eastAsia="SimSun" w:cs="SimSun"/>
         </w:rPr>
         <w:t>题库</w:t>
       </w:r>
       <w:r>
         <w:rPr>
           <w:rStyle w:val="VerbatimChar"/>
-          <w:rFonts w:hint="eastAsia" w:ascii="Times New Roman" w:hAnsi="Times New Roman" w:eastAsia="Times New Roman" w:cs="Times New Roman"/>
+          <w:rFonts w:hint="eastAsia" w:ascii="SimSun" w:hAnsi="SimSun" w:eastAsia="SimSun" w:cs="SimSun"/>
         </w:rPr>
         <w:t>/</w:t>
       </w:r>
       <w:r>
         <w:rPr>
           <w:rStyle w:val="VerbatimChar"/>
-          <w:rFonts w:hint="eastAsia" w:ascii="Times New Roman" w:hAnsi="Times New Roman" w:eastAsia="FangSong" w:cs="Times New Roman"/>
+          <w:rFonts w:hint="eastAsia" w:ascii="SimSun" w:hAnsi="SimSun" w:eastAsia="SimSun" w:cs="SimSun"/>
         </w:rPr>
         <w:t>真题</w:t>
       </w:r>
       <w:r>
         <w:rPr>
           <w:rStyle w:val="VerbatimChar"/>
-          <w:rFonts w:hint="eastAsia" w:ascii="Times New Roman" w:hAnsi="Times New Roman" w:eastAsia="Times New Roman" w:cs="Times New Roman"/>
+          <w:rFonts w:hint="eastAsia" w:ascii="SimSun" w:hAnsi="SimSun" w:eastAsia="SimSun" w:cs="SimSun"/>
         </w:rPr>
         <w:t>"')</w:t>
       </w:r>
       <w:r>
         <w:rPr>
-          <w:rFonts w:ascii="Times New Roman" w:hAnsi="Times New Roman" w:eastAsia="Times New Roman" w:cs="Times New Roman"/>
+          <w:rFonts w:ascii="SimSun" w:hAnsi="SimSun" w:eastAsia="SimSun" w:cs="SimSun"/>
         </w:rPr>
         <w:br/>
       </w:r>
       <w:r>
         <w:rPr>
           <w:rStyle w:val="VerbatimChar"/>
-          <w:rFonts w:ascii="Times New Roman" w:hAnsi="Times New Roman" w:eastAsia="Times New Roman" w:cs="Times New Roman"/>
+          <w:rFonts w:ascii="SimSun" w:hAnsi="SimSun" w:eastAsia="SimSun" w:cs="SimSun"/>
         </w:rPr>
         <w:t xml:space="preserve">    .where(p =&gt; p.file.name.startsWith(prefix) &amp;&amp; p.file.name !== name)</w:t>
       </w:r>
       <w:r>
         <w:rPr>
-          <w:rFonts w:ascii="Times New Roman" w:hAnsi="Times New Roman" w:eastAsia="Times New Roman" w:cs="Times New Roman"/>
+          <w:rFonts w:ascii="SimSun" w:hAnsi="SimSun" w:eastAsia="SimSun" w:cs="SimSun"/>
         </w:rPr>
         <w:br/>
       </w:r>
       <w:r>
         <w:rPr>
           <w:rStyle w:val="VerbatimChar"/>
-          <w:rFonts w:ascii="Times New Roman" w:hAnsi="Times New Roman" w:eastAsia="Times New Roman" w:cs="Times New Roman"/>
+          <w:rFonts w:ascii="SimSun" w:hAnsi="SimSun" w:eastAsia="SimSun" w:cs="SimSun"/>
         </w:rPr>
         <w:t xml:space="preserve">    .sort(p =&gt; parseInt(p.file.name.match(/-(\d+)-/)[1]));</w:t>
       </w:r>
       <w:r>
         <w:rPr>
-          <w:rFonts w:ascii="Times New Roman" w:hAnsi="Times New Roman" w:eastAsia="Times New Roman" w:cs="Times New Roman"/>
+          <w:rFonts w:ascii="SimSun" w:hAnsi="SimSun" w:eastAsia="SimSun" w:cs="SimSun"/>
         </w:rPr>
         <w:br/>
       </w:r>
       <w:r>
         <w:rPr>
           <w:rStyle w:val="VerbatimChar"/>
-          <w:rFonts w:ascii="Times New Roman" w:hAnsi="Times New Roman" w:eastAsia="Times New Roman" w:cs="Times New Roman"/>
+          <w:rFonts w:ascii="SimSun" w:hAnsi="SimSun" w:eastAsia="SimSun" w:cs="SimSun"/>
         </w:rPr>
         <w:t xml:space="preserve">  if (pages.length) {</w:t>
       </w:r>
       <w:r>
         <w:rPr>
-          <w:rFonts w:ascii="Times New Roman" w:hAnsi="Times New Roman" w:eastAsia="Times New Roman" w:cs="Times New Roman"/>
+          <w:rFonts w:ascii="SimSun" w:hAnsi="SimSun" w:eastAsia="SimSun" w:cs="SimSun"/>
         </w:rPr>
         <w:br/>
       </w:r>
       <w:r>
         <w:rPr>
           <w:rStyle w:val="VerbatimChar"/>
-          <w:rFonts w:ascii="Times New Roman" w:hAnsi="Times New Roman" w:eastAsia="Times New Roman" w:cs="Times New Roman"/>
+          <w:rFonts w:ascii="SimSun" w:hAnsi="SimSun" w:eastAsia="SimSun" w:cs="SimSun"/>
         </w:rPr>
         <w:t xml:space="preserve">    dv.header(4, </w:t>
       </w:r>
       <w:r>
         <w:rPr>
           <w:rStyle w:val="VerbatimChar"/>
-          <w:rFonts w:hint="eastAsia" w:ascii="Times New Roman" w:hAnsi="Times New Roman" w:eastAsia="Times New Roman" w:cs="Times New Roman"/>
+          <w:rFonts w:hint="eastAsia" w:ascii="SimSun" w:hAnsi="SimSun" w:eastAsia="SimSun" w:cs="SimSun"/>
         </w:rPr>
         <w:t>"</w:t>
       </w:r>
       <w:r>
         <w:rPr>
           <w:rStyle w:val="VerbatimChar"/>
-          <w:rFonts w:hint="eastAsia" w:ascii="Times New Roman" w:hAnsi="Times New Roman" w:eastAsia="FangSong" w:cs="Times New Roman"/>
+          <w:rFonts w:hint="eastAsia" w:ascii="SimSun" w:hAnsi="SimSun" w:eastAsia="SimSun" w:cs="SimSun"/>
         </w:rPr>
         <w:t>同大题小问</w:t>
       </w:r>
       <w:r>
         <w:rPr>
           <w:rStyle w:val="VerbatimChar"/>
-          <w:rFonts w:hint="eastAsia" w:ascii="Times New Roman" w:hAnsi="Times New Roman" w:eastAsia="Times New Roman" w:cs="Times New Roman"/>
+          <w:rFonts w:hint="eastAsia" w:ascii="SimSun" w:hAnsi="SimSun" w:eastAsia="SimSun" w:cs="SimSun"/>
         </w:rPr>
         <w:t>（</w:t>
       </w:r>
       <w:r>
         <w:rPr>
           <w:rStyle w:val="VerbatimChar"/>
-          <w:rFonts w:hint="eastAsia" w:ascii="Times New Roman" w:hAnsi="Times New Roman" w:eastAsia="FangSong" w:cs="Times New Roman"/>
+          <w:rFonts w:hint="eastAsia" w:ascii="SimSun" w:hAnsi="SimSun" w:eastAsia="SimSun" w:cs="SimSun"/>
         </w:rPr>
         <w:t>按序</w:t>
       </w:r>
       <w:r>
         <w:rPr>
           <w:rStyle w:val="VerbatimChar"/>
-          <w:rFonts w:hint="eastAsia" w:ascii="Times New Roman" w:hAnsi="Times New Roman" w:eastAsia="Times New Roman" w:cs="Times New Roman"/>
+          <w:rFonts w:hint="eastAsia" w:ascii="SimSun" w:hAnsi="SimSun" w:eastAsia="SimSun" w:cs="SimSun"/>
         </w:rPr>
         <w:t>）");</w:t>
       </w:r>
       <w:r>
         <w:rPr>
-          <w:rFonts w:ascii="Times New Roman" w:hAnsi="Times New Roman" w:eastAsia="Times New Roman" w:cs="Times New Roman"/>
+          <w:rFonts w:ascii="SimSun" w:hAnsi="SimSun" w:eastAsia="SimSun" w:cs="SimSun"/>
         </w:rPr>
         <w:br/>
       </w:r>
       <w:r>
         <w:rPr>
           <w:rStyle w:val="VerbatimChar"/>
-          <w:rFonts w:ascii="Times New Roman" w:hAnsi="Times New Roman" w:eastAsia="Times New Roman" w:cs="Times New Roman"/>
+          <w:rFonts w:ascii="SimSun" w:hAnsi="SimSun" w:eastAsia="SimSun" w:cs="SimSun"/>
         </w:rPr>
         <w:t xml:space="preserve">    dv.list(pages.map(p =&gt; p.file.link));</w:t>
       </w:r>
       <w:r>
         <w:rPr>
-          <w:rFonts w:ascii="Times New Roman" w:hAnsi="Times New Roman" w:eastAsia="Times New Roman" w:cs="Times New Roman"/>
+          <w:rFonts w:ascii="SimSun" w:hAnsi="SimSun" w:eastAsia="SimSun" w:cs="SimSun"/>
         </w:rPr>
         <w:br/>
       </w:r>
       <w:r>
         <w:rPr>
           <w:rStyle w:val="VerbatimChar"/>
-          <w:rFonts w:ascii="Times New Roman" w:hAnsi="Times New Roman" w:eastAsia="Times New Roman" w:cs="Times New Roman"/>
+          <w:rFonts w:ascii="SimSun" w:hAnsi="SimSun" w:eastAsia="SimSun" w:cs="SimSun"/>
         </w:rPr>
         <w:t xml:space="preserve">  }</w:t>
       </w:r>
       <w:r>
         <w:rPr>
-          <w:rFonts w:ascii="Times New Roman" w:hAnsi="Times New Roman" w:eastAsia="Times New Roman" w:cs="Times New Roman"/>
+          <w:rFonts w:ascii="SimSun" w:hAnsi="SimSun" w:eastAsia="SimSun" w:cs="SimSun"/>
         </w:rPr>
         <w:br/>
       </w:r>
       <w:r>
         <w:rPr>
           <w:rStyle w:val="VerbatimChar"/>
-          <w:rFonts w:ascii="Times New Roman" w:hAnsi="Times New Roman" w:eastAsia="Times New Roman" w:cs="Times New Roman"/>
+          <w:rFonts w:ascii="SimSun" w:hAnsi="SimSun" w:eastAsia="SimSun" w:cs="SimSun"/>
         </w:rPr>
         <w:t xml:space="preserve">}</w:t>
       </w:r>
@@ -51258,19 +51221,7 @@
             </m:fPr>
             <m:num>
               <m:r>
-                <m:t>3</m:t>
-              </m:r>
-              <m:r>
-                <m:rPr>
-                  <m:sty m:val="p"/>
-                </m:rPr>
-                <m:t>.</m:t>
-              </m:r>
-              <m:r>
-                <m:t>0</m:t>
-              </m:r>
-              <m:r>
-                <m:t>5</m:t>
+                <m:t>3.05</m:t>
               </m:r>
               <m:sSup>
                 <m:e>
@@ -51305,19 +51256,7 @@
                 <m:t>−</m:t>
               </m:r>
               <m:r>
-                <m:t>3</m:t>
-              </m:r>
-              <m:r>
-                <m:rPr>
-                  <m:sty m:val="p"/>
-                </m:rPr>
-                <m:t>.</m:t>
-              </m:r>
-              <m:r>
-                <m:t>0</m:t>
-              </m:r>
-              <m:r>
-                <m:t>5</m:t>
+                <m:t>3.05</m:t>
               </m:r>
               <m:sSup>
                 <m:e>
@@ -51361,19 +51300,7 @@
         </m:oMathParaPr>
         <m:oMath>
           <m:r>
-            <m:t>4</m:t>
-          </m:r>
-          <m:r>
-            <m:rPr>
-              <m:sty m:val="p"/>
-            </m:rPr>
-            <m:t>.</m:t>
-          </m:r>
-          <m:r>
-            <m:t>0</m:t>
-          </m:r>
-          <m:r>
-            <m:t>0</m:t>
+            <m:t>4.00</m:t>
           </m:r>
           <m:r>
             <m:rPr>
@@ -51420,19 +51347,7 @@
             </m:fPr>
             <m:num>
               <m:r>
-                <m:t>3</m:t>
-              </m:r>
-              <m:r>
-                <m:rPr>
-                  <m:sty m:val="p"/>
-                </m:rPr>
-                <m:t>.</m:t>
-              </m:r>
-              <m:r>
-                <m:t>0</m:t>
-              </m:r>
-              <m:r>
-                <m:t>5</m:t>
+                <m:t>3.05</m:t>
               </m:r>
               <m:sSup>
                 <m:e>
@@ -51473,19 +51388,7 @@
                 <m:t>−</m:t>
               </m:r>
               <m:r>
-                <m:t>3</m:t>
-              </m:r>
-              <m:r>
-                <m:rPr>
-                  <m:sty m:val="p"/>
-                </m:rPr>
-                <m:t>.</m:t>
-              </m:r>
-              <m:r>
-                <m:t>0</m:t>
-              </m:r>
-              <m:r>
-                <m:t>5</m:t>
+                <m:t>3.05</m:t>
               </m:r>
               <m:sSup>
                 <m:e>
@@ -51687,22 +51590,7 @@
             </m:fPr>
             <m:num>
               <m:r>
-                <m:t>1</m:t>
-              </m:r>
-              <m:r>
-                <m:t>2</m:t>
-              </m:r>
-              <m:r>
-                <m:rPr>
-                  <m:sty m:val="p"/>
-                </m:rPr>
-                <m:t>.</m:t>
-              </m:r>
-              <m:r>
-                <m:t>9</m:t>
-              </m:r>
-              <m:r>
-                <m:t>1</m:t>
+                <m:t>12.91</m:t>
               </m:r>
               <m:sSup>
                 <m:e>
@@ -51737,22 +51625,7 @@
                 <m:t>−</m:t>
               </m:r>
               <m:r>
-                <m:t>1</m:t>
-              </m:r>
-              <m:r>
-                <m:t>2</m:t>
-              </m:r>
-              <m:r>
-                <m:rPr>
-                  <m:sty m:val="p"/>
-                </m:rPr>
-                <m:t>.</m:t>
-              </m:r>
-              <m:r>
-                <m:t>9</m:t>
-              </m:r>
-              <m:r>
-                <m:t>1</m:t>
+                <m:t>12.91</m:t>
               </m:r>
               <m:sSup>
                 <m:e>
@@ -51796,19 +51669,7 @@
         </m:oMathParaPr>
         <m:oMath>
           <m:r>
-            <m:t>5</m:t>
-          </m:r>
-          <m:r>
-            <m:rPr>
-              <m:sty m:val="p"/>
-            </m:rPr>
-            <m:t>.</m:t>
-          </m:r>
-          <m:r>
-            <m:t>0</m:t>
-          </m:r>
-          <m:r>
-            <m:t>0</m:t>
+            <m:t>5.00</m:t>
           </m:r>
           <m:r>
             <m:rPr>
@@ -51855,22 +51716,7 @@
             </m:fPr>
             <m:num>
               <m:r>
-                <m:t>1</m:t>
-              </m:r>
-              <m:r>
-                <m:t>2</m:t>
-              </m:r>
-              <m:r>
-                <m:rPr>
-                  <m:sty m:val="p"/>
-                </m:rPr>
-                <m:t>.</m:t>
-              </m:r>
-              <m:r>
-                <m:t>9</m:t>
-              </m:r>
-              <m:r>
-                <m:t>1</m:t>
+                <m:t>12.91</m:t>
               </m:r>
               <m:sSup>
                 <m:e>
@@ -51911,22 +51757,7 @@
                 <m:t>−</m:t>
               </m:r>
               <m:r>
-                <m:t>1</m:t>
-              </m:r>
-              <m:r>
-                <m:t>2</m:t>
-              </m:r>
-              <m:r>
-                <m:rPr>
-                  <m:sty m:val="p"/>
-                </m:rPr>
-                <m:t>.</m:t>
-              </m:r>
-              <m:r>
-                <m:t>9</m:t>
-              </m:r>
-              <m:r>
-                <m:t>1</m:t>
+                <m:t>12.91</m:t>
               </m:r>
               <m:sSup>
                 <m:e>
@@ -52026,22 +51857,7 @@
             <m:t>=</m:t>
           </m:r>
           <m:r>
-            <m:t>2</m:t>
-          </m:r>
-          <m:r>
-            <m:t>0</m:t>
-          </m:r>
-          <m:r>
-            <m:rPr>
-              <m:sty m:val="p"/>
-            </m:rPr>
-            <m:t>.</m:t>
-          </m:r>
-          <m:r>
-            <m:t>1</m:t>
-          </m:r>
-          <m:r>
-            <m:t>5</m:t>
+            <m:t>20.15</m:t>
           </m:r>
           <m:sSup>
             <m:e>
@@ -52145,19 +51961,7 @@
             <m:t>=</m:t>
           </m:r>
           <m:r>
-            <m:t>4</m:t>
-          </m:r>
-          <m:r>
-            <m:rPr>
-              <m:sty m:val="p"/>
-            </m:rPr>
-            <m:t>.</m:t>
-          </m:r>
-          <m:r>
-            <m:t>0</m:t>
-          </m:r>
-          <m:r>
-            <m:t>0</m:t>
+            <m:t>4.00</m:t>
           </m:r>
           <m:r>
             <m:rPr>
@@ -52177,19 +51981,7 @@
             </m:fPr>
             <m:num>
               <m:r>
-                <m:t>3</m:t>
-              </m:r>
-              <m:r>
-                <m:rPr>
-                  <m:sty m:val="p"/>
-                </m:rPr>
-                <m:t>.</m:t>
-              </m:r>
-              <m:r>
-                <m:t>0</m:t>
-              </m:r>
-              <m:r>
-                <m:t>5</m:t>
+                <m:t>3.05</m:t>
               </m:r>
               <m:sSup>
                 <m:e>
@@ -52221,22 +52013,7 @@
                 <m:t>(</m:t>
               </m:r>
               <m:r>
-                <m:t>2</m:t>
-              </m:r>
-              <m:r>
-                <m:t>0</m:t>
-              </m:r>
-              <m:r>
-                <m:rPr>
-                  <m:sty m:val="p"/>
-                </m:rPr>
-                <m:t>.</m:t>
-              </m:r>
-              <m:r>
-                <m:t>1</m:t>
-              </m:r>
-              <m:r>
-                <m:t>5</m:t>
+                <m:t>20.15</m:t>
               </m:r>
               <m:r>
                 <m:rPr>
@@ -52245,19 +52022,7 @@
                 <m:t>−</m:t>
               </m:r>
               <m:r>
-                <m:t>3</m:t>
-              </m:r>
-              <m:r>
-                <m:rPr>
-                  <m:sty m:val="p"/>
-                </m:rPr>
-                <m:t>.</m:t>
-              </m:r>
-              <m:r>
-                <m:t>0</m:t>
-              </m:r>
-              <m:r>
-                <m:t>5</m:t>
+                <m:t>3.05</m:t>
               </m:r>
               <m:r>
                 <m:rPr>
@@ -52295,19 +52060,7 @@
             <m:t>=</m:t>
           </m:r>
           <m:r>
-            <m:t>4</m:t>
-          </m:r>
-          <m:r>
-            <m:rPr>
-              <m:sty m:val="p"/>
-            </m:rPr>
-            <m:t>.</m:t>
-          </m:r>
-          <m:r>
-            <m:t>7</m:t>
-          </m:r>
-          <m:r>
-            <m:t>5</m:t>
+            <m:t>4.75</m:t>
           </m:r>
           <m:r>
             <m:rPr>
@@ -52340,30 +52093,18 @@
             <m:t>=</m:t>
           </m:r>
           <m:r>
-            <m:t>1</m:t>
-          </m:r>
-          <m:r>
-            <m:rPr>
-              <m:sty m:val="p"/>
-            </m:rPr>
-            <m:t>.</m:t>
-          </m:r>
-          <m:r>
-            <m:t>8</m:t>
+            <m:t>1.8</m:t>
           </m:r>
           <m:r>
             <m:rPr>
               <m:sty m:val="p"/>
             </m:rPr>
             <m:t>×</m:t>
-          </m:r>
-          <m:r>
-            <m:t>1</m:t>
           </m:r>
           <m:sSup>
             <m:e>
               <m:r>
-                <m:t>0</m:t>
+                <m:t>10</m:t>
               </m:r>
             </m:e>
             <m:sup>
@@ -52703,10 +52444,7 @@
             <m:t>+</m:t>
           </m:r>
           <m:r>
-            <m:t>1</m:t>
-          </m:r>
-          <m:r>
-            <m:t>6</m:t>
+            <m:t>16</m:t>
           </m:r>
           <m:sSup>
             <m:e>
@@ -53158,25 +52896,7 @@
                 <m:t>−</m:t>
               </m:r>
               <m:r>
-                <m:t>2</m:t>
-              </m:r>
-              <m:r>
-                <m:t>3</m:t>
-              </m:r>
-              <m:r>
-                <m:t>7</m:t>
-              </m:r>
-              <m:r>
-                <m:rPr>
-                  <m:sty m:val="p"/>
-                </m:rPr>
-                <m:t>.</m:t>
-              </m:r>
-              <m:r>
-                <m:t>1</m:t>
-              </m:r>
-              <m:r>
-                <m:t>3</m:t>
+                <m:t>237.13</m:t>
               </m:r>
               <m:r>
                 <m:rPr>
@@ -53200,49 +52920,82 @@
                 <m:t>×</m:t>
               </m:r>
               <m:r>
+                <m:t>65.5</m:t>
+              </m:r>
+              <m:r>
+                <m:rPr>
+                  <m:sty m:val="p"/>
+                </m:rPr>
+                <m:t>+</m:t>
+              </m:r>
+              <m:r>
+                <m:t>4</m:t>
+              </m:r>
+              <m:r>
+                <m:rPr>
+                  <m:sty m:val="p"/>
+                </m:rPr>
+                <m:t>×</m:t>
+              </m:r>
+              <m:r>
+                <m:t>87.6</m:t>
+              </m:r>
+              <m:r>
+                <m:rPr>
+                  <m:sty m:val="p"/>
+                </m:rPr>
+                <m:t>−</m:t>
+              </m:r>
+              <m:r>
+                <m:t>4</m:t>
+              </m:r>
+              <m:r>
+                <m:rPr>
+                  <m:sty m:val="p"/>
+                </m:rPr>
+                <m:t>×</m:t>
+              </m:r>
+              <m:r>
+                <m:rPr>
+                  <m:sty m:val="p"/>
+                </m:rPr>
+                <m:t>(</m:t>
+              </m:r>
+              <m:r>
+                <m:rPr>
+                  <m:sty m:val="p"/>
+                </m:rPr>
+                <m:t>−</m:t>
+              </m:r>
+              <m:r>
+                <m:t>111.3</m:t>
+              </m:r>
+              <m:r>
+                <m:rPr>
+                  <m:sty m:val="p"/>
+                </m:rPr>
+                <m:t>)</m:t>
+              </m:r>
+              <m:r>
+                <m:rPr>
+                  <m:sty m:val="p"/>
+                </m:rPr>
+                <m:t>−</m:t>
+              </m:r>
+              <m:r>
                 <m:t>6</m:t>
               </m:r>
               <m:r>
-                <m:t>5</m:t>
-              </m:r>
-              <m:r>
-                <m:rPr>
-                  <m:sty m:val="p"/>
-                </m:rPr>
-                <m:t>.</m:t>
-              </m:r>
-              <m:r>
-                <m:t>5</m:t>
-              </m:r>
-              <m:r>
-                <m:rPr>
-                  <m:sty m:val="p"/>
-                </m:rPr>
-                <m:t>+</m:t>
-              </m:r>
-              <m:r>
-                <m:t>4</m:t>
-              </m:r>
-              <m:r>
                 <m:rPr>
                   <m:sty m:val="p"/>
                 </m:rPr>
                 <m:t>×</m:t>
               </m:r>
               <m:r>
-                <m:t>8</m:t>
-              </m:r>
-              <m:r>
-                <m:t>7</m:t>
-              </m:r>
-              <m:r>
-                <m:rPr>
-                  <m:sty m:val="p"/>
-                </m:rPr>
-                <m:t>.</m:t>
-              </m:r>
-              <m:r>
-                <m:t>6</m:t>
+                <m:rPr>
+                  <m:sty m:val="p"/>
+                </m:rPr>
+                <m:t>(</m:t>
               </m:r>
               <m:r>
                 <m:rPr>
@@ -53251,91 +53004,7 @@
                 <m:t>−</m:t>
               </m:r>
               <m:r>
-                <m:t>4</m:t>
-              </m:r>
-              <m:r>
-                <m:rPr>
-                  <m:sty m:val="p"/>
-                </m:rPr>
-                <m:t>×</m:t>
-              </m:r>
-              <m:r>
-                <m:rPr>
-                  <m:sty m:val="p"/>
-                </m:rPr>
-                <m:t>(</m:t>
-              </m:r>
-              <m:r>
-                <m:rPr>
-                  <m:sty m:val="p"/>
-                </m:rPr>
-                <m:t>−</m:t>
-              </m:r>
-              <m:r>
-                <m:t>1</m:t>
-              </m:r>
-              <m:r>
-                <m:t>1</m:t>
-              </m:r>
-              <m:r>
-                <m:t>1</m:t>
-              </m:r>
-              <m:r>
-                <m:rPr>
-                  <m:sty m:val="p"/>
-                </m:rPr>
-                <m:t>.</m:t>
-              </m:r>
-              <m:r>
-                <m:t>3</m:t>
-              </m:r>
-              <m:r>
-                <m:rPr>
-                  <m:sty m:val="p"/>
-                </m:rPr>
-                <m:t>)</m:t>
-              </m:r>
-              <m:r>
-                <m:rPr>
-                  <m:sty m:val="p"/>
-                </m:rPr>
-                <m:t>−</m:t>
-              </m:r>
-              <m:r>
-                <m:t>6</m:t>
-              </m:r>
-              <m:r>
-                <m:rPr>
-                  <m:sty m:val="p"/>
-                </m:rPr>
-                <m:t>×</m:t>
-              </m:r>
-              <m:r>
-                <m:rPr>
-                  <m:sty m:val="p"/>
-                </m:rPr>
-                <m:t>(</m:t>
-              </m:r>
-              <m:r>
-                <m:rPr>
-                  <m:sty m:val="p"/>
-                </m:rPr>
-                <m:t>−</m:t>
-              </m:r>
-              <m:r>
-                <m:t>6</m:t>
-              </m:r>
-              <m:r>
-                <m:t>9</m:t>
-              </m:r>
-              <m:r>
-                <m:rPr>
-                  <m:sty m:val="p"/>
-                </m:rPr>
-                <m:t>.</m:t>
-              </m:r>
-              <m:r>
-                <m:t>5</m:t>
+                <m:t>69.5</m:t>
               </m:r>
               <m:r>
                 <m:rPr>
@@ -53418,22 +53087,7 @@
                 <m:t>−</m:t>
               </m:r>
               <m:r>
-                <m:t>2</m:t>
-              </m:r>
-              <m:r>
-                <m:t>9</m:t>
-              </m:r>
-              <m:r>
-                <m:t>1</m:t>
-              </m:r>
-              <m:r>
-                <m:rPr>
-                  <m:sty m:val="p"/>
-                </m:rPr>
-                <m:t>.</m:t>
-              </m:r>
-              <m:r>
-                <m:t>4</m:t>
+                <m:t>291.4</m:t>
               </m:r>
               <m:r>
                 <m:rPr>
@@ -53552,22 +53206,7 @@
             <m:t>−</m:t>
           </m:r>
           <m:r>
-            <m:t>2</m:t>
-          </m:r>
-          <m:r>
-            <m:rPr>
-              <m:sty m:val="p"/>
-            </m:rPr>
-            <m:t>.</m:t>
-          </m:r>
-          <m:r>
-            <m:t>3</m:t>
-          </m:r>
-          <m:r>
-            <m:t>0</m:t>
-          </m:r>
-          <m:r>
-            <m:t>3</m:t>
+            <m:t>2.303</m:t>
           </m:r>
           <m:r>
             <m:t>R</m:t>
@@ -53685,22 +53324,7 @@
             </m:num>
             <m:den>
               <m:r>
-                <m:t>2</m:t>
-              </m:r>
-              <m:r>
-                <m:rPr>
-                  <m:sty m:val="p"/>
-                </m:rPr>
-                <m:t>.</m:t>
-              </m:r>
-              <m:r>
-                <m:t>3</m:t>
-              </m:r>
-              <m:r>
-                <m:t>0</m:t>
-              </m:r>
-              <m:r>
-                <m:t>3</m:t>
+                <m:t>2.303</m:t>
               </m:r>
               <m:r>
                 <m:t>R</m:t>
@@ -53722,22 +53346,7 @@
             </m:fPr>
             <m:num>
               <m:r>
-                <m:t>2</m:t>
-              </m:r>
-              <m:r>
-                <m:t>9</m:t>
-              </m:r>
-              <m:r>
-                <m:t>1</m:t>
-              </m:r>
-              <m:r>
-                <m:rPr>
-                  <m:sty m:val="p"/>
-                </m:rPr>
-                <m:t>.</m:t>
-              </m:r>
-              <m:r>
-                <m:t>4</m:t>
+                <m:t>291.4</m:t>
               </m:r>
               <m:r>
                 <m:rPr>
@@ -53746,16 +53355,7 @@
                 <m:t>×</m:t>
               </m:r>
               <m:r>
-                <m:t>1</m:t>
-              </m:r>
-              <m:r>
-                <m:t>0</m:t>
-              </m:r>
-              <m:r>
-                <m:t>0</m:t>
-              </m:r>
-              <m:r>
-                <m:t>0</m:t>
+                <m:t>1000</m:t>
               </m:r>
               <m:r>
                 <m:rPr>
@@ -53805,22 +53405,7 @@
             </m:num>
             <m:den>
               <m:r>
-                <m:t>2</m:t>
-              </m:r>
-              <m:r>
-                <m:rPr>
-                  <m:sty m:val="p"/>
-                </m:rPr>
-                <m:t>.</m:t>
-              </m:r>
-              <m:r>
-                <m:t>3</m:t>
-              </m:r>
-              <m:r>
-                <m:t>0</m:t>
-              </m:r>
-              <m:r>
-                <m:t>3</m:t>
+                <m:t>2.303</m:t>
               </m:r>
               <m:r>
                 <m:rPr>
@@ -53829,22 +53414,7 @@
                 <m:t>×</m:t>
               </m:r>
               <m:r>
-                <m:t>8</m:t>
-              </m:r>
-              <m:r>
-                <m:rPr>
-                  <m:sty m:val="p"/>
-                </m:rPr>
-                <m:t>.</m:t>
-              </m:r>
-              <m:r>
-                <m:t>3</m:t>
-              </m:r>
-              <m:r>
-                <m:t>1</m:t>
-              </m:r>
-              <m:r>
-                <m:t>4</m:t>
+                <m:t>8.314</m:t>
               </m:r>
               <m:r>
                 <m:rPr>
@@ -53925,25 +53495,7 @@
                 <m:t>×</m:t>
               </m:r>
               <m:r>
-                <m:t>2</m:t>
-              </m:r>
-              <m:r>
-                <m:t>9</m:t>
-              </m:r>
-              <m:r>
-                <m:t>8</m:t>
-              </m:r>
-              <m:r>
-                <m:rPr>
-                  <m:sty m:val="p"/>
-                </m:rPr>
-                <m:t>.</m:t>
-              </m:r>
-              <m:r>
-                <m:t>1</m:t>
-              </m:r>
-              <m:r>
-                <m:t>6</m:t>
+                <m:t>298.16</m:t>
               </m:r>
               <m:r>
                 <m:rPr>
@@ -53960,22 +53512,7 @@
             <m:t>=</m:t>
           </m:r>
           <m:r>
-            <m:t>5</m:t>
-          </m:r>
-          <m:r>
-            <m:t>1</m:t>
-          </m:r>
-          <m:r>
-            <m:rPr>
-              <m:sty m:val="p"/>
-            </m:rPr>
-            <m:t>.</m:t>
-          </m:r>
-          <m:r>
-            <m:t>0</m:t>
-          </m:r>
-          <m:r>
-            <m:t>4</m:t>
+            <m:t>51.04</m:t>
           </m:r>
           <m:r>
             <m:rPr>
@@ -54005,38 +53542,23 @@
             <m:t>=</m:t>
           </m:r>
           <m:r>
-            <m:t>1</m:t>
-          </m:r>
-          <m:r>
-            <m:rPr>
-              <m:sty m:val="p"/>
-            </m:rPr>
-            <m:t>.</m:t>
-          </m:r>
-          <m:r>
-            <m:t>1</m:t>
+            <m:t>1.1</m:t>
           </m:r>
           <m:r>
             <m:rPr>
               <m:sty m:val="p"/>
             </m:rPr>
             <m:t>×</m:t>
-          </m:r>
-          <m:r>
-            <m:t>1</m:t>
           </m:r>
           <m:sSup>
             <m:e>
               <m:r>
-                <m:t>0</m:t>
+                <m:t>10</m:t>
               </m:r>
             </m:e>
             <m:sup>
               <m:r>
-                <m:t>5</m:t>
-              </m:r>
-              <m:r>
-                <m:t>1</m:t>
+                <m:t>51</m:t>
               </m:r>
             </m:sup>
           </m:sSup>
@@ -54117,27 +53639,380 @@
       <w:pPr>
         <w:pStyle w:val="BodyText"/>
       </w:pPr>
-      <w:r>
-        <w:rPr>
-          <w:rFonts w:ascii="Times New Roman" w:hAnsi="Times New Roman" w:eastAsia="Times New Roman" w:cs="Times New Roman"/>
-        </w:rPr>
-        <w:t xml:space="preserve">$$
-    ① $\mathrm{CuI} \rightleftharpoons \mathrm{Cu} ^ {+} + \mathrm{I} ^ {-} \quad K _ {\mathrm{I}} ^ {\ominus} = K _ {\mathrm{sp}} = 1.27 \times 10^{-12}$
-    $$</w:t>
-      </w:r>
+      <m:oMathPara>
+        <m:oMathParaPr>
+          <m:jc m:val="center"/>
+          <m:ctrlPr>
+            <w:rPr>
+              <w:sz w:val="28"/>
+              <w:szCs w:val="28"/>
+            </w:rPr>
+          </m:ctrlPr>
+        </m:oMathParaPr>
+        <m:oMath>
+          <m:r>
+            <m:rPr>
+              <m:sty m:val="p"/>
+            </m:rPr>
+            <m:t>①</m:t>
+          </m:r>
+          <m:r>
+            <m:rPr>
+              <m:sty m:val="p"/>
+            </m:rPr>
+            <m:t>C</m:t>
+          </m:r>
+          <m:r>
+            <m:rPr>
+              <m:sty m:val="p"/>
+            </m:rPr>
+            <m:t>u</m:t>
+          </m:r>
+          <m:r>
+            <m:rPr>
+              <m:sty m:val="p"/>
+            </m:rPr>
+            <m:t>I</m:t>
+          </m:r>
+          <m:r>
+            <m:rPr>
+              <m:sty m:val="p"/>
+            </m:rPr>
+            <m:t>⇌</m:t>
+          </m:r>
+          <m:sSup>
+            <m:e>
+              <m:r>
+                <m:rPr>
+                  <m:sty m:val="p"/>
+                </m:rPr>
+                <m:t>C</m:t>
+              </m:r>
+              <m:r>
+                <m:rPr>
+                  <m:sty m:val="p"/>
+                </m:rPr>
+                <m:t>u</m:t>
+              </m:r>
+            </m:e>
+            <m:sup>
+              <m:r>
+                <m:rPr>
+                  <m:sty m:val="p"/>
+                </m:rPr>
+                <m:t>+</m:t>
+              </m:r>
+            </m:sup>
+          </m:sSup>
+          <m:r>
+            <m:rPr>
+              <m:sty m:val="p"/>
+            </m:rPr>
+            <m:t>+</m:t>
+          </m:r>
+          <m:sSup>
+            <m:e>
+              <m:r>
+                <m:rPr>
+                  <m:sty m:val="p"/>
+                </m:rPr>
+                <m:t>I</m:t>
+              </m:r>
+            </m:e>
+            <m:sup>
+              <m:r>
+                <m:rPr>
+                  <m:sty m:val="p"/>
+                </m:rPr>
+                <m:t>−</m:t>
+              </m:r>
+            </m:sup>
+          </m:sSup>
+          <m:r>
+            <m:t> </m:t>
+          </m:r>
+          <m:sSubSup>
+            <m:e>
+              <m:r>
+                <m:t>K</m:t>
+              </m:r>
+            </m:e>
+            <m:sub>
+              <m:r>
+                <m:rPr>
+                  <m:sty m:val="p"/>
+                </m:rPr>
+                <m:t>I</m:t>
+              </m:r>
+            </m:sub>
+            <m:sup>
+              <m:r>
+                <m:rPr>
+                  <m:sty m:val="p"/>
+                </m:rPr>
+                <m:t>⊖</m:t>
+              </m:r>
+            </m:sup>
+          </m:sSubSup>
+          <m:r>
+            <m:rPr>
+              <m:sty m:val="p"/>
+            </m:rPr>
+            <m:t>=</m:t>
+          </m:r>
+          <m:sSub>
+            <m:e>
+              <m:r>
+                <m:t>K</m:t>
+              </m:r>
+            </m:e>
+            <m:sub>
+              <m:r>
+                <m:rPr>
+                  <m:sty m:val="p"/>
+                </m:rPr>
+                <m:t>s</m:t>
+              </m:r>
+              <m:r>
+                <m:rPr>
+                  <m:sty m:val="p"/>
+                </m:rPr>
+                <m:t>p</m:t>
+              </m:r>
+            </m:sub>
+          </m:sSub>
+          <m:r>
+            <m:rPr>
+              <m:sty m:val="p"/>
+            </m:rPr>
+            <m:t>=</m:t>
+          </m:r>
+          <m:r>
+            <m:t>1.27</m:t>
+          </m:r>
+          <m:r>
+            <m:rPr>
+              <m:sty m:val="p"/>
+            </m:rPr>
+            <m:t>×</m:t>
+          </m:r>
+          <m:sSup>
+            <m:e>
+              <m:r>
+                <m:t>10</m:t>
+              </m:r>
+            </m:e>
+            <m:sup>
+              <m:r>
+                <m:rPr>
+                  <m:sty m:val="p"/>
+                </m:rPr>
+                <m:t>−</m:t>
+              </m:r>
+              <m:r>
+                <m:t>12</m:t>
+              </m:r>
+            </m:sup>
+          </m:sSup>
+        </m:oMath>
+      </m:oMathPara>
     </w:p>
     <w:p>
       <w:pPr>
         <w:pStyle w:val="FirstParagraph"/>
       </w:pPr>
-      <w:r>
-        <w:rPr>
-          <w:rFonts w:ascii="Times New Roman" w:hAnsi="Times New Roman" w:eastAsia="Times New Roman" w:cs="Times New Roman"/>
-        </w:rPr>
-        <w:t xml:space="preserve">$$
-    ② $3\mathrm{Cu} ^ {+} + \mathrm{NO} _ {3} ^ {-} + 4\mathrm{H} ^ {+} \rightleftharpoons 3\mathrm{Cu} ^ {2+} + \mathrm{NO} + 2\mathrm{H} _ {2}\mathrm{O}$
-    $$</w:t>
-      </w:r>
+      <m:oMathPara>
+        <m:oMathParaPr>
+          <m:jc m:val="center"/>
+          <m:ctrlPr>
+            <w:rPr>
+              <w:sz w:val="28"/>
+              <w:szCs w:val="28"/>
+            </w:rPr>
+          </m:ctrlPr>
+        </m:oMathParaPr>
+        <m:oMath>
+          <m:r>
+            <m:rPr>
+              <m:sty m:val="p"/>
+            </m:rPr>
+            <m:t>②</m:t>
+          </m:r>
+          <m:r>
+            <m:t>3</m:t>
+          </m:r>
+          <m:sSup>
+            <m:e>
+              <m:r>
+                <m:rPr>
+                  <m:sty m:val="p"/>
+                </m:rPr>
+                <m:t>C</m:t>
+              </m:r>
+              <m:r>
+                <m:rPr>
+                  <m:sty m:val="p"/>
+                </m:rPr>
+                <m:t>u</m:t>
+              </m:r>
+            </m:e>
+            <m:sup>
+              <m:r>
+                <m:rPr>
+                  <m:sty m:val="p"/>
+                </m:rPr>
+                <m:t>+</m:t>
+              </m:r>
+            </m:sup>
+          </m:sSup>
+          <m:r>
+            <m:rPr>
+              <m:sty m:val="p"/>
+            </m:rPr>
+            <m:t>+</m:t>
+          </m:r>
+          <m:sSubSup>
+            <m:e>
+              <m:r>
+                <m:rPr>
+                  <m:sty m:val="p"/>
+                </m:rPr>
+                <m:t>N</m:t>
+              </m:r>
+              <m:r>
+                <m:rPr>
+                  <m:sty m:val="p"/>
+                </m:rPr>
+                <m:t>O</m:t>
+              </m:r>
+            </m:e>
+            <m:sub>
+              <m:r>
+                <m:t>3</m:t>
+              </m:r>
+            </m:sub>
+            <m:sup>
+              <m:r>
+                <m:rPr>
+                  <m:sty m:val="p"/>
+                </m:rPr>
+                <m:t>−</m:t>
+              </m:r>
+            </m:sup>
+          </m:sSubSup>
+          <m:r>
+            <m:rPr>
+              <m:sty m:val="p"/>
+            </m:rPr>
+            <m:t>+</m:t>
+          </m:r>
+          <m:r>
+            <m:t>4</m:t>
+          </m:r>
+          <m:sSup>
+            <m:e>
+              <m:r>
+                <m:rPr>
+                  <m:sty m:val="p"/>
+                </m:rPr>
+                <m:t>H</m:t>
+              </m:r>
+            </m:e>
+            <m:sup>
+              <m:r>
+                <m:rPr>
+                  <m:sty m:val="p"/>
+                </m:rPr>
+                <m:t>+</m:t>
+              </m:r>
+            </m:sup>
+          </m:sSup>
+          <m:r>
+            <m:rPr>
+              <m:sty m:val="p"/>
+            </m:rPr>
+            <m:t>⇌</m:t>
+          </m:r>
+          <m:r>
+            <m:t>3</m:t>
+          </m:r>
+          <m:sSup>
+            <m:e>
+              <m:r>
+                <m:rPr>
+                  <m:sty m:val="p"/>
+                </m:rPr>
+                <m:t>C</m:t>
+              </m:r>
+              <m:r>
+                <m:rPr>
+                  <m:sty m:val="p"/>
+                </m:rPr>
+                <m:t>u</m:t>
+              </m:r>
+            </m:e>
+            <m:sup>
+              <m:r>
+                <m:t>2</m:t>
+              </m:r>
+              <m:r>
+                <m:rPr>
+                  <m:sty m:val="p"/>
+                </m:rPr>
+                <m:t>+</m:t>
+              </m:r>
+            </m:sup>
+          </m:sSup>
+          <m:r>
+            <m:rPr>
+              <m:sty m:val="p"/>
+            </m:rPr>
+            <m:t>+</m:t>
+          </m:r>
+          <m:r>
+            <m:rPr>
+              <m:sty m:val="p"/>
+            </m:rPr>
+            <m:t>N</m:t>
+          </m:r>
+          <m:r>
+            <m:rPr>
+              <m:sty m:val="p"/>
+            </m:rPr>
+            <m:t>O</m:t>
+          </m:r>
+          <m:r>
+            <m:rPr>
+              <m:sty m:val="p"/>
+            </m:rPr>
+            <m:t>+</m:t>
+          </m:r>
+          <m:r>
+            <m:t>2</m:t>
+          </m:r>
+          <m:sSub>
+            <m:e>
+              <m:r>
+                <m:rPr>
+                  <m:sty m:val="p"/>
+                </m:rPr>
+                <m:t>H</m:t>
+              </m:r>
+            </m:e>
+            <m:sub>
+              <m:r>
+                <m:t>2</m:t>
+              </m:r>
+            </m:sub>
+          </m:sSub>
+          <m:r>
+            <m:rPr>
+              <m:sty m:val="p"/>
+            </m:rPr>
+            <m:t>O</m:t>
+          </m:r>
+        </m:oMath>
+      </m:oMathPara>
     </w:p>
     <w:p>
       <w:pPr>
@@ -54220,25 +54095,7 @@
             </m:num>
             <m:den>
               <m:r>
-                <m:t>0</m:t>
-              </m:r>
-              <m:r>
-                <m:rPr>
-                  <m:sty m:val="p"/>
-                </m:rPr>
-                <m:t>.</m:t>
-              </m:r>
-              <m:r>
-                <m:t>0</m:t>
-              </m:r>
-              <m:r>
-                <m:t>5</m:t>
-              </m:r>
-              <m:r>
-                <m:t>9</m:t>
-              </m:r>
-              <m:r>
-                <m:t>2</m:t>
+                <m:t>0.0592</m:t>
               </m:r>
             </m:den>
           </m:f>
@@ -54269,22 +54126,7 @@
                 <m:t>(</m:t>
               </m:r>
               <m:r>
-                <m:t>0</m:t>
-              </m:r>
-              <m:r>
-                <m:rPr>
-                  <m:sty m:val="p"/>
-                </m:rPr>
-                <m:t>.</m:t>
-              </m:r>
-              <m:r>
-                <m:t>9</m:t>
-              </m:r>
-              <m:r>
-                <m:t>5</m:t>
-              </m:r>
-              <m:r>
-                <m:t>7</m:t>
+                <m:t>0.957</m:t>
               </m:r>
               <m:r>
                 <m:rPr>
@@ -54293,22 +54135,7 @@
                 <m:t>−</m:t>
               </m:r>
               <m:r>
-                <m:t>0</m:t>
-              </m:r>
-              <m:r>
-                <m:rPr>
-                  <m:sty m:val="p"/>
-                </m:rPr>
-                <m:t>.</m:t>
-              </m:r>
-              <m:r>
-                <m:t>1</m:t>
-              </m:r>
-              <m:r>
-                <m:t>5</m:t>
-              </m:r>
-              <m:r>
-                <m:t>3</m:t>
+                <m:t>0.153</m:t>
               </m:r>
               <m:r>
                 <m:rPr>
@@ -54325,25 +54152,7 @@
             </m:num>
             <m:den>
               <m:r>
-                <m:t>0</m:t>
-              </m:r>
-              <m:r>
-                <m:rPr>
-                  <m:sty m:val="p"/>
-                </m:rPr>
-                <m:t>.</m:t>
-              </m:r>
-              <m:r>
-                <m:t>0</m:t>
-              </m:r>
-              <m:r>
-                <m:t>5</m:t>
-              </m:r>
-              <m:r>
-                <m:t>9</m:t>
-              </m:r>
-              <m:r>
-                <m:t>2</m:t>
+                <m:t>0.0592</m:t>
               </m:r>
               <m:r>
                 <m:rPr>
@@ -54360,19 +54169,7 @@
             <m:t>=</m:t>
           </m:r>
           <m:r>
-            <m:t>4</m:t>
-          </m:r>
-          <m:r>
-            <m:t>0</m:t>
-          </m:r>
-          <m:r>
-            <m:rPr>
-              <m:sty m:val="p"/>
-            </m:rPr>
-            <m:t>.</m:t>
-          </m:r>
-          <m:r>
-            <m:t>7</m:t>
+            <m:t>40.7</m:t>
           </m:r>
           <m:r>
             <m:rPr>
@@ -54415,39 +54212,20 @@
             </m:rPr>
             <m:t>×</m:t>
           </m:r>
-          <m:r>
-            <m:t>1</m:t>
-          </m:r>
           <m:sSup>
             <m:e>
               <m:r>
-                <m:t>0</m:t>
+                <m:t>10</m:t>
               </m:r>
             </m:e>
             <m:sup>
               <m:r>
-                <m:t>4</m:t>
-              </m:r>
-              <m:r>
-                <m:t>0</m:t>
+                <m:t>40</m:t>
               </m:r>
             </m:sup>
           </m:sSup>
         </m:oMath>
       </m:oMathPara>
-    </w:p>
-    <w:p>
-      <w:pPr>
-        <w:pStyle w:val="FirstParagraph"/>
-      </w:pPr>
-      <w:r>
-        <w:rPr>
-          <w:rFonts w:ascii="Times New Roman" w:hAnsi="Times New Roman" w:eastAsia="Times New Roman" w:cs="Times New Roman"/>
-        </w:rPr>
-        <w:t xml:space="preserve">$$
-    ③ $6\mathrm{I} ^ {-} + 2\mathrm{NO} _ {3} ^ {-} + 4\mathrm{H} ^ {+} \rightleftharpoons 3\mathrm{I} _ {2} + 2\mathrm{NO} + 4\mathrm{H} _ {2}\mathrm{O}$
-    $$</w:t>
-      </w:r>
     </w:p>
     <w:p>
       <w:pPr>
@@ -54468,6 +54246,191 @@
             <m:rPr>
               <m:sty m:val="p"/>
             </m:rPr>
+            <m:t>③</m:t>
+          </m:r>
+          <m:r>
+            <m:t>6</m:t>
+          </m:r>
+          <m:sSup>
+            <m:e>
+              <m:r>
+                <m:rPr>
+                  <m:sty m:val="p"/>
+                </m:rPr>
+                <m:t>I</m:t>
+              </m:r>
+            </m:e>
+            <m:sup>
+              <m:r>
+                <m:rPr>
+                  <m:sty m:val="p"/>
+                </m:rPr>
+                <m:t>−</m:t>
+              </m:r>
+            </m:sup>
+          </m:sSup>
+          <m:r>
+            <m:rPr>
+              <m:sty m:val="p"/>
+            </m:rPr>
+            <m:t>+</m:t>
+          </m:r>
+          <m:r>
+            <m:t>2</m:t>
+          </m:r>
+          <m:sSubSup>
+            <m:e>
+              <m:r>
+                <m:rPr>
+                  <m:sty m:val="p"/>
+                </m:rPr>
+                <m:t>N</m:t>
+              </m:r>
+              <m:r>
+                <m:rPr>
+                  <m:sty m:val="p"/>
+                </m:rPr>
+                <m:t>O</m:t>
+              </m:r>
+            </m:e>
+            <m:sub>
+              <m:r>
+                <m:t>3</m:t>
+              </m:r>
+            </m:sub>
+            <m:sup>
+              <m:r>
+                <m:rPr>
+                  <m:sty m:val="p"/>
+                </m:rPr>
+                <m:t>−</m:t>
+              </m:r>
+            </m:sup>
+          </m:sSubSup>
+          <m:r>
+            <m:rPr>
+              <m:sty m:val="p"/>
+            </m:rPr>
+            <m:t>+</m:t>
+          </m:r>
+          <m:r>
+            <m:t>4</m:t>
+          </m:r>
+          <m:sSup>
+            <m:e>
+              <m:r>
+                <m:rPr>
+                  <m:sty m:val="p"/>
+                </m:rPr>
+                <m:t>H</m:t>
+              </m:r>
+            </m:e>
+            <m:sup>
+              <m:r>
+                <m:rPr>
+                  <m:sty m:val="p"/>
+                </m:rPr>
+                <m:t>+</m:t>
+              </m:r>
+            </m:sup>
+          </m:sSup>
+          <m:r>
+            <m:rPr>
+              <m:sty m:val="p"/>
+            </m:rPr>
+            <m:t>⇌</m:t>
+          </m:r>
+          <m:r>
+            <m:t>3</m:t>
+          </m:r>
+          <m:sSub>
+            <m:e>
+              <m:r>
+                <m:rPr>
+                  <m:sty m:val="p"/>
+                </m:rPr>
+                <m:t>I</m:t>
+              </m:r>
+            </m:e>
+            <m:sub>
+              <m:r>
+                <m:t>2</m:t>
+              </m:r>
+            </m:sub>
+          </m:sSub>
+          <m:r>
+            <m:rPr>
+              <m:sty m:val="p"/>
+            </m:rPr>
+            <m:t>+</m:t>
+          </m:r>
+          <m:r>
+            <m:t>2</m:t>
+          </m:r>
+          <m:r>
+            <m:rPr>
+              <m:sty m:val="p"/>
+            </m:rPr>
+            <m:t>N</m:t>
+          </m:r>
+          <m:r>
+            <m:rPr>
+              <m:sty m:val="p"/>
+            </m:rPr>
+            <m:t>O</m:t>
+          </m:r>
+          <m:r>
+            <m:rPr>
+              <m:sty m:val="p"/>
+            </m:rPr>
+            <m:t>+</m:t>
+          </m:r>
+          <m:r>
+            <m:t>4</m:t>
+          </m:r>
+          <m:sSub>
+            <m:e>
+              <m:r>
+                <m:rPr>
+                  <m:sty m:val="p"/>
+                </m:rPr>
+                <m:t>H</m:t>
+              </m:r>
+            </m:e>
+            <m:sub>
+              <m:r>
+                <m:t>2</m:t>
+              </m:r>
+            </m:sub>
+          </m:sSub>
+          <m:r>
+            <m:rPr>
+              <m:sty m:val="p"/>
+            </m:rPr>
+            <m:t>O</m:t>
+          </m:r>
+        </m:oMath>
+      </m:oMathPara>
+    </w:p>
+    <w:p>
+      <w:pPr>
+        <w:pStyle w:val="FirstParagraph"/>
+      </w:pPr>
+      <m:oMathPara>
+        <m:oMathParaPr>
+          <m:jc m:val="center"/>
+          <m:ctrlPr>
+            <w:rPr>
+              <w:sz w:val="28"/>
+              <w:szCs w:val="28"/>
+            </w:rPr>
+          </m:ctrlPr>
+        </m:oMathParaPr>
+        <m:oMath>
+          <m:r>
+            <m:rPr>
+              <m:sty m:val="p"/>
+            </m:rPr>
             <m:t>lg</m:t>
           </m:r>
           <m:sSubSup>
@@ -54517,22 +54480,7 @@
                 <m:t>(</m:t>
               </m:r>
               <m:r>
-                <m:t>0</m:t>
-              </m:r>
-              <m:r>
-                <m:rPr>
-                  <m:sty m:val="p"/>
-                </m:rPr>
-                <m:t>.</m:t>
-              </m:r>
-              <m:r>
-                <m:t>9</m:t>
-              </m:r>
-              <m:r>
-                <m:t>5</m:t>
-              </m:r>
-              <m:r>
-                <m:t>7</m:t>
+                <m:t>0.957</m:t>
               </m:r>
               <m:r>
                 <m:rPr>
@@ -54541,22 +54489,7 @@
                 <m:t>−</m:t>
               </m:r>
               <m:r>
-                <m:t>0</m:t>
-              </m:r>
-              <m:r>
-                <m:rPr>
-                  <m:sty m:val="p"/>
-                </m:rPr>
-                <m:t>.</m:t>
-              </m:r>
-              <m:r>
-                <m:t>5</m:t>
-              </m:r>
-              <m:r>
-                <m:t>3</m:t>
-              </m:r>
-              <m:r>
-                <m:t>6</m:t>
+                <m:t>0.536</m:t>
               </m:r>
               <m:r>
                 <m:rPr>
@@ -54573,25 +54506,7 @@
             </m:num>
             <m:den>
               <m:r>
-                <m:t>0</m:t>
-              </m:r>
-              <m:r>
-                <m:rPr>
-                  <m:sty m:val="p"/>
-                </m:rPr>
-                <m:t>.</m:t>
-              </m:r>
-              <m:r>
-                <m:t>0</m:t>
-              </m:r>
-              <m:r>
-                <m:t>5</m:t>
-              </m:r>
-              <m:r>
-                <m:t>9</m:t>
-              </m:r>
-              <m:r>
-                <m:t>2</m:t>
+                <m:t>0.0592</m:t>
               </m:r>
               <m:r>
                 <m:rPr>
@@ -54608,19 +54523,7 @@
             <m:t>=</m:t>
           </m:r>
           <m:r>
-            <m:t>4</m:t>
-          </m:r>
-          <m:r>
-            <m:t>2</m:t>
-          </m:r>
-          <m:r>
-            <m:rPr>
-              <m:sty m:val="p"/>
-            </m:rPr>
-            <m:t>.</m:t>
-          </m:r>
-          <m:r>
-            <m:t>7</m:t>
+            <m:t>42.7</m:t>
           </m:r>
           <m:r>
             <m:rPr>
@@ -54663,21 +54566,15 @@
             </m:rPr>
             <m:t>×</m:t>
           </m:r>
-          <m:r>
-            <m:t>1</m:t>
-          </m:r>
           <m:sSup>
             <m:e>
               <m:r>
-                <m:t>0</m:t>
+                <m:t>10</m:t>
               </m:r>
             </m:e>
             <m:sup>
               <m:r>
-                <m:t>4</m:t>
-              </m:r>
-              <m:r>
-                <m:t>2</m:t>
+                <m:t>42</m:t>
               </m:r>
             </m:sup>
           </m:sSup>
@@ -54908,21 +54805,15 @@
             </m:rPr>
             <m:t>×</m:t>
           </m:r>
-          <m:r>
-            <m:t>1</m:t>
-          </m:r>
           <m:sSup>
             <m:e>
               <m:r>
-                <m:t>0</m:t>
+                <m:t>10</m:t>
               </m:r>
             </m:e>
             <m:sup>
               <m:r>
-                <m:t>5</m:t>
-              </m:r>
-              <m:r>
-                <m:t>2</m:t>
+                <m:t>52</m:t>
               </m:r>
             </m:sup>
           </m:sSup>
@@ -57691,7 +57582,7 @@
     <ns0:name ns0:val="Verbatim Char"/>
     <ns0:basedOn ns0:val="BodyTextChar"/>
     <ns0:rPr>
-      <ns0:rFonts ns0:ascii="Times New Roman" ns0:cs="Times New Roman" ns0:eastAsia="FangSong" ns0:hAnsi="Times New Roman"/>
+      <ns0:rFonts ns0:ascii="SimSun" ns0:cs="SimSun" ns0:eastAsia="SimSun" ns0:hAnsi="SimSun"/>
       <ns0:b ns0:val="0"/>
       <ns0:sz ns0:val="20"/>
     </ns0:rPr>
@@ -57745,7 +57636,7 @@
       <w:wordWrap w:val="off"/>
     </w:pPr>
     <ns0:rPr>
-      <w:rFonts ns0:ascii="Times New Roman" ns0:hAnsi="Times New Roman" ns0:eastAsia="FangSong" ns0:cs="Times New Roman"/>
+      <w:rFonts ns0:ascii="SimSun" ns0:hAnsi="SimSun" ns0:eastAsia="SimSun" ns0:cs="SimSun"/>
     </ns0:rPr>
   </w:style>
   <w:style w:type="character" w:customStyle="1" w:styleId="KeywordTok">

--- a/00-首页/题组Word/阶段测试卷/化学原理阶段测试卷-答案.docx
+++ b/00-首页/题组Word/阶段测试卷/化学原理阶段测试卷-答案.docx
@@ -19887,7 +19887,7 @@
             </m:sub>
             <m:sup>
               <m:r>
-                <m:t>​</m:t>
+                <m:t xml:space="preserve"> </m:t>
               </m:r>
             </m:sup>
             <m:e>

--- a/00-首页/题组Word/阶段测试卷/化学原理阶段测试卷-答案.docx
+++ b/00-首页/题组Word/阶段测试卷/化学原理阶段测试卷-答案.docx
@@ -1327,6 +1327,14 @@
       <w:tblPr>
         <w:tblStyle w:val="Table"/>
         <w:tblW w:type="auto" w:w="0"/>
+        <w:tblBorders>
+          <w:top w:val="single" w:sz="12" w:space="0" w:color="000000"/>
+          <w:left w:val="none" w:sz="0" w:space="0" w:color="auto"/>
+          <w:bottom w:val="single" w:sz="12" w:space="0" w:color="000000"/>
+          <w:right w:val="none" w:sz="0" w:space="0" w:color="auto"/>
+          <w:insideH w:val="none" w:sz="0" w:space="0" w:color="auto"/>
+          <w:insideV w:val="none" w:sz="0" w:space="0" w:color="auto"/>
+        </w:tblBorders>
         <w:tblLook w:firstRow="1" w:lastRow="0" w:firstColumn="0" w:lastColumn="0" w:noHBand="0" w:noVBand="0" w:val="0020"/>
       </w:tblPr>
       <w:tblGrid>
@@ -1339,7 +1347,11 @@
           <w:tblHeader w:val="on"/>
         </w:trPr>
         <w:tc>
-          <w:tcPr/>
+          <w:tcPr>
+            <w:tcBorders>
+              <w:bottom w:val="single" w:sz="8" w:space="0" w:color="000000"/>
+            </w:tcBorders>
+          </w:tcPr>
           <w:p>
             <w:pPr>
               <w:pStyle w:val="Compact"/>
@@ -1362,7 +1374,11 @@
           </w:p>
         </w:tc>
         <w:tc>
-          <w:tcPr/>
+          <w:tcPr>
+            <w:tcBorders>
+              <w:bottom w:val="single" w:sz="8" w:space="0" w:color="000000"/>
+            </w:tcBorders>
+          </w:tcPr>
           <w:p>
             <w:pPr>
               <w:pStyle w:val="Compact"/>
@@ -1378,7 +1394,11 @@
           </w:p>
         </w:tc>
         <w:tc>
-          <w:tcPr/>
+          <w:tcPr>
+            <w:tcBorders>
+              <w:bottom w:val="single" w:sz="8" w:space="0" w:color="000000"/>
+            </w:tcBorders>
+          </w:tcPr>
           <w:p>
             <w:pPr>
               <w:pStyle w:val="Compact"/>
@@ -1947,6 +1967,14 @@
         <w:tblStyle w:val="Table"/>
         <w:tblW w:type="pct" w:w="5000"/>
         <w:tblLayout w:type="fixed"/>
+        <w:tblBorders>
+          <w:top w:val="single" w:sz="12" w:space="0" w:color="000000"/>
+          <w:left w:val="none" w:sz="0" w:space="0" w:color="auto"/>
+          <w:bottom w:val="single" w:sz="12" w:space="0" w:color="000000"/>
+          <w:right w:val="none" w:sz="0" w:space="0" w:color="auto"/>
+          <w:insideH w:val="none" w:sz="0" w:space="0" w:color="auto"/>
+          <w:insideV w:val="none" w:sz="0" w:space="0" w:color="auto"/>
+        </w:tblBorders>
         <w:tblLook w:firstRow="1" w:lastRow="0" w:firstColumn="0" w:lastColumn="0" w:noHBand="0" w:noVBand="0" w:val="0020"/>
       </w:tblPr>
       <w:tblGrid>
@@ -1960,7 +1988,11 @@
           <w:tblHeader w:val="on"/>
         </w:trPr>
         <w:tc>
-          <w:tcPr/>
+          <w:tcPr>
+            <w:tcBorders>
+              <w:bottom w:val="single" w:sz="8" w:space="0" w:color="000000"/>
+            </w:tcBorders>
+          </w:tcPr>
           <w:p>
             <w:pPr>
               <w:pStyle w:val="Compact"/>
@@ -1976,7 +2008,11 @@
           </w:p>
         </w:tc>
         <w:tc>
-          <w:tcPr/>
+          <w:tcPr>
+            <w:tcBorders>
+              <w:bottom w:val="single" w:sz="8" w:space="0" w:color="000000"/>
+            </w:tcBorders>
+          </w:tcPr>
           <w:p>
             <w:pPr>
               <w:pStyle w:val="Compact"/>
@@ -1992,7 +2028,11 @@
           </w:p>
         </w:tc>
         <w:tc>
-          <w:tcPr/>
+          <w:tcPr>
+            <w:tcBorders>
+              <w:bottom w:val="single" w:sz="8" w:space="0" w:color="000000"/>
+            </w:tcBorders>
+          </w:tcPr>
           <w:p>
             <w:pPr>
               <w:pStyle w:val="Compact"/>
@@ -2008,7 +2048,11 @@
           </w:p>
         </w:tc>
         <w:tc>
-          <w:tcPr/>
+          <w:tcPr>
+            <w:tcBorders>
+              <w:bottom w:val="single" w:sz="8" w:space="0" w:color="000000"/>
+            </w:tcBorders>
+          </w:tcPr>
           <w:p>
             <w:pPr>
               <w:pStyle w:val="Compact"/>
@@ -2595,6 +2639,14 @@
       <w:tblPr>
         <w:tblStyle w:val="Table"/>
         <w:tblW w:type="auto" w:w="0"/>
+        <w:tblBorders>
+          <w:top w:val="single" w:sz="12" w:space="0" w:color="000000"/>
+          <w:left w:val="none" w:sz="0" w:space="0" w:color="auto"/>
+          <w:bottom w:val="single" w:sz="12" w:space="0" w:color="000000"/>
+          <w:right w:val="none" w:sz="0" w:space="0" w:color="auto"/>
+          <w:insideH w:val="none" w:sz="0" w:space="0" w:color="auto"/>
+          <w:insideV w:val="none" w:sz="0" w:space="0" w:color="auto"/>
+        </w:tblBorders>
         <w:tblLook w:firstRow="1" w:lastRow="0" w:firstColumn="0" w:lastColumn="0" w:noHBand="0" w:noVBand="0" w:val="0020"/>
       </w:tblPr>
       <w:tblGrid>
@@ -2607,7 +2659,11 @@
           <w:tblHeader w:val="on"/>
         </w:trPr>
         <w:tc>
-          <w:tcPr/>
+          <w:tcPr>
+            <w:tcBorders>
+              <w:bottom w:val="single" w:sz="8" w:space="0" w:color="000000"/>
+            </w:tcBorders>
+          </w:tcPr>
           <w:p>
             <w:pPr>
               <w:pStyle w:val="Compact"/>
@@ -2623,7 +2679,11 @@
           </w:p>
         </w:tc>
         <w:tc>
-          <w:tcPr/>
+          <w:tcPr>
+            <w:tcBorders>
+              <w:bottom w:val="single" w:sz="8" w:space="0" w:color="000000"/>
+            </w:tcBorders>
+          </w:tcPr>
           <w:p>
             <w:pPr>
               <w:pStyle w:val="Compact"/>
@@ -2639,7 +2699,11 @@
           </w:p>
         </w:tc>
         <w:tc>
-          <w:tcPr/>
+          <w:tcPr>
+            <w:tcBorders>
+              <w:bottom w:val="single" w:sz="8" w:space="0" w:color="000000"/>
+            </w:tcBorders>
+          </w:tcPr>
           <w:p>
             <w:pPr>
               <w:pStyle w:val="Compact"/>
@@ -6947,6 +7011,14 @@
       <w:tblPr>
         <w:tblStyle w:val="Table"/>
         <w:tblW w:type="auto" w:w="0"/>
+        <w:tblBorders>
+          <w:top w:val="single" w:sz="12" w:space="0" w:color="000000"/>
+          <w:left w:val="none" w:sz="0" w:space="0" w:color="auto"/>
+          <w:bottom w:val="single" w:sz="12" w:space="0" w:color="000000"/>
+          <w:right w:val="none" w:sz="0" w:space="0" w:color="auto"/>
+          <w:insideH w:val="none" w:sz="0" w:space="0" w:color="auto"/>
+          <w:insideV w:val="none" w:sz="0" w:space="0" w:color="auto"/>
+        </w:tblBorders>
         <w:tblLook w:firstRow="1" w:lastRow="0" w:firstColumn="0" w:lastColumn="0" w:noHBand="0" w:noVBand="0" w:val="0020"/>
       </w:tblPr>
       <w:tblGrid>
@@ -6959,7 +7031,11 @@
           <w:tblHeader w:val="on"/>
         </w:trPr>
         <w:tc>
-          <w:tcPr/>
+          <w:tcPr>
+            <w:tcBorders>
+              <w:bottom w:val="single" w:sz="8" w:space="0" w:color="000000"/>
+            </w:tcBorders>
+          </w:tcPr>
           <w:p>
             <w:pPr>
               <w:pStyle w:val="Compact"/>
@@ -6982,7 +7058,11 @@
           </w:p>
         </w:tc>
         <w:tc>
-          <w:tcPr/>
+          <w:tcPr>
+            <w:tcBorders>
+              <w:bottom w:val="single" w:sz="8" w:space="0" w:color="000000"/>
+            </w:tcBorders>
+          </w:tcPr>
           <w:p>
             <w:pPr>
               <w:pStyle w:val="Compact"/>
@@ -6998,7 +7078,11 @@
           </w:p>
         </w:tc>
         <w:tc>
-          <w:tcPr/>
+          <w:tcPr>
+            <w:tcBorders>
+              <w:bottom w:val="single" w:sz="8" w:space="0" w:color="000000"/>
+            </w:tcBorders>
+          </w:tcPr>
           <w:p>
             <w:pPr>
               <w:pStyle w:val="Compact"/>
@@ -8206,6 +8290,14 @@
         <w:tblStyle w:val="Table"/>
         <w:tblW w:type="pct" w:w="5000"/>
         <w:tblLayout w:type="fixed"/>
+        <w:tblBorders>
+          <w:top w:val="single" w:sz="12" w:space="0" w:color="000000"/>
+          <w:left w:val="none" w:sz="0" w:space="0" w:color="auto"/>
+          <w:bottom w:val="single" w:sz="12" w:space="0" w:color="000000"/>
+          <w:right w:val="none" w:sz="0" w:space="0" w:color="auto"/>
+          <w:insideH w:val="none" w:sz="0" w:space="0" w:color="auto"/>
+          <w:insideV w:val="none" w:sz="0" w:space="0" w:color="auto"/>
+        </w:tblBorders>
         <w:tblLook w:firstRow="1" w:lastRow="0" w:firstColumn="0" w:lastColumn="0" w:noHBand="0" w:noVBand="0" w:val="0020"/>
       </w:tblPr>
       <w:tblGrid>
@@ -8219,7 +8311,11 @@
           <w:tblHeader w:val="on"/>
         </w:trPr>
         <w:tc>
-          <w:tcPr/>
+          <w:tcPr>
+            <w:tcBorders>
+              <w:bottom w:val="single" w:sz="8" w:space="0" w:color="000000"/>
+            </w:tcBorders>
+          </w:tcPr>
           <w:p>
             <w:pPr>
               <w:pStyle w:val="Compact"/>
@@ -8235,7 +8331,11 @@
           </w:p>
         </w:tc>
         <w:tc>
-          <w:tcPr/>
+          <w:tcPr>
+            <w:tcBorders>
+              <w:bottom w:val="single" w:sz="8" w:space="0" w:color="000000"/>
+            </w:tcBorders>
+          </w:tcPr>
           <w:p>
             <w:pPr>
               <w:pStyle w:val="Compact"/>
@@ -8251,7 +8351,11 @@
           </w:p>
         </w:tc>
         <w:tc>
-          <w:tcPr/>
+          <w:tcPr>
+            <w:tcBorders>
+              <w:bottom w:val="single" w:sz="8" w:space="0" w:color="000000"/>
+            </w:tcBorders>
+          </w:tcPr>
           <w:p>
             <w:pPr>
               <w:pStyle w:val="Compact"/>
@@ -8267,7 +8371,11 @@
           </w:p>
         </w:tc>
         <w:tc>
-          <w:tcPr/>
+          <w:tcPr>
+            <w:tcBorders>
+              <w:bottom w:val="single" w:sz="8" w:space="0" w:color="000000"/>
+            </w:tcBorders>
+          </w:tcPr>
           <w:p>
             <w:pPr>
               <w:pStyle w:val="Compact"/>
@@ -9903,6 +10011,14 @@
       <w:tblPr>
         <w:tblStyle w:val="Table"/>
         <w:tblW w:type="auto" w:w="0"/>
+        <w:tblBorders>
+          <w:top w:val="single" w:sz="12" w:space="0" w:color="000000"/>
+          <w:left w:val="none" w:sz="0" w:space="0" w:color="auto"/>
+          <w:bottom w:val="single" w:sz="12" w:space="0" w:color="000000"/>
+          <w:right w:val="none" w:sz="0" w:space="0" w:color="auto"/>
+          <w:insideH w:val="none" w:sz="0" w:space="0" w:color="auto"/>
+          <w:insideV w:val="none" w:sz="0" w:space="0" w:color="auto"/>
+        </w:tblBorders>
         <w:tblLook w:firstRow="1" w:lastRow="0" w:firstColumn="0" w:lastColumn="0" w:noHBand="0" w:noVBand="0" w:val="0020"/>
       </w:tblPr>
       <w:tblGrid>
@@ -9915,7 +10031,11 @@
           <w:tblHeader w:val="on"/>
         </w:trPr>
         <w:tc>
-          <w:tcPr/>
+          <w:tcPr>
+            <w:tcBorders>
+              <w:bottom w:val="single" w:sz="8" w:space="0" w:color="000000"/>
+            </w:tcBorders>
+          </w:tcPr>
           <w:p>
             <w:pPr>
               <w:pStyle w:val="Compact"/>
@@ -9931,7 +10051,11 @@
           </w:p>
         </w:tc>
         <w:tc>
-          <w:tcPr/>
+          <w:tcPr>
+            <w:tcBorders>
+              <w:bottom w:val="single" w:sz="8" w:space="0" w:color="000000"/>
+            </w:tcBorders>
+          </w:tcPr>
           <w:p>
             <w:pPr>
               <w:pStyle w:val="Compact"/>
@@ -9947,7 +10071,11 @@
           </w:p>
         </w:tc>
         <w:tc>
-          <w:tcPr/>
+          <w:tcPr>
+            <w:tcBorders>
+              <w:bottom w:val="single" w:sz="8" w:space="0" w:color="000000"/>
+            </w:tcBorders>
+          </w:tcPr>
           <w:p>
             <w:pPr>
               <w:pStyle w:val="Compact"/>
@@ -15035,6 +15163,14 @@
       <w:tblPr>
         <w:tblStyle w:val="Table"/>
         <w:tblW w:type="auto" w:w="0"/>
+        <w:tblBorders>
+          <w:top w:val="single" w:sz="12" w:space="0" w:color="000000"/>
+          <w:left w:val="none" w:sz="0" w:space="0" w:color="auto"/>
+          <w:bottom w:val="single" w:sz="12" w:space="0" w:color="000000"/>
+          <w:right w:val="none" w:sz="0" w:space="0" w:color="auto"/>
+          <w:insideH w:val="none" w:sz="0" w:space="0" w:color="auto"/>
+          <w:insideV w:val="none" w:sz="0" w:space="0" w:color="auto"/>
+        </w:tblBorders>
         <w:tblLook w:firstRow="1" w:lastRow="0" w:firstColumn="0" w:lastColumn="0" w:noHBand="0" w:noVBand="0" w:val="0020"/>
       </w:tblPr>
       <w:tblGrid>
@@ -15047,7 +15183,11 @@
           <w:tblHeader w:val="on"/>
         </w:trPr>
         <w:tc>
-          <w:tcPr/>
+          <w:tcPr>
+            <w:tcBorders>
+              <w:bottom w:val="single" w:sz="8" w:space="0" w:color="000000"/>
+            </w:tcBorders>
+          </w:tcPr>
           <w:p>
             <w:pPr>
               <w:pStyle w:val="Compact"/>
@@ -15070,7 +15210,11 @@
           </w:p>
         </w:tc>
         <w:tc>
-          <w:tcPr/>
+          <w:tcPr>
+            <w:tcBorders>
+              <w:bottom w:val="single" w:sz="8" w:space="0" w:color="000000"/>
+            </w:tcBorders>
+          </w:tcPr>
           <w:p>
             <w:pPr>
               <w:pStyle w:val="Compact"/>
@@ -15086,7 +15230,11 @@
           </w:p>
         </w:tc>
         <w:tc>
-          <w:tcPr/>
+          <w:tcPr>
+            <w:tcBorders>
+              <w:bottom w:val="single" w:sz="8" w:space="0" w:color="000000"/>
+            </w:tcBorders>
+          </w:tcPr>
           <w:p>
             <w:pPr>
               <w:pStyle w:val="Compact"/>
@@ -15745,6 +15893,14 @@
         <w:tblStyle w:val="Table"/>
         <w:tblW w:type="pct" w:w="5000"/>
         <w:tblLayout w:type="fixed"/>
+        <w:tblBorders>
+          <w:top w:val="single" w:sz="12" w:space="0" w:color="000000"/>
+          <w:left w:val="none" w:sz="0" w:space="0" w:color="auto"/>
+          <w:bottom w:val="single" w:sz="12" w:space="0" w:color="000000"/>
+          <w:right w:val="none" w:sz="0" w:space="0" w:color="auto"/>
+          <w:insideH w:val="none" w:sz="0" w:space="0" w:color="auto"/>
+          <w:insideV w:val="none" w:sz="0" w:space="0" w:color="auto"/>
+        </w:tblBorders>
         <w:tblLook w:firstRow="1" w:lastRow="0" w:firstColumn="0" w:lastColumn="0" w:noHBand="0" w:noVBand="0" w:val="0020"/>
       </w:tblPr>
       <w:tblGrid>
@@ -15758,7 +15914,11 @@
           <w:tblHeader w:val="on"/>
         </w:trPr>
         <w:tc>
-          <w:tcPr/>
+          <w:tcPr>
+            <w:tcBorders>
+              <w:bottom w:val="single" w:sz="8" w:space="0" w:color="000000"/>
+            </w:tcBorders>
+          </w:tcPr>
           <w:p>
             <w:pPr>
               <w:pStyle w:val="Compact"/>
@@ -15774,7 +15934,11 @@
           </w:p>
         </w:tc>
         <w:tc>
-          <w:tcPr/>
+          <w:tcPr>
+            <w:tcBorders>
+              <w:bottom w:val="single" w:sz="8" w:space="0" w:color="000000"/>
+            </w:tcBorders>
+          </w:tcPr>
           <w:p>
             <w:pPr>
               <w:pStyle w:val="Compact"/>
@@ -15790,7 +15954,11 @@
           </w:p>
         </w:tc>
         <w:tc>
-          <w:tcPr/>
+          <w:tcPr>
+            <w:tcBorders>
+              <w:bottom w:val="single" w:sz="8" w:space="0" w:color="000000"/>
+            </w:tcBorders>
+          </w:tcPr>
           <w:p>
             <w:pPr>
               <w:pStyle w:val="Compact"/>
@@ -15806,7 +15974,11 @@
           </w:p>
         </w:tc>
         <w:tc>
-          <w:tcPr/>
+          <w:tcPr>
+            <w:tcBorders>
+              <w:bottom w:val="single" w:sz="8" w:space="0" w:color="000000"/>
+            </w:tcBorders>
+          </w:tcPr>
           <w:p>
             <w:pPr>
               <w:pStyle w:val="Compact"/>
@@ -16653,6 +16825,14 @@
       <w:tblPr>
         <w:tblStyle w:val="Table"/>
         <w:tblW w:type="auto" w:w="0"/>
+        <w:tblBorders>
+          <w:top w:val="single" w:sz="12" w:space="0" w:color="000000"/>
+          <w:left w:val="none" w:sz="0" w:space="0" w:color="auto"/>
+          <w:bottom w:val="single" w:sz="12" w:space="0" w:color="000000"/>
+          <w:right w:val="none" w:sz="0" w:space="0" w:color="auto"/>
+          <w:insideH w:val="none" w:sz="0" w:space="0" w:color="auto"/>
+          <w:insideV w:val="none" w:sz="0" w:space="0" w:color="auto"/>
+        </w:tblBorders>
         <w:tblLook w:firstRow="1" w:lastRow="0" w:firstColumn="0" w:lastColumn="0" w:noHBand="0" w:noVBand="0" w:val="0020"/>
       </w:tblPr>
       <w:tblGrid>
@@ -16665,7 +16845,11 @@
           <w:tblHeader w:val="on"/>
         </w:trPr>
         <w:tc>
-          <w:tcPr/>
+          <w:tcPr>
+            <w:tcBorders>
+              <w:bottom w:val="single" w:sz="8" w:space="0" w:color="000000"/>
+            </w:tcBorders>
+          </w:tcPr>
           <w:p>
             <w:pPr>
               <w:pStyle w:val="Compact"/>
@@ -16688,7 +16872,11 @@
           </w:p>
         </w:tc>
         <w:tc>
-          <w:tcPr/>
+          <w:tcPr>
+            <w:tcBorders>
+              <w:bottom w:val="single" w:sz="8" w:space="0" w:color="000000"/>
+            </w:tcBorders>
+          </w:tcPr>
           <w:p>
             <w:pPr>
               <w:pStyle w:val="Compact"/>
@@ -16704,7 +16892,11 @@
           </w:p>
         </w:tc>
         <w:tc>
-          <w:tcPr/>
+          <w:tcPr>
+            <w:tcBorders>
+              <w:bottom w:val="single" w:sz="8" w:space="0" w:color="000000"/>
+            </w:tcBorders>
+          </w:tcPr>
           <w:p>
             <w:pPr>
               <w:pStyle w:val="Compact"/>
@@ -17542,6 +17734,14 @@
         <w:tblStyle w:val="Table"/>
         <w:tblW w:type="pct" w:w="5000"/>
         <w:tblLayout w:type="fixed"/>
+        <w:tblBorders>
+          <w:top w:val="single" w:sz="12" w:space="0" w:color="000000"/>
+          <w:left w:val="none" w:sz="0" w:space="0" w:color="auto"/>
+          <w:bottom w:val="single" w:sz="12" w:space="0" w:color="000000"/>
+          <w:right w:val="none" w:sz="0" w:space="0" w:color="auto"/>
+          <w:insideH w:val="none" w:sz="0" w:space="0" w:color="auto"/>
+          <w:insideV w:val="none" w:sz="0" w:space="0" w:color="auto"/>
+        </w:tblBorders>
         <w:tblLook w:firstRow="1" w:lastRow="0" w:firstColumn="0" w:lastColumn="0" w:noHBand="0" w:noVBand="0" w:val="0020"/>
       </w:tblPr>
       <w:tblGrid>
@@ -17555,7 +17755,11 @@
           <w:tblHeader w:val="on"/>
         </w:trPr>
         <w:tc>
-          <w:tcPr/>
+          <w:tcPr>
+            <w:tcBorders>
+              <w:bottom w:val="single" w:sz="8" w:space="0" w:color="000000"/>
+            </w:tcBorders>
+          </w:tcPr>
           <w:p>
             <w:pPr>
               <w:pStyle w:val="Compact"/>
@@ -17571,7 +17775,11 @@
           </w:p>
         </w:tc>
         <w:tc>
-          <w:tcPr/>
+          <w:tcPr>
+            <w:tcBorders>
+              <w:bottom w:val="single" w:sz="8" w:space="0" w:color="000000"/>
+            </w:tcBorders>
+          </w:tcPr>
           <w:p>
             <w:pPr>
               <w:pStyle w:val="Compact"/>
@@ -17587,7 +17795,11 @@
           </w:p>
         </w:tc>
         <w:tc>
-          <w:tcPr/>
+          <w:tcPr>
+            <w:tcBorders>
+              <w:bottom w:val="single" w:sz="8" w:space="0" w:color="000000"/>
+            </w:tcBorders>
+          </w:tcPr>
           <w:p>
             <w:pPr>
               <w:pStyle w:val="Compact"/>
@@ -17603,7 +17815,11 @@
           </w:p>
         </w:tc>
         <w:tc>
-          <w:tcPr/>
+          <w:tcPr>
+            <w:tcBorders>
+              <w:bottom w:val="single" w:sz="8" w:space="0" w:color="000000"/>
+            </w:tcBorders>
+          </w:tcPr>
           <w:p>
             <w:pPr>
               <w:pStyle w:val="Compact"/>
@@ -21121,6 +21337,14 @@
       <w:tblPr>
         <w:tblStyle w:val="Table"/>
         <w:tblW w:type="auto" w:w="0"/>
+        <w:tblBorders>
+          <w:top w:val="single" w:sz="12" w:space="0" w:color="000000"/>
+          <w:left w:val="none" w:sz="0" w:space="0" w:color="auto"/>
+          <w:bottom w:val="single" w:sz="12" w:space="0" w:color="000000"/>
+          <w:right w:val="none" w:sz="0" w:space="0" w:color="auto"/>
+          <w:insideH w:val="none" w:sz="0" w:space="0" w:color="auto"/>
+          <w:insideV w:val="none" w:sz="0" w:space="0" w:color="auto"/>
+        </w:tblBorders>
         <w:tblLook w:firstRow="1" w:lastRow="0" w:firstColumn="0" w:lastColumn="0" w:noHBand="0" w:noVBand="0" w:val="0020"/>
       </w:tblPr>
       <w:tblGrid>
@@ -21133,7 +21357,11 @@
           <w:tblHeader w:val="on"/>
         </w:trPr>
         <w:tc>
-          <w:tcPr/>
+          <w:tcPr>
+            <w:tcBorders>
+              <w:bottom w:val="single" w:sz="8" w:space="0" w:color="000000"/>
+            </w:tcBorders>
+          </w:tcPr>
           <w:p>
             <w:pPr>
               <w:pStyle w:val="Compact"/>
@@ -21156,7 +21384,11 @@
           </w:p>
         </w:tc>
         <w:tc>
-          <w:tcPr/>
+          <w:tcPr>
+            <w:tcBorders>
+              <w:bottom w:val="single" w:sz="8" w:space="0" w:color="000000"/>
+            </w:tcBorders>
+          </w:tcPr>
           <w:p>
             <w:pPr>
               <w:pStyle w:val="Compact"/>
@@ -21172,7 +21404,11 @@
           </w:p>
         </w:tc>
         <w:tc>
-          <w:tcPr/>
+          <w:tcPr>
+            <w:tcBorders>
+              <w:bottom w:val="single" w:sz="8" w:space="0" w:color="000000"/>
+            </w:tcBorders>
+          </w:tcPr>
           <w:p>
             <w:pPr>
               <w:pStyle w:val="Compact"/>
@@ -22177,6 +22413,14 @@
         <w:tblStyle w:val="Table"/>
         <w:tblW w:type="pct" w:w="5000"/>
         <w:tblLayout w:type="fixed"/>
+        <w:tblBorders>
+          <w:top w:val="single" w:sz="12" w:space="0" w:color="000000"/>
+          <w:left w:val="none" w:sz="0" w:space="0" w:color="auto"/>
+          <w:bottom w:val="single" w:sz="12" w:space="0" w:color="000000"/>
+          <w:right w:val="none" w:sz="0" w:space="0" w:color="auto"/>
+          <w:insideH w:val="none" w:sz="0" w:space="0" w:color="auto"/>
+          <w:insideV w:val="none" w:sz="0" w:space="0" w:color="auto"/>
+        </w:tblBorders>
         <w:tblLook w:firstRow="1" w:lastRow="0" w:firstColumn="0" w:lastColumn="0" w:noHBand="0" w:noVBand="0" w:val="0020"/>
       </w:tblPr>
       <w:tblGrid>
@@ -22190,7 +22434,11 @@
           <w:tblHeader w:val="on"/>
         </w:trPr>
         <w:tc>
-          <w:tcPr/>
+          <w:tcPr>
+            <w:tcBorders>
+              <w:bottom w:val="single" w:sz="8" w:space="0" w:color="000000"/>
+            </w:tcBorders>
+          </w:tcPr>
           <w:p>
             <w:pPr>
               <w:pStyle w:val="Compact"/>
@@ -22206,7 +22454,11 @@
           </w:p>
         </w:tc>
         <w:tc>
-          <w:tcPr/>
+          <w:tcPr>
+            <w:tcBorders>
+              <w:bottom w:val="single" w:sz="8" w:space="0" w:color="000000"/>
+            </w:tcBorders>
+          </w:tcPr>
           <w:p>
             <w:pPr>
               <w:pStyle w:val="Compact"/>
@@ -22222,7 +22474,11 @@
           </w:p>
         </w:tc>
         <w:tc>
-          <w:tcPr/>
+          <w:tcPr>
+            <w:tcBorders>
+              <w:bottom w:val="single" w:sz="8" w:space="0" w:color="000000"/>
+            </w:tcBorders>
+          </w:tcPr>
           <w:p>
             <w:pPr>
               <w:pStyle w:val="Compact"/>
@@ -22238,7 +22494,11 @@
           </w:p>
         </w:tc>
         <w:tc>
-          <w:tcPr/>
+          <w:tcPr>
+            <w:tcBorders>
+              <w:bottom w:val="single" w:sz="8" w:space="0" w:color="000000"/>
+            </w:tcBorders>
+          </w:tcPr>
           <w:p>
             <w:pPr>
               <w:pStyle w:val="Compact"/>
@@ -23969,6 +24229,14 @@
       <w:tblPr>
         <w:tblStyle w:val="Table"/>
         <w:tblW w:type="auto" w:w="0"/>
+        <w:tblBorders>
+          <w:top w:val="single" w:sz="12" w:space="0" w:color="000000"/>
+          <w:left w:val="none" w:sz="0" w:space="0" w:color="auto"/>
+          <w:bottom w:val="single" w:sz="12" w:space="0" w:color="000000"/>
+          <w:right w:val="none" w:sz="0" w:space="0" w:color="auto"/>
+          <w:insideH w:val="none" w:sz="0" w:space="0" w:color="auto"/>
+          <w:insideV w:val="none" w:sz="0" w:space="0" w:color="auto"/>
+        </w:tblBorders>
         <w:tblLook w:firstRow="1" w:lastRow="0" w:firstColumn="0" w:lastColumn="0" w:noHBand="0" w:noVBand="0" w:val="0020"/>
       </w:tblPr>
       <w:tblGrid>
@@ -23980,7 +24248,11 @@
           <w:tblHeader w:val="on"/>
         </w:trPr>
         <w:tc>
-          <w:tcPr/>
+          <w:tcPr>
+            <w:tcBorders>
+              <w:bottom w:val="single" w:sz="8" w:space="0" w:color="000000"/>
+            </w:tcBorders>
+          </w:tcPr>
           <w:p>
             <w:pPr>
               <w:pStyle w:val="Compact"/>
@@ -23996,7 +24268,11 @@
           </w:p>
         </w:tc>
         <w:tc>
-          <w:tcPr/>
+          <w:tcPr>
+            <w:tcBorders>
+              <w:bottom w:val="single" w:sz="8" w:space="0" w:color="000000"/>
+            </w:tcBorders>
+          </w:tcPr>
           <w:p>
             <w:pPr>
               <w:pStyle w:val="Compact"/>
@@ -25567,6 +25843,14 @@
       <w:tblPr>
         <w:tblStyle w:val="Table"/>
         <w:tblW w:type="auto" w:w="0"/>
+        <w:tblBorders>
+          <w:top w:val="single" w:sz="12" w:space="0" w:color="000000"/>
+          <w:left w:val="none" w:sz="0" w:space="0" w:color="auto"/>
+          <w:bottom w:val="single" w:sz="12" w:space="0" w:color="000000"/>
+          <w:right w:val="none" w:sz="0" w:space="0" w:color="auto"/>
+          <w:insideH w:val="none" w:sz="0" w:space="0" w:color="auto"/>
+          <w:insideV w:val="none" w:sz="0" w:space="0" w:color="auto"/>
+        </w:tblBorders>
         <w:tblLook w:firstRow="1" w:lastRow="0" w:firstColumn="0" w:lastColumn="0" w:noHBand="0" w:noVBand="0" w:val="0020"/>
       </w:tblPr>
       <w:tblGrid>
@@ -25579,7 +25863,11 @@
           <w:tblHeader w:val="on"/>
         </w:trPr>
         <w:tc>
-          <w:tcPr/>
+          <w:tcPr>
+            <w:tcBorders>
+              <w:bottom w:val="single" w:sz="8" w:space="0" w:color="000000"/>
+            </w:tcBorders>
+          </w:tcPr>
           <w:p>
             <w:pPr>
               <w:pStyle w:val="Compact"/>
@@ -25602,7 +25890,11 @@
           </w:p>
         </w:tc>
         <w:tc>
-          <w:tcPr/>
+          <w:tcPr>
+            <w:tcBorders>
+              <w:bottom w:val="single" w:sz="8" w:space="0" w:color="000000"/>
+            </w:tcBorders>
+          </w:tcPr>
           <w:p>
             <w:pPr>
               <w:pStyle w:val="Compact"/>
@@ -25618,7 +25910,11 @@
           </w:p>
         </w:tc>
         <w:tc>
-          <w:tcPr/>
+          <w:tcPr>
+            <w:tcBorders>
+              <w:bottom w:val="single" w:sz="8" w:space="0" w:color="000000"/>
+            </w:tcBorders>
+          </w:tcPr>
           <w:p>
             <w:pPr>
               <w:pStyle w:val="Compact"/>
@@ -26367,6 +26663,14 @@
         <w:tblStyle w:val="Table"/>
         <w:tblW w:type="pct" w:w="5000"/>
         <w:tblLayout w:type="fixed"/>
+        <w:tblBorders>
+          <w:top w:val="single" w:sz="12" w:space="0" w:color="000000"/>
+          <w:left w:val="none" w:sz="0" w:space="0" w:color="auto"/>
+          <w:bottom w:val="single" w:sz="12" w:space="0" w:color="000000"/>
+          <w:right w:val="none" w:sz="0" w:space="0" w:color="auto"/>
+          <w:insideH w:val="none" w:sz="0" w:space="0" w:color="auto"/>
+          <w:insideV w:val="none" w:sz="0" w:space="0" w:color="auto"/>
+        </w:tblBorders>
         <w:tblLook w:firstRow="1" w:lastRow="0" w:firstColumn="0" w:lastColumn="0" w:noHBand="0" w:noVBand="0" w:val="0020"/>
       </w:tblPr>
       <w:tblGrid>
@@ -26380,7 +26684,11 @@
           <w:tblHeader w:val="on"/>
         </w:trPr>
         <w:tc>
-          <w:tcPr/>
+          <w:tcPr>
+            <w:tcBorders>
+              <w:bottom w:val="single" w:sz="8" w:space="0" w:color="000000"/>
+            </w:tcBorders>
+          </w:tcPr>
           <w:p>
             <w:pPr>
               <w:pStyle w:val="Compact"/>
@@ -26396,7 +26704,11 @@
           </w:p>
         </w:tc>
         <w:tc>
-          <w:tcPr/>
+          <w:tcPr>
+            <w:tcBorders>
+              <w:bottom w:val="single" w:sz="8" w:space="0" w:color="000000"/>
+            </w:tcBorders>
+          </w:tcPr>
           <w:p>
             <w:pPr>
               <w:pStyle w:val="Compact"/>
@@ -26412,7 +26724,11 @@
           </w:p>
         </w:tc>
         <w:tc>
-          <w:tcPr/>
+          <w:tcPr>
+            <w:tcBorders>
+              <w:bottom w:val="single" w:sz="8" w:space="0" w:color="000000"/>
+            </w:tcBorders>
+          </w:tcPr>
           <w:p>
             <w:pPr>
               <w:pStyle w:val="Compact"/>
@@ -26428,7 +26744,11 @@
           </w:p>
         </w:tc>
         <w:tc>
-          <w:tcPr/>
+          <w:tcPr>
+            <w:tcBorders>
+              <w:bottom w:val="single" w:sz="8" w:space="0" w:color="000000"/>
+            </w:tcBorders>
+          </w:tcPr>
           <w:p>
             <w:pPr>
               <w:pStyle w:val="Compact"/>
@@ -30912,6 +31232,14 @@
       <w:tblPr>
         <w:tblStyle w:val="Table"/>
         <w:tblW w:type="auto" w:w="0"/>
+        <w:tblBorders>
+          <w:top w:val="single" w:sz="12" w:space="0" w:color="000000"/>
+          <w:left w:val="none" w:sz="0" w:space="0" w:color="auto"/>
+          <w:bottom w:val="single" w:sz="12" w:space="0" w:color="000000"/>
+          <w:right w:val="none" w:sz="0" w:space="0" w:color="auto"/>
+          <w:insideH w:val="none" w:sz="0" w:space="0" w:color="auto"/>
+          <w:insideV w:val="none" w:sz="0" w:space="0" w:color="auto"/>
+        </w:tblBorders>
         <w:tblLook w:firstRow="1" w:lastRow="0" w:firstColumn="0" w:lastColumn="0" w:noHBand="0" w:noVBand="0" w:val="0020"/>
       </w:tblPr>
       <w:tblGrid>
@@ -30924,7 +31252,11 @@
           <w:tblHeader w:val="on"/>
         </w:trPr>
         <w:tc>
-          <w:tcPr/>
+          <w:tcPr>
+            <w:tcBorders>
+              <w:bottom w:val="single" w:sz="8" w:space="0" w:color="000000"/>
+            </w:tcBorders>
+          </w:tcPr>
           <w:p>
             <w:pPr>
               <w:pStyle w:val="Compact"/>
@@ -30947,7 +31279,11 @@
           </w:p>
         </w:tc>
         <w:tc>
-          <w:tcPr/>
+          <w:tcPr>
+            <w:tcBorders>
+              <w:bottom w:val="single" w:sz="8" w:space="0" w:color="000000"/>
+            </w:tcBorders>
+          </w:tcPr>
           <w:p>
             <w:pPr>
               <w:pStyle w:val="Compact"/>
@@ -30963,7 +31299,11 @@
           </w:p>
         </w:tc>
         <w:tc>
-          <w:tcPr/>
+          <w:tcPr>
+            <w:tcBorders>
+              <w:bottom w:val="single" w:sz="8" w:space="0" w:color="000000"/>
+            </w:tcBorders>
+          </w:tcPr>
           <w:p>
             <w:pPr>
               <w:pStyle w:val="Compact"/>
@@ -31784,6 +32124,14 @@
         <w:tblStyle w:val="Table"/>
         <w:tblW w:type="pct" w:w="5000"/>
         <w:tblLayout w:type="fixed"/>
+        <w:tblBorders>
+          <w:top w:val="single" w:sz="12" w:space="0" w:color="000000"/>
+          <w:left w:val="none" w:sz="0" w:space="0" w:color="auto"/>
+          <w:bottom w:val="single" w:sz="12" w:space="0" w:color="000000"/>
+          <w:right w:val="none" w:sz="0" w:space="0" w:color="auto"/>
+          <w:insideH w:val="none" w:sz="0" w:space="0" w:color="auto"/>
+          <w:insideV w:val="none" w:sz="0" w:space="0" w:color="auto"/>
+        </w:tblBorders>
         <w:tblLook w:firstRow="1" w:lastRow="0" w:firstColumn="0" w:lastColumn="0" w:noHBand="0" w:noVBand="0" w:val="0020"/>
       </w:tblPr>
       <w:tblGrid>
@@ -31797,7 +32145,11 @@
           <w:tblHeader w:val="on"/>
         </w:trPr>
         <w:tc>
-          <w:tcPr/>
+          <w:tcPr>
+            <w:tcBorders>
+              <w:bottom w:val="single" w:sz="8" w:space="0" w:color="000000"/>
+            </w:tcBorders>
+          </w:tcPr>
           <w:p>
             <w:pPr>
               <w:pStyle w:val="Compact"/>
@@ -31813,7 +32165,11 @@
           </w:p>
         </w:tc>
         <w:tc>
-          <w:tcPr/>
+          <w:tcPr>
+            <w:tcBorders>
+              <w:bottom w:val="single" w:sz="8" w:space="0" w:color="000000"/>
+            </w:tcBorders>
+          </w:tcPr>
           <w:p>
             <w:pPr>
               <w:pStyle w:val="Compact"/>
@@ -31829,7 +32185,11 @@
           </w:p>
         </w:tc>
         <w:tc>
-          <w:tcPr/>
+          <w:tcPr>
+            <w:tcBorders>
+              <w:bottom w:val="single" w:sz="8" w:space="0" w:color="000000"/>
+            </w:tcBorders>
+          </w:tcPr>
           <w:p>
             <w:pPr>
               <w:pStyle w:val="Compact"/>
@@ -31845,7 +32205,11 @@
           </w:p>
         </w:tc>
         <w:tc>
-          <w:tcPr/>
+          <w:tcPr>
+            <w:tcBorders>
+              <w:bottom w:val="single" w:sz="8" w:space="0" w:color="000000"/>
+            </w:tcBorders>
+          </w:tcPr>
           <w:p>
             <w:pPr>
               <w:pStyle w:val="Compact"/>
@@ -32954,6 +33318,14 @@
       <w:tblPr>
         <w:tblStyle w:val="Table"/>
         <w:tblW w:type="auto" w:w="0"/>
+        <w:tblBorders>
+          <w:top w:val="single" w:sz="12" w:space="0" w:color="000000"/>
+          <w:left w:val="none" w:sz="0" w:space="0" w:color="auto"/>
+          <w:bottom w:val="single" w:sz="12" w:space="0" w:color="000000"/>
+          <w:right w:val="none" w:sz="0" w:space="0" w:color="auto"/>
+          <w:insideH w:val="none" w:sz="0" w:space="0" w:color="auto"/>
+          <w:insideV w:val="none" w:sz="0" w:space="0" w:color="auto"/>
+        </w:tblBorders>
         <w:tblLook w:firstRow="1" w:lastRow="0" w:firstColumn="0" w:lastColumn="0" w:noHBand="0" w:noVBand="0" w:val="0020"/>
       </w:tblPr>
       <w:tblGrid>
@@ -32966,7 +33338,11 @@
           <w:tblHeader w:val="on"/>
         </w:trPr>
         <w:tc>
-          <w:tcPr/>
+          <w:tcPr>
+            <w:tcBorders>
+              <w:bottom w:val="single" w:sz="8" w:space="0" w:color="000000"/>
+            </w:tcBorders>
+          </w:tcPr>
           <w:p>
             <w:pPr>
               <w:pStyle w:val="Compact"/>
@@ -32989,7 +33365,11 @@
           </w:p>
         </w:tc>
         <w:tc>
-          <w:tcPr/>
+          <w:tcPr>
+            <w:tcBorders>
+              <w:bottom w:val="single" w:sz="8" w:space="0" w:color="000000"/>
+            </w:tcBorders>
+          </w:tcPr>
           <w:p>
             <w:pPr>
               <w:pStyle w:val="Compact"/>
@@ -33005,7 +33385,11 @@
           </w:p>
         </w:tc>
         <w:tc>
-          <w:tcPr/>
+          <w:tcPr>
+            <w:tcBorders>
+              <w:bottom w:val="single" w:sz="8" w:space="0" w:color="000000"/>
+            </w:tcBorders>
+          </w:tcPr>
           <w:p>
             <w:pPr>
               <w:pStyle w:val="Compact"/>
@@ -33643,6 +34027,14 @@
         <w:tblStyle w:val="Table"/>
         <w:tblW w:type="pct" w:w="5000"/>
         <w:tblLayout w:type="fixed"/>
+        <w:tblBorders>
+          <w:top w:val="single" w:sz="12" w:space="0" w:color="000000"/>
+          <w:left w:val="none" w:sz="0" w:space="0" w:color="auto"/>
+          <w:bottom w:val="single" w:sz="12" w:space="0" w:color="000000"/>
+          <w:right w:val="none" w:sz="0" w:space="0" w:color="auto"/>
+          <w:insideH w:val="none" w:sz="0" w:space="0" w:color="auto"/>
+          <w:insideV w:val="none" w:sz="0" w:space="0" w:color="auto"/>
+        </w:tblBorders>
         <w:tblLook w:firstRow="1" w:lastRow="0" w:firstColumn="0" w:lastColumn="0" w:noHBand="0" w:noVBand="0" w:val="0020"/>
       </w:tblPr>
       <w:tblGrid>
@@ -33656,7 +34048,11 @@
           <w:tblHeader w:val="on"/>
         </w:trPr>
         <w:tc>
-          <w:tcPr/>
+          <w:tcPr>
+            <w:tcBorders>
+              <w:bottom w:val="single" w:sz="8" w:space="0" w:color="000000"/>
+            </w:tcBorders>
+          </w:tcPr>
           <w:p>
             <w:pPr>
               <w:pStyle w:val="Compact"/>
@@ -33672,7 +34068,11 @@
           </w:p>
         </w:tc>
         <w:tc>
-          <w:tcPr/>
+          <w:tcPr>
+            <w:tcBorders>
+              <w:bottom w:val="single" w:sz="8" w:space="0" w:color="000000"/>
+            </w:tcBorders>
+          </w:tcPr>
           <w:p>
             <w:pPr>
               <w:pStyle w:val="Compact"/>
@@ -33688,7 +34088,11 @@
           </w:p>
         </w:tc>
         <w:tc>
-          <w:tcPr/>
+          <w:tcPr>
+            <w:tcBorders>
+              <w:bottom w:val="single" w:sz="8" w:space="0" w:color="000000"/>
+            </w:tcBorders>
+          </w:tcPr>
           <w:p>
             <w:pPr>
               <w:pStyle w:val="Compact"/>
@@ -33704,7 +34108,11 @@
           </w:p>
         </w:tc>
         <w:tc>
-          <w:tcPr/>
+          <w:tcPr>
+            <w:tcBorders>
+              <w:bottom w:val="single" w:sz="8" w:space="0" w:color="000000"/>
+            </w:tcBorders>
+          </w:tcPr>
           <w:p>
             <w:pPr>
               <w:pStyle w:val="Compact"/>
@@ -34964,6 +35372,14 @@
       <w:tblPr>
         <w:tblStyle w:val="Table"/>
         <w:tblW w:type="auto" w:w="0"/>
+        <w:tblBorders>
+          <w:top w:val="single" w:sz="12" w:space="0" w:color="000000"/>
+          <w:left w:val="none" w:sz="0" w:space="0" w:color="auto"/>
+          <w:bottom w:val="single" w:sz="12" w:space="0" w:color="000000"/>
+          <w:right w:val="none" w:sz="0" w:space="0" w:color="auto"/>
+          <w:insideH w:val="none" w:sz="0" w:space="0" w:color="auto"/>
+          <w:insideV w:val="none" w:sz="0" w:space="0" w:color="auto"/>
+        </w:tblBorders>
         <w:tblLook w:firstRow="1" w:lastRow="0" w:firstColumn="0" w:lastColumn="0" w:noHBand="0" w:noVBand="0" w:val="0020"/>
       </w:tblPr>
       <w:tblGrid>
@@ -34976,7 +35392,11 @@
           <w:tblHeader w:val="on"/>
         </w:trPr>
         <w:tc>
-          <w:tcPr/>
+          <w:tcPr>
+            <w:tcBorders>
+              <w:bottom w:val="single" w:sz="8" w:space="0" w:color="000000"/>
+            </w:tcBorders>
+          </w:tcPr>
           <w:p>
             <w:pPr>
               <w:pStyle w:val="Compact"/>
@@ -34999,7 +35419,11 @@
           </w:p>
         </w:tc>
         <w:tc>
-          <w:tcPr/>
+          <w:tcPr>
+            <w:tcBorders>
+              <w:bottom w:val="single" w:sz="8" w:space="0" w:color="000000"/>
+            </w:tcBorders>
+          </w:tcPr>
           <w:p>
             <w:pPr>
               <w:pStyle w:val="Compact"/>
@@ -35015,7 +35439,11 @@
           </w:p>
         </w:tc>
         <w:tc>
-          <w:tcPr/>
+          <w:tcPr>
+            <w:tcBorders>
+              <w:bottom w:val="single" w:sz="8" w:space="0" w:color="000000"/>
+            </w:tcBorders>
+          </w:tcPr>
           <w:p>
             <w:pPr>
               <w:pStyle w:val="Compact"/>
@@ -35429,6 +35857,14 @@
         <w:tblStyle w:val="Table"/>
         <w:tblW w:type="pct" w:w="5000"/>
         <w:tblLayout w:type="fixed"/>
+        <w:tblBorders>
+          <w:top w:val="single" w:sz="12" w:space="0" w:color="000000"/>
+          <w:left w:val="none" w:sz="0" w:space="0" w:color="auto"/>
+          <w:bottom w:val="single" w:sz="12" w:space="0" w:color="000000"/>
+          <w:right w:val="none" w:sz="0" w:space="0" w:color="auto"/>
+          <w:insideH w:val="none" w:sz="0" w:space="0" w:color="auto"/>
+          <w:insideV w:val="none" w:sz="0" w:space="0" w:color="auto"/>
+        </w:tblBorders>
         <w:tblLook w:firstRow="1" w:lastRow="0" w:firstColumn="0" w:lastColumn="0" w:noHBand="0" w:noVBand="0" w:val="0020"/>
       </w:tblPr>
       <w:tblGrid>
@@ -35442,7 +35878,11 @@
           <w:tblHeader w:val="on"/>
         </w:trPr>
         <w:tc>
-          <w:tcPr/>
+          <w:tcPr>
+            <w:tcBorders>
+              <w:bottom w:val="single" w:sz="8" w:space="0" w:color="000000"/>
+            </w:tcBorders>
+          </w:tcPr>
           <w:p>
             <w:pPr>
               <w:pStyle w:val="Compact"/>
@@ -35458,7 +35898,11 @@
           </w:p>
         </w:tc>
         <w:tc>
-          <w:tcPr/>
+          <w:tcPr>
+            <w:tcBorders>
+              <w:bottom w:val="single" w:sz="8" w:space="0" w:color="000000"/>
+            </w:tcBorders>
+          </w:tcPr>
           <w:p>
             <w:pPr>
               <w:pStyle w:val="Compact"/>
@@ -35474,7 +35918,11 @@
           </w:p>
         </w:tc>
         <w:tc>
-          <w:tcPr/>
+          <w:tcPr>
+            <w:tcBorders>
+              <w:bottom w:val="single" w:sz="8" w:space="0" w:color="000000"/>
+            </w:tcBorders>
+          </w:tcPr>
           <w:p>
             <w:pPr>
               <w:pStyle w:val="Compact"/>
@@ -35490,7 +35938,11 @@
           </w:p>
         </w:tc>
         <w:tc>
-          <w:tcPr/>
+          <w:tcPr>
+            <w:tcBorders>
+              <w:bottom w:val="single" w:sz="8" w:space="0" w:color="000000"/>
+            </w:tcBorders>
+          </w:tcPr>
           <w:p>
             <w:pPr>
               <w:pStyle w:val="Compact"/>
@@ -38605,6 +39057,14 @@
       <w:tblPr>
         <w:tblStyle w:val="Table"/>
         <w:tblW w:type="auto" w:w="0"/>
+        <w:tblBorders>
+          <w:top w:val="single" w:sz="12" w:space="0" w:color="000000"/>
+          <w:left w:val="none" w:sz="0" w:space="0" w:color="auto"/>
+          <w:bottom w:val="single" w:sz="12" w:space="0" w:color="000000"/>
+          <w:right w:val="none" w:sz="0" w:space="0" w:color="auto"/>
+          <w:insideH w:val="none" w:sz="0" w:space="0" w:color="auto"/>
+          <w:insideV w:val="none" w:sz="0" w:space="0" w:color="auto"/>
+        </w:tblBorders>
         <w:tblLook w:firstRow="1" w:lastRow="0" w:firstColumn="0" w:lastColumn="0" w:noHBand="0" w:noVBand="0" w:val="0020"/>
       </w:tblPr>
       <w:tblGrid>
@@ -38616,7 +39076,11 @@
           <w:tblHeader w:val="on"/>
         </w:trPr>
         <w:tc>
-          <w:tcPr/>
+          <w:tcPr>
+            <w:tcBorders>
+              <w:bottom w:val="single" w:sz="8" w:space="0" w:color="000000"/>
+            </w:tcBorders>
+          </w:tcPr>
           <w:p>
             <w:pPr>
               <w:pStyle w:val="Compact"/>
@@ -38632,7 +39096,11 @@
           </w:p>
         </w:tc>
         <w:tc>
-          <w:tcPr/>
+          <w:tcPr>
+            <w:tcBorders>
+              <w:bottom w:val="single" w:sz="8" w:space="0" w:color="000000"/>
+            </w:tcBorders>
+          </w:tcPr>
           <w:p>
             <w:pPr>
               <w:pStyle w:val="Compact"/>
@@ -40326,6 +40794,14 @@
       <w:tblPr>
         <w:tblStyle w:val="Table"/>
         <w:tblW w:type="auto" w:w="0"/>
+        <w:tblBorders>
+          <w:top w:val="single" w:sz="12" w:space="0" w:color="000000"/>
+          <w:left w:val="none" w:sz="0" w:space="0" w:color="auto"/>
+          <w:bottom w:val="single" w:sz="12" w:space="0" w:color="000000"/>
+          <w:right w:val="none" w:sz="0" w:space="0" w:color="auto"/>
+          <w:insideH w:val="none" w:sz="0" w:space="0" w:color="auto"/>
+          <w:insideV w:val="none" w:sz="0" w:space="0" w:color="auto"/>
+        </w:tblBorders>
         <w:tblLook w:firstRow="1" w:lastRow="0" w:firstColumn="0" w:lastColumn="0" w:noHBand="0" w:noVBand="0" w:val="0020"/>
       </w:tblPr>
       <w:tblGrid>
@@ -40338,7 +40814,11 @@
           <w:tblHeader w:val="on"/>
         </w:trPr>
         <w:tc>
-          <w:tcPr/>
+          <w:tcPr>
+            <w:tcBorders>
+              <w:bottom w:val="single" w:sz="8" w:space="0" w:color="000000"/>
+            </w:tcBorders>
+          </w:tcPr>
           <w:p>
             <w:pPr>
               <w:pStyle w:val="Compact"/>
@@ -40354,7 +40834,11 @@
           </w:p>
         </w:tc>
         <w:tc>
-          <w:tcPr/>
+          <w:tcPr>
+            <w:tcBorders>
+              <w:bottom w:val="single" w:sz="8" w:space="0" w:color="000000"/>
+            </w:tcBorders>
+          </w:tcPr>
           <w:p>
             <w:pPr>
               <w:pStyle w:val="Compact"/>
@@ -40370,7 +40854,11 @@
           </w:p>
         </w:tc>
         <w:tc>
-          <w:tcPr/>
+          <w:tcPr>
+            <w:tcBorders>
+              <w:bottom w:val="single" w:sz="8" w:space="0" w:color="000000"/>
+            </w:tcBorders>
+          </w:tcPr>
           <w:p>
             <w:pPr>
               <w:pStyle w:val="Compact"/>
@@ -42190,6 +42678,14 @@
       <w:tblPr>
         <w:tblStyle w:val="Table"/>
         <w:tblW w:type="auto" w:w="0"/>
+        <w:tblBorders>
+          <w:top w:val="single" w:sz="12" w:space="0" w:color="000000"/>
+          <w:left w:val="none" w:sz="0" w:space="0" w:color="auto"/>
+          <w:bottom w:val="single" w:sz="12" w:space="0" w:color="000000"/>
+          <w:right w:val="none" w:sz="0" w:space="0" w:color="auto"/>
+          <w:insideH w:val="none" w:sz="0" w:space="0" w:color="auto"/>
+          <w:insideV w:val="none" w:sz="0" w:space="0" w:color="auto"/>
+        </w:tblBorders>
         <w:tblLook w:firstRow="1" w:lastRow="0" w:firstColumn="0" w:lastColumn="0" w:noHBand="0" w:noVBand="0" w:val="0020"/>
       </w:tblPr>
       <w:tblGrid>
@@ -42202,7 +42698,11 @@
           <w:tblHeader w:val="on"/>
         </w:trPr>
         <w:tc>
-          <w:tcPr/>
+          <w:tcPr>
+            <w:tcBorders>
+              <w:bottom w:val="single" w:sz="8" w:space="0" w:color="000000"/>
+            </w:tcBorders>
+          </w:tcPr>
           <w:p>
             <w:pPr>
               <w:pStyle w:val="Compact"/>
@@ -42218,7 +42718,11 @@
           </w:p>
         </w:tc>
         <w:tc>
-          <w:tcPr/>
+          <w:tcPr>
+            <w:tcBorders>
+              <w:bottom w:val="single" w:sz="8" w:space="0" w:color="000000"/>
+            </w:tcBorders>
+          </w:tcPr>
           <w:p>
             <w:pPr>
               <w:pStyle w:val="Compact"/>
@@ -42234,7 +42738,11 @@
           </w:p>
         </w:tc>
         <w:tc>
-          <w:tcPr/>
+          <w:tcPr>
+            <w:tcBorders>
+              <w:bottom w:val="single" w:sz="8" w:space="0" w:color="000000"/>
+            </w:tcBorders>
+          </w:tcPr>
           <w:p>
             <w:pPr>
               <w:pStyle w:val="Compact"/>
@@ -48808,6 +49316,14 @@
       <w:tblPr>
         <w:tblStyle w:val="Table"/>
         <w:tblW w:type="auto" w:w="0"/>
+        <w:tblBorders>
+          <w:top w:val="single" w:sz="12" w:space="0" w:color="000000"/>
+          <w:left w:val="none" w:sz="0" w:space="0" w:color="auto"/>
+          <w:bottom w:val="single" w:sz="12" w:space="0" w:color="000000"/>
+          <w:right w:val="none" w:sz="0" w:space="0" w:color="auto"/>
+          <w:insideH w:val="none" w:sz="0" w:space="0" w:color="auto"/>
+          <w:insideV w:val="none" w:sz="0" w:space="0" w:color="auto"/>
+        </w:tblBorders>
         <w:tblLook w:firstRow="1" w:lastRow="0" w:firstColumn="0" w:lastColumn="0" w:noHBand="0" w:noVBand="0" w:val="0020"/>
       </w:tblPr>
       <w:tblGrid>
@@ -48819,7 +49335,11 @@
           <w:tblHeader w:val="on"/>
         </w:trPr>
         <w:tc>
-          <w:tcPr/>
+          <w:tcPr>
+            <w:tcBorders>
+              <w:bottom w:val="single" w:sz="8" w:space="0" w:color="000000"/>
+            </w:tcBorders>
+          </w:tcPr>
           <w:p>
             <w:pPr>
               <w:pStyle w:val="Compact"/>
@@ -48835,7 +49355,11 @@
           </w:p>
         </w:tc>
         <w:tc>
-          <w:tcPr/>
+          <w:tcPr>
+            <w:tcBorders>
+              <w:bottom w:val="single" w:sz="8" w:space="0" w:color="000000"/>
+            </w:tcBorders>
+          </w:tcPr>
           <w:p>
             <w:pPr>
               <w:pStyle w:val="Compact"/>
@@ -56979,7 +57503,7 @@
     <ns0:rPr>
       <ns0:rFonts ns0:ascii="Times New Roman" ns0:cs="Times New Roman" ns0:eastAsia="SimHei" ns0:hAnsi="Times New Roman"/>
       <ns0:b/>
-      <ns0:color ns0:val="17324D"/>
+      <ns0:color ns0:val="000000"/>
       <ns0:sz ns0:val="44"/>
       <ns0:szCs ns0:val="56"/>
     </ns0:rPr>
@@ -57121,7 +57645,7 @@
     <ns0:rPr>
       <ns0:rFonts ns0:ascii="Times New Roman" ns0:cs="Times New Roman" ns0:eastAsia="SimHei" ns0:hAnsi="Times New Roman"/>
       <ns0:b/>
-      <ns0:color ns0:val="17324D"/>
+      <ns0:color ns0:val="000000"/>
       <ns0:sz ns0:val="32"/>
       <ns0:szCs ns0:val="40"/>
     </ns0:rPr>
@@ -57145,7 +57669,7 @@
     <ns0:rPr>
       <ns0:rFonts ns0:ascii="Times New Roman" ns0:cs="Times New Roman" ns0:eastAsia="SimHei" ns0:hAnsi="Times New Roman"/>
       <ns0:b/>
-      <ns0:color ns0:val="17324D"/>
+      <ns0:color ns0:val="000000"/>
       <ns0:sz ns0:val="28"/>
       <ns0:szCs ns0:val="32"/>
     </ns0:rPr>
@@ -57169,7 +57693,7 @@
     <ns0:rPr>
       <ns0:rFonts ns0:ascii="Times New Roman" ns0:cs="Times New Roman" ns0:eastAsia="SimHei" ns0:hAnsi="Times New Roman"/>
       <ns0:b/>
-      <ns0:color ns0:val="17324D"/>
+      <ns0:color ns0:val="000000"/>
       <ns0:sz ns0:val="25"/>
       <ns0:szCs ns0:val="28"/>
     </ns0:rPr>
